--- a/static/Referto_Ageing.docx
+++ b/static/Referto_Ageing.docx
@@ -6,7 +6,7 @@
       <w:pPr>
         <w:pStyle w:val="Normal"/>
         <w:spacing w:lineRule="atLeast" w:line="200"/>
-        <w:ind w:left="125" w:hanging="0"/>
+        <w:ind w:hanging="0" w:left="125"/>
         <w:rPr>
           <w:rFonts w:ascii="Times New Roman" w:hAnsi="Times New Roman" w:eastAsia="Times New Roman" w:cs="Times New Roman"/>
           <w:sz w:val="20"/>
@@ -22,7 +22,7 @@
         <mc:AlternateContent>
           <mc:Choice Requires="wps">
             <w:drawing>
-              <wp:anchor behindDoc="0" distT="1270" distB="0" distL="635" distR="635" simplePos="0" locked="0" layoutInCell="0" allowOverlap="1" relativeHeight="2">
+              <wp:anchor behindDoc="0" distT="1270" distB="0" distL="635" distR="635" simplePos="0" locked="0" layoutInCell="1" allowOverlap="1" relativeHeight="2">
                 <wp:simplePos x="0" y="0"/>
                 <wp:positionH relativeFrom="column">
                   <wp:posOffset>30480</wp:posOffset>
@@ -105,7 +105,7 @@
         <w:suppressAutoHyphens w:val="true"/>
         <w:bidi w:val="0"/>
         <w:spacing w:before="27" w:after="0"/>
-        <w:ind w:left="0" w:right="0" w:hanging="0"/>
+        <w:ind w:hanging="0" w:left="0" w:right="0"/>
         <w:jc w:val="center"/>
         <w:rPr>
           <w:rFonts w:ascii="Calibri" w:hAnsi="Calibri" w:eastAsia="Calibri" w:cs="Calibri"/>
@@ -128,7 +128,7 @@
       <w:pPr>
         <w:pStyle w:val="Normal"/>
         <w:spacing w:lineRule="atLeast" w:line="190"/>
-        <w:ind w:left="124" w:hanging="0"/>
+        <w:ind w:hanging="0" w:left="124"/>
         <w:rPr>
           <w:rFonts w:ascii="Calibri" w:hAnsi="Calibri" w:eastAsia="Calibri" w:cs="Calibri"/>
           <w:sz w:val="19"/>
@@ -144,7 +144,7 @@
         <mc:AlternateContent>
           <mc:Choice Requires="wps">
             <w:drawing>
-              <wp:anchor behindDoc="0" distT="1270" distB="0" distL="635" distR="635" simplePos="0" locked="0" layoutInCell="0" allowOverlap="1" relativeHeight="3">
+              <wp:anchor behindDoc="0" distT="1270" distB="0" distL="635" distR="635" simplePos="0" locked="0" layoutInCell="1" allowOverlap="1" relativeHeight="3">
                 <wp:simplePos x="0" y="0"/>
                 <wp:positionH relativeFrom="column">
                   <wp:posOffset>30480</wp:posOffset>
@@ -206,7 +206,7 @@
       <w:pPr>
         <w:pStyle w:val="Normal"/>
         <w:spacing w:lineRule="atLeast" w:line="190"/>
-        <w:ind w:left="124" w:hanging="0"/>
+        <w:ind w:hanging="0" w:left="124"/>
         <w:rPr>
           <w:rFonts w:ascii="Calibri" w:hAnsi="Calibri" w:eastAsia="Calibri" w:cs="Calibri"/>
           <w:sz w:val="19"/>
@@ -225,10 +225,9 @@
       <w:pPr>
         <w:pStyle w:val="Normal"/>
         <w:spacing w:lineRule="exact" w:line="349"/>
-        <w:ind w:left="108" w:hanging="0"/>
+        <w:ind w:hanging="0" w:left="108"/>
         <w:rPr>
           <w:rFonts w:ascii="Arial" w:hAnsi="Arial"/>
-          <w:b/>
           <w:b/>
           <w:spacing w:val="-1"/>
           <w:sz w:val="32"/>
@@ -282,8 +281,8 @@
       </w:tblPr>
       <w:tblGrid>
         <w:gridCol w:w="3320"/>
-        <w:gridCol w:w="3238"/>
-        <w:gridCol w:w="3612"/>
+        <w:gridCol w:w="3237"/>
+        <w:gridCol w:w="3613"/>
       </w:tblGrid>
       <w:tr>
         <w:trPr>
@@ -355,7 +354,7 @@
         </w:tc>
         <w:tc>
           <w:tcPr>
-            <w:tcW w:w="3238" w:type="dxa"/>
+            <w:tcW w:w="3237" w:type="dxa"/>
             <w:tcBorders>
               <w:top w:val="nil"/>
               <w:left w:val="nil"/>
@@ -418,7 +417,7 @@
         </w:tc>
         <w:tc>
           <w:tcPr>
-            <w:tcW w:w="3612" w:type="dxa"/>
+            <w:tcW w:w="3613" w:type="dxa"/>
             <w:tcBorders>
               <w:top w:val="nil"/>
               <w:left w:val="nil"/>
@@ -444,7 +443,7 @@
             <w:r>
               <w:rPr>
                 <w:rFonts w:eastAsia="Arial" w:cs="Arial" w:ascii="Arial" w:hAnsi="Arial"/>
-                <w:sz w:val="20"/>
+                <w:sz w:val="28"/>
                 <w:szCs w:val="28"/>
               </w:rPr>
             </w:r>
@@ -544,7 +543,7 @@
         </w:tc>
         <w:tc>
           <w:tcPr>
-            <w:tcW w:w="3238" w:type="dxa"/>
+            <w:tcW w:w="3237" w:type="dxa"/>
             <w:tcBorders>
               <w:top w:val="nil"/>
               <w:left w:val="nil"/>
@@ -606,7 +605,7 @@
         </w:tc>
         <w:tc>
           <w:tcPr>
-            <w:tcW w:w="3612" w:type="dxa"/>
+            <w:tcW w:w="3613" w:type="dxa"/>
             <w:tcBorders>
               <w:top w:val="nil"/>
               <w:left w:val="nil"/>
@@ -632,7 +631,7 @@
             <w:r>
               <w:rPr>
                 <w:rFonts w:eastAsia="Arial" w:cs="Arial" w:ascii="Arial" w:hAnsi="Arial"/>
-                <w:sz w:val="20"/>
+                <w:sz w:val="28"/>
                 <w:szCs w:val="28"/>
               </w:rPr>
             </w:r>
@@ -720,7 +719,7 @@
         </w:tc>
         <w:tc>
           <w:tcPr>
-            <w:tcW w:w="3238" w:type="dxa"/>
+            <w:tcW w:w="3237" w:type="dxa"/>
             <w:tcBorders>
               <w:top w:val="nil"/>
               <w:left w:val="nil"/>
@@ -795,7 +794,7 @@
         </w:tc>
         <w:tc>
           <w:tcPr>
-            <w:tcW w:w="3612" w:type="dxa"/>
+            <w:tcW w:w="3613" w:type="dxa"/>
             <w:tcBorders>
               <w:top w:val="nil"/>
               <w:left w:val="nil"/>
@@ -861,7 +860,7 @@
       <w:pPr>
         <w:pStyle w:val="Normal"/>
         <w:spacing w:before="72" w:after="0"/>
-        <w:ind w:left="1682" w:hanging="0"/>
+        <w:ind w:hanging="0" w:left="1682"/>
         <w:rPr>
           <w:rFonts w:ascii="Arial" w:hAnsi="Arial" w:eastAsia="Arial" w:cs="Arial"/>
           <w:lang w:val="it-IT"/>
@@ -946,7 +945,7 @@
               <w:widowControl w:val="false"/>
               <w:suppressAutoHyphens w:val="true"/>
               <w:spacing w:before="27" w:after="0"/>
-              <w:ind w:right="65" w:hanging="0"/>
+              <w:ind w:hanging="0" w:right="65"/>
               <w:jc w:val="center"/>
               <w:rPr>
                 <w:rFonts w:ascii="Arial" w:hAnsi="Arial" w:eastAsia="Arial" w:cs="Arial"/>
@@ -1094,7 +1093,7 @@
               </w:tabs>
               <w:suppressAutoHyphens w:val="true"/>
               <w:spacing w:before="27" w:after="0"/>
-              <w:ind w:right="66" w:hanging="0"/>
+              <w:ind w:hanging="0" w:right="66"/>
               <w:jc w:val="center"/>
               <w:rPr>
                 <w:rFonts w:ascii="Arial" w:hAnsi="Arial" w:eastAsia="Arial" w:cs="Arial"/>
@@ -1295,7 +1294,7 @@
               </w:tabs>
               <w:suppressAutoHyphens w:val="true"/>
               <w:spacing w:before="27" w:after="0"/>
-              <w:ind w:right="66" w:hanging="0"/>
+              <w:ind w:hanging="0" w:right="66"/>
               <w:jc w:val="center"/>
               <w:rPr>
                 <w:rFonts w:ascii="Arial" w:hAnsi="Arial" w:eastAsia="Arial" w:cs="Arial"/>
@@ -1457,7 +1456,7 @@
               </w:tabs>
               <w:suppressAutoHyphens w:val="true"/>
               <w:spacing w:before="27" w:after="0"/>
-              <w:ind w:right="66" w:hanging="0"/>
+              <w:ind w:hanging="0" w:right="66"/>
               <w:jc w:val="center"/>
               <w:rPr>
                 <w:rFonts w:ascii="Arial" w:hAnsi="Arial" w:eastAsia="Arial" w:cs="Arial"/>
@@ -1523,7 +1522,7 @@
       <w:pPr>
         <w:pStyle w:val="Normal"/>
         <w:spacing w:lineRule="atLeast" w:line="200"/>
-        <w:ind w:left="124" w:hanging="0"/>
+        <w:ind w:hanging="0" w:left="124"/>
         <w:rPr>
           <w:rFonts w:ascii="Arial" w:hAnsi="Arial" w:eastAsia="Arial" w:cs="Arial"/>
           <w:sz w:val="14"/>
@@ -1577,11 +1576,10 @@
               </w:tabs>
               <w:suppressAutoHyphens w:val="true"/>
               <w:spacing w:before="27" w:after="0"/>
-              <w:ind w:right="66" w:hanging="0"/>
+              <w:ind w:hanging="0" w:right="66"/>
               <w:jc w:val="center"/>
               <w:rPr>
                 <w:rFonts w:ascii="Arial" w:hAnsi="Arial" w:eastAsia="Arial" w:cs="Arial"/>
-                <w:b/>
                 <w:b/>
                 <w:bCs/>
                 <w:color w:val="CC2A58"/>
@@ -1626,14 +1624,14 @@
               <w:jc w:val="center"/>
               <w:rPr>
                 <w:rFonts w:ascii="Arial" w:hAnsi="Arial" w:eastAsia="Arial" w:cs="Arial"/>
-                <w:color w:val="FFFFFF" w:themeColor="background1"/>
+                <w:color w:themeColor="background1" w:val="FFFFFF"/>
                 <w:lang w:val="it-IT"/>
               </w:rPr>
             </w:pPr>
             <w:r>
               <w:rPr>
                 <w:rFonts w:eastAsia="Arial" w:cs="Arial" w:ascii="Arial" w:hAnsi="Arial"/>
-                <w:color w:val="FFFFFF" w:themeColor="background1"/>
+                <w:color w:themeColor="background1" w:val="FFFFFF"/>
                 <w:kern w:val="0"/>
                 <w:sz w:val="22"/>
                 <w:szCs w:val="22"/>
@@ -1702,11 +1700,10 @@
               </w:tabs>
               <w:suppressAutoHyphens w:val="true"/>
               <w:spacing w:before="27" w:after="0"/>
-              <w:ind w:right="66" w:hanging="0"/>
+              <w:ind w:hanging="0" w:right="66"/>
               <w:jc w:val="center"/>
               <w:rPr>
                 <w:rFonts w:ascii="Arial" w:hAnsi="Arial" w:eastAsia="Arial" w:cs="Arial"/>
-                <w:b/>
                 <w:b/>
                 <w:bCs/>
                 <w:color w:val="82CBD9"/>
@@ -1843,11 +1840,10 @@
               </w:tabs>
               <w:suppressAutoHyphens w:val="true"/>
               <w:spacing w:before="27" w:after="0"/>
-              <w:ind w:right="66" w:hanging="0"/>
+              <w:ind w:hanging="0" w:right="66"/>
               <w:jc w:val="center"/>
               <w:rPr>
                 <w:rFonts w:ascii="Arial" w:hAnsi="Arial" w:eastAsia="Arial" w:cs="Arial"/>
-                <w:b/>
                 <w:b/>
                 <w:bCs/>
                 <w:color w:val="3BA1DA"/>
@@ -1892,14 +1888,14 @@
               <w:jc w:val="center"/>
               <w:rPr>
                 <w:rFonts w:ascii="Arial" w:hAnsi="Arial" w:eastAsia="Arial" w:cs="Arial"/>
-                <w:color w:val="FFFFFF" w:themeColor="background1"/>
+                <w:color w:themeColor="background1" w:val="FFFFFF"/>
                 <w:lang w:val="it-IT"/>
               </w:rPr>
             </w:pPr>
             <w:r>
               <w:rPr>
                 <w:rFonts w:eastAsia="Arial" w:cs="Arial" w:ascii="Arial" w:hAnsi="Arial"/>
-                <w:color w:val="FFFFFF" w:themeColor="background1"/>
+                <w:color w:themeColor="background1" w:val="FFFFFF"/>
                 <w:kern w:val="0"/>
                 <w:sz w:val="22"/>
                 <w:szCs w:val="22"/>
@@ -2023,7 +2019,7 @@
       <w:pPr>
         <w:pStyle w:val="Normal"/>
         <w:spacing w:lineRule="atLeast" w:line="200"/>
-        <w:ind w:left="124" w:hanging="0"/>
+        <w:ind w:hanging="0" w:left="124"/>
         <w:rPr>
           <w:rFonts w:ascii="Arial" w:hAnsi="Arial" w:eastAsia="Arial" w:cs="Arial"/>
           <w:sz w:val="20"/>
@@ -2040,13 +2036,13 @@
     </w:p>
     <w:p>
       <w:pPr>
-        <w:pStyle w:val="TextBody"/>
+        <w:pStyle w:val="BodyText"/>
         <w:tabs>
           <w:tab w:val="clear" w:pos="720"/>
           <w:tab w:val="left" w:pos="5274" w:leader="none"/>
         </w:tabs>
         <w:spacing w:lineRule="atLeast" w:line="200"/>
-        <w:ind w:left="108" w:hanging="0"/>
+        <w:ind w:hanging="0" w:left="108"/>
         <w:rPr/>
       </w:pPr>
       <w:r>
@@ -2060,9 +2056,8 @@
       <w:pPr>
         <w:pStyle w:val="Normal"/>
         <w:spacing w:lineRule="auto" w:line="276" w:before="12" w:after="0"/>
-        <w:ind w:left="108" w:right="116" w:hanging="0"/>
-        <w:rPr>
-          <w:b/>
+        <w:ind w:hanging="0" w:left="108" w:right="116"/>
+        <w:rPr>
           <w:b/>
           <w:sz w:val="16"/>
           <w:szCs w:val="16"/>
@@ -2084,7 +2079,7 @@
       <w:pPr>
         <w:pStyle w:val="Normal"/>
         <w:spacing w:lineRule="auto" w:line="276" w:before="12" w:after="0"/>
-        <w:ind w:left="108" w:right="116" w:hanging="0"/>
+        <w:ind w:hanging="0" w:left="108" w:right="116"/>
         <w:rPr>
           <w:sz w:val="16"/>
           <w:szCs w:val="16"/>
@@ -2460,7 +2455,6 @@
         <w:rPr>
           <w:rFonts w:ascii="Calibri" w:hAnsi="Calibri" w:eastAsia="Calibri" w:cs="Calibri"/>
           <w:b/>
-          <w:b/>
           <w:bCs/>
           <w:sz w:val="18"/>
           <w:szCs w:val="18"/>
@@ -2481,18 +2475,17 @@
     <w:p>
       <w:pPr>
         <w:pStyle w:val="Heading1"/>
-        <w:ind w:left="2000" w:hanging="0"/>
-        <w:rPr>
-          <w:b w:val="false"/>
+        <w:ind w:hanging="0" w:left="2000"/>
+        <w:rPr>
           <w:b w:val="false"/>
           <w:bCs w:val="false"/>
-          <w:color w:val="F79646" w:themeColor="accent6"/>
+          <w:color w:themeColor="accent6" w:val="F79646"/>
           <w:lang w:val="it-IT"/>
         </w:rPr>
       </w:pPr>
       <w:r>
         <w:rPr>
-          <w:color w:val="F79646" w:themeColor="accent6"/>
+          <w:color w:themeColor="accent6" w:val="F79646"/>
           <w:spacing w:val="-1"/>
           <w:lang w:val="it-IT"/>
         </w:rPr>
@@ -2500,7 +2493,7 @@
       </w:r>
       <w:r>
         <w:rPr>
-          <w:color w:val="F79646" w:themeColor="accent6"/>
+          <w:color w:themeColor="accent6" w:val="F79646"/>
           <w:spacing w:val="1"/>
           <w:lang w:val="it-IT"/>
         </w:rPr>
@@ -2508,7 +2501,7 @@
       </w:r>
       <w:r>
         <w:rPr>
-          <w:color w:val="F79646" w:themeColor="accent6"/>
+          <w:color w:themeColor="accent6" w:val="F79646"/>
           <w:spacing w:val="-1"/>
           <w:lang w:val="it-IT"/>
         </w:rPr>
@@ -2516,7 +2509,7 @@
       </w:r>
       <w:r>
         <w:rPr>
-          <w:color w:val="F79646" w:themeColor="accent6"/>
+          <w:color w:themeColor="accent6" w:val="F79646"/>
           <w:spacing w:val="1"/>
           <w:lang w:val="it-IT"/>
         </w:rPr>
@@ -2524,7 +2517,7 @@
       </w:r>
       <w:r>
         <w:rPr>
-          <w:color w:val="F79646" w:themeColor="accent6"/>
+          <w:color w:themeColor="accent6" w:val="F79646"/>
           <w:spacing w:val="-1"/>
           <w:lang w:val="it-IT"/>
         </w:rPr>
@@ -2532,7 +2525,7 @@
       </w:r>
       <w:r>
         <w:rPr>
-          <w:color w:val="F79646" w:themeColor="accent6"/>
+          <w:color w:themeColor="accent6" w:val="F79646"/>
           <w:spacing w:val="1"/>
           <w:lang w:val="it-IT"/>
         </w:rPr>
@@ -2540,7 +2533,7 @@
       </w:r>
       <w:r>
         <w:rPr>
-          <w:color w:val="F79646" w:themeColor="accent6"/>
+          <w:color w:themeColor="accent6" w:val="F79646"/>
           <w:spacing w:val="-1"/>
           <w:lang w:val="it-IT"/>
         </w:rPr>
@@ -2548,7 +2541,7 @@
       </w:r>
       <w:r>
         <w:rPr>
-          <w:color w:val="F79646" w:themeColor="accent6"/>
+          <w:color w:themeColor="accent6" w:val="F79646"/>
           <w:spacing w:val="1"/>
           <w:lang w:val="it-IT"/>
         </w:rPr>
@@ -2556,7 +2549,7 @@
       </w:r>
       <w:r>
         <w:rPr>
-          <w:color w:val="F79646" w:themeColor="accent6"/>
+          <w:color w:themeColor="accent6" w:val="F79646"/>
           <w:spacing w:val="-1"/>
           <w:lang w:val="it-IT"/>
         </w:rPr>
@@ -2570,7 +2563,6 @@
         <w:rPr>
           <w:rFonts w:ascii="Arial" w:hAnsi="Arial" w:eastAsia="Arial" w:cs="Arial"/>
           <w:b/>
-          <w:b/>
           <w:bCs/>
           <w:sz w:val="20"/>
           <w:szCs w:val="20"/>
@@ -2590,9 +2582,9 @@
     </w:p>
     <w:p>
       <w:pPr>
-        <w:pStyle w:val="TextBody"/>
+        <w:pStyle w:val="BodyText"/>
         <w:spacing w:lineRule="auto" w:line="271"/>
-        <w:ind w:left="0" w:right="99" w:hanging="0"/>
+        <w:ind w:hanging="0" w:left="0" w:right="99"/>
         <w:jc w:val="both"/>
         <w:rPr>
           <w:lang w:val="it-IT"/>
@@ -3569,7 +3561,6 @@
               <w:rPr>
                 <w:rFonts w:ascii="Arial" w:hAnsi="Arial" w:eastAsia="Arial" w:cs="Arial"/>
                 <w:b/>
-                <w:b/>
                 <w:bCs/>
                 <w:lang w:val="it-IT"/>
               </w:rPr>
@@ -3604,7 +3595,6 @@
               <w:rPr>
                 <w:rFonts w:ascii="Arial" w:hAnsi="Arial" w:eastAsia="Arial" w:cs="Arial"/>
                 <w:b/>
-                <w:b/>
                 <w:bCs/>
                 <w:u w:val="single"/>
                 <w:lang w:val="it-IT"/>
@@ -3646,9 +3636,9 @@
     </w:p>
     <w:p>
       <w:pPr>
-        <w:pStyle w:val="TextBody"/>
+        <w:pStyle w:val="BodyText"/>
         <w:spacing w:before="74" w:after="0"/>
-        <w:ind w:left="0" w:hanging="0"/>
+        <w:ind w:hanging="0" w:left="0"/>
         <w:rPr>
           <w:lang w:val="it-IT"/>
         </w:rPr>
@@ -3857,17 +3847,16 @@
           </w:tcPr>
           <w:p>
             <w:pPr>
-              <w:pStyle w:val="TextBody"/>
+              <w:pStyle w:val="BodyText"/>
               <w:widowControl w:val="false"/>
               <w:suppressAutoHyphens w:val="true"/>
               <w:spacing w:before="74" w:after="0"/>
-              <w:ind w:left="0" w:hanging="0"/>
+              <w:ind w:hanging="0" w:left="0"/>
               <w:jc w:val="center"/>
               <w:rPr>
-                <w:b/>
                 <w:b/>
                 <w:bCs/>
-                <w:color w:val="FFFFFF" w:themeColor="background1"/>
+                <w:color w:themeColor="background1" w:val="FFFFFF"/>
                 <w:sz w:val="24"/>
                 <w:szCs w:val="24"/>
                 <w:lang w:val="it-IT"/>
@@ -3878,7 +3867,7 @@
                 <w:rFonts w:cs=""/>
                 <w:b/>
                 <w:bCs/>
-                <w:color w:val="FFFFFF" w:themeColor="background1"/>
+                <w:color w:themeColor="background1" w:val="FFFFFF"/>
                 <w:kern w:val="0"/>
                 <w:sz w:val="24"/>
                 <w:szCs w:val="24"/>
@@ -3897,17 +3886,16 @@
           </w:tcPr>
           <w:p>
             <w:pPr>
-              <w:pStyle w:val="TextBody"/>
+              <w:pStyle w:val="BodyText"/>
               <w:widowControl w:val="false"/>
               <w:suppressAutoHyphens w:val="true"/>
               <w:spacing w:before="74" w:after="0"/>
-              <w:ind w:left="0" w:hanging="0"/>
+              <w:ind w:hanging="0" w:left="0"/>
               <w:jc w:val="center"/>
               <w:rPr>
-                <w:b/>
                 <w:b/>
                 <w:bCs/>
-                <w:color w:val="FFFFFF" w:themeColor="background1"/>
+                <w:color w:themeColor="background1" w:val="FFFFFF"/>
                 <w:sz w:val="24"/>
                 <w:szCs w:val="24"/>
                 <w:lang w:val="it-IT"/>
@@ -3918,7 +3906,7 @@
                 <w:rFonts w:cs=""/>
                 <w:b/>
                 <w:bCs/>
-                <w:color w:val="FFFFFF" w:themeColor="background1"/>
+                <w:color w:themeColor="background1" w:val="FFFFFF"/>
                 <w:kern w:val="0"/>
                 <w:sz w:val="24"/>
                 <w:szCs w:val="24"/>
@@ -3936,17 +3924,16 @@
           </w:tcPr>
           <w:p>
             <w:pPr>
-              <w:pStyle w:val="TextBody"/>
+              <w:pStyle w:val="BodyText"/>
               <w:widowControl w:val="false"/>
               <w:suppressAutoHyphens w:val="true"/>
               <w:spacing w:before="74" w:after="0"/>
-              <w:ind w:left="0" w:hanging="0"/>
+              <w:ind w:hanging="0" w:left="0"/>
               <w:jc w:val="center"/>
               <w:rPr>
-                <w:b/>
                 <w:b/>
                 <w:bCs/>
-                <w:color w:val="FFFFFF" w:themeColor="background1"/>
+                <w:color w:themeColor="background1" w:val="FFFFFF"/>
                 <w:sz w:val="24"/>
                 <w:szCs w:val="24"/>
                 <w:lang w:val="it-IT"/>
@@ -3957,7 +3944,7 @@
                 <w:rFonts w:cs=""/>
                 <w:b/>
                 <w:bCs/>
-                <w:color w:val="FFFFFF" w:themeColor="background1"/>
+                <w:color w:themeColor="background1" w:val="FFFFFF"/>
                 <w:kern w:val="0"/>
                 <w:sz w:val="24"/>
                 <w:szCs w:val="24"/>
@@ -3979,11 +3966,11 @@
           </w:tcPr>
           <w:p>
             <w:pPr>
-              <w:pStyle w:val="TextBody"/>
+              <w:pStyle w:val="BodyText"/>
               <w:widowControl w:val="false"/>
               <w:suppressAutoHyphens w:val="true"/>
               <w:spacing w:before="74" w:after="0"/>
-              <w:ind w:left="0" w:hanging="0"/>
+              <w:ind w:hanging="0" w:left="0"/>
               <w:jc w:val="center"/>
               <w:rPr>
                 <w:lang w:val="it-IT"/>
@@ -4003,14 +3990,13 @@
           </w:tcPr>
           <w:p>
             <w:pPr>
-              <w:pStyle w:val="TextBody"/>
+              <w:pStyle w:val="BodyText"/>
               <w:widowControl w:val="false"/>
               <w:suppressAutoHyphens w:val="true"/>
               <w:spacing w:before="74" w:after="0"/>
-              <w:ind w:left="0" w:hanging="0"/>
+              <w:ind w:hanging="0" w:left="0"/>
               <w:jc w:val="center"/>
               <w:rPr>
-                <w:b/>
                 <w:b/>
                 <w:bCs/>
                 <w:sz w:val="22"/>
@@ -4039,14 +4025,13 @@
           </w:tcPr>
           <w:p>
             <w:pPr>
-              <w:pStyle w:val="TextBody"/>
+              <w:pStyle w:val="BodyText"/>
               <w:widowControl w:val="false"/>
               <w:suppressAutoHyphens w:val="true"/>
               <w:spacing w:before="74" w:after="0"/>
-              <w:ind w:left="0" w:hanging="0"/>
+              <w:ind w:hanging="0" w:left="0"/>
               <w:jc w:val="center"/>
               <w:rPr>
-                <w:b/>
                 <w:b/>
                 <w:bCs/>
                 <w:sz w:val="22"/>
@@ -4075,11 +4060,11 @@
           </w:tcPr>
           <w:p>
             <w:pPr>
-              <w:pStyle w:val="TextBody"/>
+              <w:pStyle w:val="BodyText"/>
               <w:widowControl w:val="false"/>
               <w:suppressAutoHyphens w:val="true"/>
               <w:spacing w:before="74" w:after="0"/>
-              <w:ind w:left="0" w:hanging="0"/>
+              <w:ind w:hanging="0" w:left="0"/>
               <w:jc w:val="center"/>
               <w:rPr>
                 <w:lang w:val="it-IT"/>
@@ -4119,35 +4104,38 @@
       <w:pPr>
         <w:pStyle w:val="Heading1"/>
         <w:spacing w:before="0" w:after="0"/>
-        <w:ind w:left="2130" w:hanging="0"/>
-        <w:rPr>
-          <w:b w:val="false"/>
+        <w:ind w:hanging="0" w:left="2130"/>
+        <w:rPr>
           <w:b w:val="false"/>
           <w:bCs w:val="false"/>
-          <w:color w:val="F79646" w:themeColor="accent6"/>
+          <w:color w:themeColor="accent6" w:val="F79646"/>
           <w:lang w:val="it-IT"/>
         </w:rPr>
       </w:pPr>
       <w:r>
-        <w:rPr/>
+        <w:rPr>
+          <w:b w:val="false"/>
+          <w:bCs w:val="false"/>
+          <w:color w:themeColor="accent6" w:val="F79646"/>
+          <w:lang w:val="it-IT"/>
+        </w:rPr>
       </w:r>
     </w:p>
     <w:p>
       <w:pPr>
         <w:pStyle w:val="Heading1"/>
         <w:spacing w:before="0" w:after="0"/>
-        <w:ind w:left="2130" w:hanging="0"/>
-        <w:rPr>
-          <w:b w:val="false"/>
+        <w:ind w:hanging="0" w:left="2130"/>
+        <w:rPr>
           <w:b w:val="false"/>
           <w:bCs w:val="false"/>
-          <w:color w:val="F79646" w:themeColor="accent6"/>
+          <w:color w:themeColor="accent6" w:val="F79646"/>
           <w:lang w:val="it-IT"/>
         </w:rPr>
       </w:pPr>
       <w:r>
         <w:rPr>
-          <w:color w:val="F79646" w:themeColor="accent6"/>
+          <w:color w:themeColor="accent6" w:val="F79646"/>
           <w:spacing w:val="-1"/>
           <w:lang w:val="it-IT"/>
         </w:rPr>
@@ -4155,7 +4143,7 @@
       </w:r>
       <w:r>
         <w:rPr>
-          <w:color w:val="F79646" w:themeColor="accent6"/>
+          <w:color w:themeColor="accent6" w:val="F79646"/>
           <w:spacing w:val="1"/>
           <w:lang w:val="it-IT"/>
         </w:rPr>
@@ -4163,7 +4151,7 @@
       </w:r>
       <w:r>
         <w:rPr>
-          <w:color w:val="F79646" w:themeColor="accent6"/>
+          <w:color w:themeColor="accent6" w:val="F79646"/>
           <w:spacing w:val="-1"/>
           <w:lang w:val="it-IT"/>
         </w:rPr>
@@ -4171,7 +4159,7 @@
       </w:r>
       <w:r>
         <w:rPr>
-          <w:color w:val="F79646" w:themeColor="accent6"/>
+          <w:color w:themeColor="accent6" w:val="F79646"/>
           <w:spacing w:val="1"/>
           <w:lang w:val="it-IT"/>
         </w:rPr>
@@ -4179,7 +4167,7 @@
       </w:r>
       <w:r>
         <w:rPr>
-          <w:color w:val="F79646" w:themeColor="accent6"/>
+          <w:color w:themeColor="accent6" w:val="F79646"/>
           <w:spacing w:val="-1"/>
           <w:lang w:val="it-IT"/>
         </w:rPr>
@@ -4187,7 +4175,7 @@
       </w:r>
       <w:r>
         <w:rPr>
-          <w:color w:val="F79646" w:themeColor="accent6"/>
+          <w:color w:themeColor="accent6" w:val="F79646"/>
           <w:spacing w:val="1"/>
           <w:lang w:val="it-IT"/>
         </w:rPr>
@@ -4195,7 +4183,7 @@
       </w:r>
       <w:r>
         <w:rPr>
-          <w:color w:val="F79646" w:themeColor="accent6"/>
+          <w:color w:themeColor="accent6" w:val="F79646"/>
           <w:spacing w:val="-1"/>
           <w:lang w:val="it-IT"/>
         </w:rPr>
@@ -4203,14 +4191,14 @@
       </w:r>
       <w:r>
         <w:rPr>
-          <w:color w:val="F79646" w:themeColor="accent6"/>
-          <w:lang w:val="it-IT"/>
-        </w:rPr>
-        <w:t xml:space="preserve"> </w:t>
-      </w:r>
-      <w:r>
-        <w:rPr>
-          <w:color w:val="F79646" w:themeColor="accent6"/>
+          <w:color w:themeColor="accent6" w:val="F79646"/>
+          <w:lang w:val="it-IT"/>
+        </w:rPr>
+        <w:t xml:space="preserve"> </w:t>
+      </w:r>
+      <w:r>
+        <w:rPr>
+          <w:color w:themeColor="accent6" w:val="F79646"/>
           <w:spacing w:val="-1"/>
           <w:lang w:val="it-IT"/>
         </w:rPr>
@@ -4218,7 +4206,7 @@
       </w:r>
       <w:r>
         <w:rPr>
-          <w:color w:val="F79646" w:themeColor="accent6"/>
+          <w:color w:themeColor="accent6" w:val="F79646"/>
           <w:spacing w:val="1"/>
           <w:lang w:val="it-IT"/>
         </w:rPr>
@@ -4226,7 +4214,7 @@
       </w:r>
       <w:r>
         <w:rPr>
-          <w:color w:val="F79646" w:themeColor="accent6"/>
+          <w:color w:themeColor="accent6" w:val="F79646"/>
           <w:spacing w:val="-1"/>
           <w:lang w:val="it-IT"/>
         </w:rPr>
@@ -4234,7 +4222,7 @@
       </w:r>
       <w:r>
         <w:rPr>
-          <w:color w:val="F79646" w:themeColor="accent6"/>
+          <w:color w:themeColor="accent6" w:val="F79646"/>
           <w:spacing w:val="1"/>
           <w:lang w:val="it-IT"/>
         </w:rPr>
@@ -4242,7 +4230,7 @@
       </w:r>
       <w:r>
         <w:rPr>
-          <w:color w:val="F79646" w:themeColor="accent6"/>
+          <w:color w:themeColor="accent6" w:val="F79646"/>
           <w:lang w:val="it-IT"/>
         </w:rPr>
         <w:t>2</w:t>
@@ -4255,7 +4243,6 @@
         <w:rPr>
           <w:rFonts w:ascii="Arial" w:hAnsi="Arial" w:eastAsia="Arial" w:cs="Arial"/>
           <w:b/>
-          <w:b/>
           <w:bCs/>
           <w:sz w:val="20"/>
           <w:szCs w:val="20"/>
@@ -4275,9 +4262,9 @@
     </w:p>
     <w:p>
       <w:pPr>
-        <w:pStyle w:val="TextBody"/>
+        <w:pStyle w:val="BodyText"/>
         <w:spacing w:lineRule="auto" w:line="271"/>
-        <w:ind w:left="0" w:right="117" w:hanging="0"/>
+        <w:ind w:hanging="0" w:left="0" w:right="117"/>
         <w:jc w:val="both"/>
         <w:rPr>
           <w:lang w:val="it-IT"/>
@@ -5177,7 +5164,7 @@
       <w:pPr>
         <w:pStyle w:val="Normal"/>
         <w:spacing w:lineRule="auto" w:line="288"/>
-        <w:ind w:right="119" w:hanging="0"/>
+        <w:ind w:hanging="0" w:right="119"/>
         <w:jc w:val="both"/>
         <w:rPr>
           <w:rFonts w:ascii="Arial" w:hAnsi="Arial" w:eastAsia="Arial" w:cs="Arial"/>
@@ -5434,7 +5421,6 @@
               <w:rPr>
                 <w:rFonts w:ascii="Arial" w:hAnsi="Arial" w:eastAsia="Arial" w:cs="Arial"/>
                 <w:b/>
-                <w:b/>
                 <w:bCs/>
                 <w:lang w:val="it-IT"/>
               </w:rPr>
@@ -5469,7 +5455,6 @@
               <w:rPr>
                 <w:rFonts w:ascii="Arial" w:hAnsi="Arial" w:eastAsia="Arial" w:cs="Arial"/>
                 <w:b/>
-                <w:b/>
                 <w:bCs/>
                 <w:lang w:val="it-IT"/>
               </w:rPr>
@@ -5494,7 +5479,7 @@
       <w:pPr>
         <w:pStyle w:val="Normal"/>
         <w:spacing w:lineRule="atLeast" w:line="200"/>
-        <w:ind w:left="125" w:hanging="0"/>
+        <w:ind w:hanging="0" w:left="125"/>
         <w:rPr>
           <w:rFonts w:ascii="Arial" w:hAnsi="Arial" w:eastAsia="Arial" w:cs="Arial"/>
           <w:sz w:val="20"/>
@@ -5529,9 +5514,9 @@
     </w:p>
     <w:p>
       <w:pPr>
-        <w:pStyle w:val="TextBody"/>
+        <w:pStyle w:val="BodyText"/>
         <w:spacing w:before="74" w:after="0"/>
-        <w:ind w:left="0" w:hanging="0"/>
+        <w:ind w:hanging="0" w:left="0"/>
         <w:rPr>
           <w:lang w:val="it-IT"/>
         </w:rPr>
@@ -5722,17 +5707,16 @@
           </w:tcPr>
           <w:p>
             <w:pPr>
-              <w:pStyle w:val="TextBody"/>
+              <w:pStyle w:val="BodyText"/>
               <w:widowControl w:val="false"/>
               <w:suppressAutoHyphens w:val="true"/>
               <w:spacing w:before="74" w:after="0"/>
-              <w:ind w:left="0" w:hanging="0"/>
+              <w:ind w:hanging="0" w:left="0"/>
               <w:jc w:val="center"/>
               <w:rPr>
-                <w:b/>
                 <w:b/>
                 <w:bCs/>
-                <w:color w:val="FFFFFF" w:themeColor="background1"/>
+                <w:color w:themeColor="background1" w:val="FFFFFF"/>
                 <w:sz w:val="24"/>
                 <w:szCs w:val="24"/>
                 <w:lang w:val="it-IT"/>
@@ -5743,7 +5727,7 @@
                 <w:rFonts w:cs=""/>
                 <w:b/>
                 <w:bCs/>
-                <w:color w:val="FFFFFF" w:themeColor="background1"/>
+                <w:color w:themeColor="background1" w:val="FFFFFF"/>
                 <w:kern w:val="0"/>
                 <w:sz w:val="24"/>
                 <w:szCs w:val="24"/>
@@ -5762,17 +5746,16 @@
           </w:tcPr>
           <w:p>
             <w:pPr>
-              <w:pStyle w:val="TextBody"/>
+              <w:pStyle w:val="BodyText"/>
               <w:widowControl w:val="false"/>
               <w:suppressAutoHyphens w:val="true"/>
               <w:spacing w:before="74" w:after="0"/>
-              <w:ind w:left="0" w:hanging="0"/>
+              <w:ind w:hanging="0" w:left="0"/>
               <w:jc w:val="center"/>
               <w:rPr>
-                <w:b/>
                 <w:b/>
                 <w:bCs/>
-                <w:color w:val="FFFFFF" w:themeColor="background1"/>
+                <w:color w:themeColor="background1" w:val="FFFFFF"/>
                 <w:sz w:val="24"/>
                 <w:szCs w:val="24"/>
                 <w:lang w:val="it-IT"/>
@@ -5783,7 +5766,7 @@
                 <w:rFonts w:cs=""/>
                 <w:b/>
                 <w:bCs/>
-                <w:color w:val="FFFFFF" w:themeColor="background1"/>
+                <w:color w:themeColor="background1" w:val="FFFFFF"/>
                 <w:kern w:val="0"/>
                 <w:sz w:val="24"/>
                 <w:szCs w:val="24"/>
@@ -5801,17 +5784,16 @@
           </w:tcPr>
           <w:p>
             <w:pPr>
-              <w:pStyle w:val="TextBody"/>
+              <w:pStyle w:val="BodyText"/>
               <w:widowControl w:val="false"/>
               <w:suppressAutoHyphens w:val="true"/>
               <w:spacing w:before="74" w:after="0"/>
-              <w:ind w:left="0" w:hanging="0"/>
+              <w:ind w:hanging="0" w:left="0"/>
               <w:jc w:val="center"/>
               <w:rPr>
-                <w:b/>
                 <w:b/>
                 <w:bCs/>
-                <w:color w:val="FFFFFF" w:themeColor="background1"/>
+                <w:color w:themeColor="background1" w:val="FFFFFF"/>
                 <w:sz w:val="24"/>
                 <w:szCs w:val="24"/>
                 <w:lang w:val="it-IT"/>
@@ -5822,7 +5804,7 @@
                 <w:rFonts w:cs=""/>
                 <w:b/>
                 <w:bCs/>
-                <w:color w:val="FFFFFF" w:themeColor="background1"/>
+                <w:color w:themeColor="background1" w:val="FFFFFF"/>
                 <w:kern w:val="0"/>
                 <w:sz w:val="24"/>
                 <w:szCs w:val="24"/>
@@ -5844,11 +5826,11 @@
           </w:tcPr>
           <w:p>
             <w:pPr>
-              <w:pStyle w:val="TextBody"/>
+              <w:pStyle w:val="BodyText"/>
               <w:widowControl w:val="false"/>
               <w:suppressAutoHyphens w:val="true"/>
               <w:spacing w:before="74" w:after="0"/>
-              <w:ind w:left="0" w:hanging="0"/>
+              <w:ind w:hanging="0" w:left="0"/>
               <w:jc w:val="center"/>
               <w:rPr>
                 <w:lang w:val="it-IT"/>
@@ -5868,14 +5850,13 @@
           </w:tcPr>
           <w:p>
             <w:pPr>
-              <w:pStyle w:val="TextBody"/>
+              <w:pStyle w:val="BodyText"/>
               <w:widowControl w:val="false"/>
               <w:suppressAutoHyphens w:val="true"/>
               <w:spacing w:before="74" w:after="0"/>
-              <w:ind w:left="0" w:hanging="0"/>
+              <w:ind w:hanging="0" w:left="0"/>
               <w:jc w:val="center"/>
               <w:rPr>
-                <w:b/>
                 <w:b/>
                 <w:bCs/>
                 <w:sz w:val="22"/>
@@ -5904,14 +5885,13 @@
           </w:tcPr>
           <w:p>
             <w:pPr>
-              <w:pStyle w:val="TextBody"/>
+              <w:pStyle w:val="BodyText"/>
               <w:widowControl w:val="false"/>
               <w:suppressAutoHyphens w:val="true"/>
               <w:spacing w:before="74" w:after="0"/>
-              <w:ind w:left="0" w:hanging="0"/>
+              <w:ind w:hanging="0" w:left="0"/>
               <w:jc w:val="center"/>
               <w:rPr>
-                <w:b/>
                 <w:b/>
                 <w:bCs/>
                 <w:sz w:val="22"/>
@@ -5940,11 +5920,11 @@
           </w:tcPr>
           <w:p>
             <w:pPr>
-              <w:pStyle w:val="TextBody"/>
+              <w:pStyle w:val="BodyText"/>
               <w:widowControl w:val="false"/>
               <w:suppressAutoHyphens w:val="true"/>
               <w:spacing w:before="74" w:after="0"/>
-              <w:ind w:left="0" w:hanging="0"/>
+              <w:ind w:hanging="0" w:left="0"/>
               <w:jc w:val="center"/>
               <w:rPr>
                 <w:lang w:val="it-IT"/>
@@ -5984,89 +5964,91 @@
       <w:pPr>
         <w:pStyle w:val="Heading1"/>
         <w:spacing w:before="0" w:after="0"/>
-        <w:ind w:left="1152" w:hanging="0"/>
-        <w:rPr>
-          <w:b w:val="false"/>
+        <w:ind w:hanging="0" w:left="1152"/>
+        <w:rPr>
           <w:b w:val="false"/>
           <w:bCs w:val="false"/>
-          <w:color w:val="F79646" w:themeColor="accent6"/>
+          <w:color w:themeColor="accent6" w:val="F79646"/>
         </w:rPr>
       </w:pPr>
       <w:r>
-        <w:rPr/>
+        <w:rPr>
+          <w:b w:val="false"/>
+          <w:bCs w:val="false"/>
+          <w:color w:themeColor="accent6" w:val="F79646"/>
+        </w:rPr>
       </w:r>
     </w:p>
     <w:p>
       <w:pPr>
         <w:pStyle w:val="Heading1"/>
         <w:spacing w:before="0" w:after="0"/>
-        <w:ind w:left="1152" w:hanging="0"/>
-        <w:rPr>
-          <w:b w:val="false"/>
+        <w:ind w:hanging="0" w:left="1152"/>
+        <w:rPr>
           <w:b w:val="false"/>
           <w:bCs w:val="false"/>
-          <w:color w:val="F79646" w:themeColor="accent6"/>
+          <w:color w:themeColor="accent6" w:val="F79646"/>
         </w:rPr>
       </w:pPr>
       <w:r>
         <w:rPr>
-          <w:color w:val="F79646" w:themeColor="accent6"/>
+          <w:color w:themeColor="accent6" w:val="F79646"/>
           <w:spacing w:val="-1"/>
         </w:rPr>
         <w:t>PREDISPOSIZIONE</w:t>
       </w:r>
       <w:r>
         <w:rPr>
-          <w:color w:val="F79646" w:themeColor="accent6"/>
+          <w:color w:themeColor="accent6" w:val="F79646"/>
           <w:spacing w:val="1"/>
         </w:rPr>
         <w:t xml:space="preserve"> </w:t>
       </w:r>
       <w:r>
         <w:rPr>
-          <w:color w:val="F79646" w:themeColor="accent6"/>
+          <w:color w:themeColor="accent6" w:val="F79646"/>
           <w:spacing w:val="-1"/>
         </w:rPr>
         <w:t>GENETICA</w:t>
       </w:r>
       <w:r>
         <w:rPr>
-          <w:color w:val="F79646" w:themeColor="accent6"/>
+          <w:color w:themeColor="accent6" w:val="F79646"/>
           <w:spacing w:val="1"/>
         </w:rPr>
         <w:t xml:space="preserve"> </w:t>
       </w:r>
       <w:r>
         <w:rPr>
-          <w:color w:val="F79646" w:themeColor="accent6"/>
+          <w:color w:themeColor="accent6" w:val="F79646"/>
           <w:spacing w:val="-1"/>
         </w:rPr>
         <w:t>ALLE</w:t>
       </w:r>
       <w:r>
         <w:rPr>
-          <w:color w:val="F79646" w:themeColor="accent6"/>
+          <w:color w:themeColor="accent6" w:val="F79646"/>
           <w:spacing w:val="1"/>
         </w:rPr>
         <w:t xml:space="preserve"> </w:t>
       </w:r>
       <w:r>
         <w:rPr>
-          <w:color w:val="F79646" w:themeColor="accent6"/>
+          <w:color w:themeColor="accent6" w:val="F79646"/>
           <w:spacing w:val="-1"/>
         </w:rPr>
         <w:t>PATOLOGIE</w:t>
       </w:r>
       <w:r>
         <w:rPr>
-          <w:color w:val="F79646" w:themeColor="accent6"/>
+          <w:color w:themeColor="accent6" w:val="F79646"/>
           <w:spacing w:val="2"/>
         </w:rPr>
         <w:t xml:space="preserve"> </w:t>
       </w:r>
       <w:r>
         <w:rPr>
-          <w:color w:val="F79646" w:themeColor="accent6"/>
+          <w:color w:themeColor="accent6" w:val="F79646"/>
           <w:spacing w:val="-1"/>
         </w:rPr>
         <w:t>CARDIOVASCOLARI</w:t>
@@ -6079,7 +6061,6 @@
         <w:rPr>
           <w:rFonts w:ascii="Arial" w:hAnsi="Arial" w:eastAsia="Arial" w:cs="Arial"/>
           <w:b/>
-          <w:b/>
           <w:bCs/>
           <w:sz w:val="20"/>
           <w:szCs w:val="20"/>
@@ -6097,9 +6078,9 @@
     </w:p>
     <w:p>
       <w:pPr>
-        <w:pStyle w:val="TextBody"/>
+        <w:pStyle w:val="BodyText"/>
         <w:spacing w:lineRule="auto" w:line="271"/>
-        <w:ind w:left="0" w:right="117" w:hanging="0"/>
+        <w:ind w:hanging="0" w:left="0" w:right="117"/>
         <w:jc w:val="both"/>
         <w:rPr>
           <w:lang w:val="it-IT"/>
@@ -6977,7 +6958,6 @@
               <w:rPr>
                 <w:rFonts w:ascii="Arial" w:hAnsi="Arial" w:eastAsia="Arial" w:cs="Arial"/>
                 <w:b/>
-                <w:b/>
                 <w:bCs/>
                 <w:lang w:val="it-IT"/>
               </w:rPr>
@@ -7012,7 +6992,6 @@
               <w:rPr>
                 <w:rFonts w:ascii="Arial" w:hAnsi="Arial" w:eastAsia="Arial" w:cs="Arial"/>
                 <w:b/>
-                <w:b/>
                 <w:bCs/>
                 <w:lang w:val="it-IT"/>
               </w:rPr>
@@ -7037,7 +7016,7 @@
       <w:pPr>
         <w:pStyle w:val="Normal"/>
         <w:spacing w:lineRule="atLeast" w:line="200"/>
-        <w:ind w:left="125" w:hanging="0"/>
+        <w:ind w:hanging="0" w:left="125"/>
         <w:rPr>
           <w:rFonts w:ascii="Arial" w:hAnsi="Arial" w:eastAsia="Arial" w:cs="Arial"/>
           <w:sz w:val="20"/>
@@ -7072,9 +7051,9 @@
     </w:p>
     <w:p>
       <w:pPr>
-        <w:pStyle w:val="TextBody"/>
+        <w:pStyle w:val="BodyText"/>
         <w:spacing w:before="74" w:after="0"/>
-        <w:ind w:left="0" w:hanging="0"/>
+        <w:ind w:hanging="0" w:left="0"/>
         <w:rPr>
           <w:lang w:val="it-IT"/>
         </w:rPr>
@@ -7265,17 +7244,16 @@
           </w:tcPr>
           <w:p>
             <w:pPr>
-              <w:pStyle w:val="TextBody"/>
+              <w:pStyle w:val="BodyText"/>
               <w:widowControl w:val="false"/>
               <w:suppressAutoHyphens w:val="true"/>
               <w:spacing w:before="74" w:after="0"/>
-              <w:ind w:left="0" w:hanging="0"/>
+              <w:ind w:hanging="0" w:left="0"/>
               <w:jc w:val="center"/>
               <w:rPr>
-                <w:b/>
                 <w:b/>
                 <w:bCs/>
-                <w:color w:val="FFFFFF" w:themeColor="background1"/>
+                <w:color w:themeColor="background1" w:val="FFFFFF"/>
                 <w:sz w:val="24"/>
                 <w:szCs w:val="24"/>
                 <w:lang w:val="it-IT"/>
@@ -7286,7 +7264,7 @@
                 <w:rFonts w:cs=""/>
                 <w:b/>
                 <w:bCs/>
-                <w:color w:val="FFFFFF" w:themeColor="background1"/>
+                <w:color w:themeColor="background1" w:val="FFFFFF"/>
                 <w:kern w:val="0"/>
                 <w:sz w:val="24"/>
                 <w:szCs w:val="24"/>
@@ -7305,17 +7283,16 @@
           </w:tcPr>
           <w:p>
             <w:pPr>
-              <w:pStyle w:val="TextBody"/>
+              <w:pStyle w:val="BodyText"/>
               <w:widowControl w:val="false"/>
               <w:suppressAutoHyphens w:val="true"/>
               <w:spacing w:before="74" w:after="0"/>
-              <w:ind w:left="0" w:hanging="0"/>
+              <w:ind w:hanging="0" w:left="0"/>
               <w:jc w:val="center"/>
               <w:rPr>
-                <w:b/>
                 <w:b/>
                 <w:bCs/>
-                <w:color w:val="FFFFFF" w:themeColor="background1"/>
+                <w:color w:themeColor="background1" w:val="FFFFFF"/>
                 <w:sz w:val="24"/>
                 <w:szCs w:val="24"/>
                 <w:lang w:val="it-IT"/>
@@ -7326,7 +7303,7 @@
                 <w:rFonts w:cs=""/>
                 <w:b/>
                 <w:bCs/>
-                <w:color w:val="FFFFFF" w:themeColor="background1"/>
+                <w:color w:themeColor="background1" w:val="FFFFFF"/>
                 <w:kern w:val="0"/>
                 <w:sz w:val="24"/>
                 <w:szCs w:val="24"/>
@@ -7344,17 +7321,16 @@
           </w:tcPr>
           <w:p>
             <w:pPr>
-              <w:pStyle w:val="TextBody"/>
+              <w:pStyle w:val="BodyText"/>
               <w:widowControl w:val="false"/>
               <w:suppressAutoHyphens w:val="true"/>
               <w:spacing w:before="74" w:after="0"/>
-              <w:ind w:left="0" w:hanging="0"/>
+              <w:ind w:hanging="0" w:left="0"/>
               <w:jc w:val="center"/>
               <w:rPr>
-                <w:b/>
                 <w:b/>
                 <w:bCs/>
-                <w:color w:val="FFFFFF" w:themeColor="background1"/>
+                <w:color w:themeColor="background1" w:val="FFFFFF"/>
                 <w:sz w:val="24"/>
                 <w:szCs w:val="24"/>
                 <w:lang w:val="it-IT"/>
@@ -7365,7 +7341,7 @@
                 <w:rFonts w:cs=""/>
                 <w:b/>
                 <w:bCs/>
-                <w:color w:val="FFFFFF" w:themeColor="background1"/>
+                <w:color w:themeColor="background1" w:val="FFFFFF"/>
                 <w:kern w:val="0"/>
                 <w:sz w:val="24"/>
                 <w:szCs w:val="24"/>
@@ -7387,11 +7363,11 @@
           </w:tcPr>
           <w:p>
             <w:pPr>
-              <w:pStyle w:val="TextBody"/>
+              <w:pStyle w:val="BodyText"/>
               <w:widowControl w:val="false"/>
               <w:suppressAutoHyphens w:val="true"/>
               <w:spacing w:before="74" w:after="0"/>
-              <w:ind w:left="0" w:hanging="0"/>
+              <w:ind w:hanging="0" w:left="0"/>
               <w:jc w:val="center"/>
               <w:rPr>
                 <w:lang w:val="it-IT"/>
@@ -7411,14 +7387,13 @@
           </w:tcPr>
           <w:p>
             <w:pPr>
-              <w:pStyle w:val="TextBody"/>
+              <w:pStyle w:val="BodyText"/>
               <w:widowControl w:val="false"/>
               <w:suppressAutoHyphens w:val="true"/>
               <w:spacing w:before="74" w:after="0"/>
-              <w:ind w:left="0" w:hanging="0"/>
+              <w:ind w:hanging="0" w:left="0"/>
               <w:jc w:val="center"/>
               <w:rPr>
-                <w:b/>
                 <w:b/>
                 <w:bCs/>
                 <w:sz w:val="22"/>
@@ -7447,14 +7422,13 @@
           </w:tcPr>
           <w:p>
             <w:pPr>
-              <w:pStyle w:val="TextBody"/>
+              <w:pStyle w:val="BodyText"/>
               <w:widowControl w:val="false"/>
               <w:suppressAutoHyphens w:val="true"/>
               <w:spacing w:before="74" w:after="0"/>
-              <w:ind w:left="0" w:hanging="0"/>
+              <w:ind w:hanging="0" w:left="0"/>
               <w:jc w:val="center"/>
               <w:rPr>
-                <w:b/>
                 <w:b/>
                 <w:bCs/>
                 <w:sz w:val="22"/>
@@ -7483,11 +7457,11 @@
           </w:tcPr>
           <w:p>
             <w:pPr>
-              <w:pStyle w:val="TextBody"/>
+              <w:pStyle w:val="BodyText"/>
               <w:widowControl w:val="false"/>
               <w:suppressAutoHyphens w:val="true"/>
               <w:spacing w:before="74" w:after="0"/>
-              <w:ind w:left="0" w:hanging="0"/>
+              <w:ind w:hanging="0" w:left="0"/>
               <w:jc w:val="center"/>
               <w:rPr>
                 <w:lang w:val="it-IT"/>
@@ -7552,9 +7526,9 @@
         <w:tblLook w:val="04a0" w:noHBand="0" w:noVBand="1" w:firstColumn="1" w:lastRow="0" w:lastColumn="0" w:firstRow="1"/>
       </w:tblPr>
       <w:tblGrid>
-        <w:gridCol w:w="1619"/>
+        <w:gridCol w:w="1618"/>
         <w:gridCol w:w="2322"/>
-        <w:gridCol w:w="1621"/>
+        <w:gridCol w:w="1622"/>
         <w:gridCol w:w="2355"/>
         <w:gridCol w:w="2614"/>
       </w:tblGrid>
@@ -7564,7 +7538,7 @@
         </w:trPr>
         <w:tc>
           <w:tcPr>
-            <w:tcW w:w="1619" w:type="dxa"/>
+            <w:tcW w:w="1618" w:type="dxa"/>
             <w:tcBorders>
               <w:right w:val="nil"/>
             </w:tcBorders>
@@ -7572,17 +7546,16 @@
           </w:tcPr>
           <w:p>
             <w:pPr>
-              <w:pStyle w:val="TextBody"/>
+              <w:pStyle w:val="BodyText"/>
               <w:widowControl w:val="false"/>
               <w:suppressAutoHyphens w:val="true"/>
               <w:spacing w:before="74" w:after="0"/>
-              <w:ind w:left="0" w:hanging="0"/>
+              <w:ind w:hanging="0" w:left="0"/>
               <w:jc w:val="center"/>
               <w:rPr>
-                <w:b/>
                 <w:b/>
                 <w:bCs/>
-                <w:color w:val="FFFFFF" w:themeColor="background1"/>
+                <w:color w:themeColor="background1" w:val="FFFFFF"/>
                 <w:sz w:val="24"/>
                 <w:szCs w:val="24"/>
                 <w:lang w:val="it-IT"/>
@@ -7593,7 +7566,7 @@
                 <w:rFonts w:cs=""/>
                 <w:b/>
                 <w:bCs/>
-                <w:color w:val="FFFFFF" w:themeColor="background1"/>
+                <w:color w:themeColor="background1" w:val="FFFFFF"/>
                 <w:kern w:val="0"/>
                 <w:sz w:val="24"/>
                 <w:szCs w:val="24"/>
@@ -7611,17 +7584,16 @@
           </w:tcPr>
           <w:p>
             <w:pPr>
-              <w:pStyle w:val="TextBody"/>
+              <w:pStyle w:val="BodyText"/>
               <w:widowControl w:val="false"/>
               <w:suppressAutoHyphens w:val="true"/>
               <w:spacing w:before="74" w:after="0"/>
-              <w:ind w:left="0" w:hanging="0"/>
+              <w:ind w:hanging="0" w:left="0"/>
               <w:jc w:val="center"/>
               <w:rPr>
-                <w:b/>
                 <w:b/>
                 <w:bCs/>
-                <w:color w:val="FFFFFF" w:themeColor="background1"/>
+                <w:color w:themeColor="background1" w:val="FFFFFF"/>
                 <w:sz w:val="24"/>
                 <w:szCs w:val="24"/>
                 <w:lang w:val="it-IT"/>
@@ -7631,7 +7603,7 @@
               <w:rPr>
                 <w:b/>
                 <w:bCs/>
-                <w:color w:val="FFFFFF" w:themeColor="background1"/>
+                <w:color w:themeColor="background1" w:val="FFFFFF"/>
                 <w:sz w:val="24"/>
                 <w:szCs w:val="24"/>
                 <w:lang w:val="it-IT"/>
@@ -7642,24 +7614,23 @@
         </w:tc>
         <w:tc>
           <w:tcPr>
-            <w:tcW w:w="6590" w:type="dxa"/>
+            <w:tcW w:w="6591" w:type="dxa"/>
             <w:gridSpan w:val="3"/>
             <w:tcBorders/>
             <w:shd w:color="auto" w:fill="808080" w:themeFill="background1" w:themeFillShade="80" w:val="clear"/>
           </w:tcPr>
           <w:p>
             <w:pPr>
-              <w:pStyle w:val="TextBody"/>
+              <w:pStyle w:val="BodyText"/>
               <w:widowControl w:val="false"/>
               <w:suppressAutoHyphens w:val="true"/>
               <w:spacing w:before="74" w:after="0"/>
-              <w:ind w:left="0" w:hanging="0"/>
+              <w:ind w:hanging="0" w:left="0"/>
               <w:jc w:val="center"/>
               <w:rPr>
-                <w:b/>
                 <w:b/>
                 <w:bCs/>
-                <w:color w:val="FFFFFF" w:themeColor="background1"/>
+                <w:color w:themeColor="background1" w:val="FFFFFF"/>
                 <w:sz w:val="24"/>
                 <w:szCs w:val="24"/>
                 <w:lang w:val="it-IT"/>
@@ -7670,7 +7641,7 @@
                 <w:rFonts w:cs=""/>
                 <w:b/>
                 <w:bCs/>
-                <w:color w:val="FFFFFF" w:themeColor="background1"/>
+                <w:color w:themeColor="background1" w:val="FFFFFF"/>
                 <w:kern w:val="0"/>
                 <w:sz w:val="24"/>
                 <w:szCs w:val="24"/>
@@ -7687,18 +7658,18 @@
         </w:trPr>
         <w:tc>
           <w:tcPr>
-            <w:tcW w:w="1619" w:type="dxa"/>
+            <w:tcW w:w="1618" w:type="dxa"/>
             <w:tcBorders>
               <w:right w:val="nil"/>
             </w:tcBorders>
           </w:tcPr>
           <w:p>
             <w:pPr>
-              <w:pStyle w:val="TextBody"/>
+              <w:pStyle w:val="BodyText"/>
               <w:widowControl w:val="false"/>
               <w:suppressAutoHyphens w:val="true"/>
               <w:spacing w:before="74" w:after="0"/>
-              <w:ind w:left="0" w:hanging="0"/>
+              <w:ind w:hanging="0" w:left="0"/>
               <w:jc w:val="center"/>
               <w:rPr>
                 <w:lang w:val="it-IT"/>
@@ -7718,11 +7689,11 @@
           </w:tcPr>
           <w:p>
             <w:pPr>
-              <w:pStyle w:val="TextBody"/>
+              <w:pStyle w:val="BodyText"/>
               <w:widowControl w:val="false"/>
               <w:suppressAutoHyphens w:val="true"/>
               <w:spacing w:before="74" w:after="0"/>
-              <w:ind w:left="0" w:hanging="0"/>
+              <w:ind w:hanging="0" w:left="0"/>
               <w:jc w:val="center"/>
               <w:rPr>
                 <w:lang w:val="it-IT"/>
@@ -7737,19 +7708,18 @@
         </w:tc>
         <w:tc>
           <w:tcPr>
-            <w:tcW w:w="1621" w:type="dxa"/>
+            <w:tcW w:w="1622" w:type="dxa"/>
             <w:tcBorders/>
           </w:tcPr>
           <w:p>
             <w:pPr>
-              <w:pStyle w:val="TextBody"/>
+              <w:pStyle w:val="BodyText"/>
               <w:widowControl w:val="false"/>
               <w:suppressAutoHyphens w:val="true"/>
               <w:spacing w:before="74" w:after="0"/>
-              <w:ind w:left="0" w:hanging="0"/>
+              <w:ind w:hanging="0" w:left="0"/>
               <w:jc w:val="center"/>
               <w:rPr>
-                <w:b/>
                 <w:b/>
                 <w:bCs/>
                 <w:sz w:val="22"/>
@@ -7778,14 +7748,13 @@
           </w:tcPr>
           <w:p>
             <w:pPr>
-              <w:pStyle w:val="TextBody"/>
+              <w:pStyle w:val="BodyText"/>
               <w:widowControl w:val="false"/>
               <w:suppressAutoHyphens w:val="true"/>
               <w:spacing w:before="74" w:after="0"/>
-              <w:ind w:left="0" w:hanging="0"/>
+              <w:ind w:hanging="0" w:left="0"/>
               <w:jc w:val="center"/>
               <w:rPr>
-                <w:b/>
                 <w:b/>
                 <w:bCs/>
                 <w:sz w:val="22"/>
@@ -7814,14 +7783,13 @@
           </w:tcPr>
           <w:p>
             <w:pPr>
-              <w:pStyle w:val="TextBody"/>
+              <w:pStyle w:val="BodyText"/>
               <w:widowControl w:val="false"/>
               <w:suppressAutoHyphens w:val="true"/>
               <w:spacing w:before="74" w:after="0"/>
-              <w:ind w:left="0" w:hanging="0"/>
+              <w:ind w:hanging="0" w:left="0"/>
               <w:jc w:val="center"/>
               <w:rPr>
-                <w:b/>
                 <w:b/>
                 <w:bCs/>
                 <w:sz w:val="22"/>
@@ -7869,25 +7837,27 @@
       <w:pPr>
         <w:pStyle w:val="Heading1"/>
         <w:spacing w:before="0" w:after="0"/>
-        <w:ind w:left="2147" w:hanging="0"/>
-        <w:rPr>
-          <w:b w:val="false"/>
+        <w:ind w:hanging="0" w:left="2147"/>
+        <w:rPr>
           <w:b w:val="false"/>
           <w:bCs w:val="false"/>
           <w:color w:val="92D050"/>
         </w:rPr>
       </w:pPr>
       <w:r>
-        <w:rPr/>
+        <w:rPr>
+          <w:b w:val="false"/>
+          <w:bCs w:val="false"/>
+          <w:color w:val="92D050"/>
+        </w:rPr>
       </w:r>
     </w:p>
     <w:p>
       <w:pPr>
         <w:pStyle w:val="Heading1"/>
         <w:spacing w:before="0" w:after="0"/>
-        <w:ind w:left="2147" w:hanging="0"/>
-        <w:rPr>
-          <w:b w:val="false"/>
+        <w:ind w:hanging="0" w:left="2147"/>
+        <w:rPr>
           <w:b w:val="false"/>
           <w:bCs w:val="false"/>
           <w:color w:val="92D050"/>
@@ -7950,7 +7920,6 @@
         <w:rPr>
           <w:rFonts w:ascii="Arial" w:hAnsi="Arial" w:eastAsia="Arial" w:cs="Arial"/>
           <w:b/>
-          <w:b/>
           <w:bCs/>
           <w:sz w:val="25"/>
           <w:szCs w:val="25"/>
@@ -7968,9 +7937,9 @@
     </w:p>
     <w:p>
       <w:pPr>
-        <w:pStyle w:val="TextBody"/>
+        <w:pStyle w:val="BodyText"/>
         <w:spacing w:lineRule="auto" w:line="271"/>
-        <w:ind w:left="0" w:right="98" w:hanging="0"/>
+        <w:ind w:hanging="0" w:left="0" w:right="98"/>
         <w:jc w:val="both"/>
         <w:rPr>
           <w:lang w:val="it-IT"/>
@@ -8775,9 +8744,9 @@
     </w:p>
     <w:p>
       <w:pPr>
-        <w:pStyle w:val="TextBody"/>
+        <w:pStyle w:val="BodyText"/>
         <w:spacing w:lineRule="auto" w:line="271"/>
-        <w:ind w:left="0" w:right="98" w:hanging="0"/>
+        <w:ind w:hanging="0" w:left="0" w:right="98"/>
         <w:jc w:val="both"/>
         <w:rPr>
           <w:lang w:val="it-IT"/>
@@ -9498,9 +9467,9 @@
     </w:p>
     <w:p>
       <w:pPr>
-        <w:pStyle w:val="TextBody"/>
+        <w:pStyle w:val="BodyText"/>
         <w:spacing w:lineRule="auto" w:line="271"/>
-        <w:ind w:left="0" w:right="99" w:hanging="0"/>
+        <w:ind w:hanging="0" w:left="0" w:right="99"/>
         <w:jc w:val="both"/>
         <w:rPr>
           <w:lang w:val="it-IT"/>
@@ -10261,9 +10230,8 @@
     <w:p>
       <w:pPr>
         <w:pStyle w:val="Heading2"/>
-        <w:ind w:left="0" w:hanging="0"/>
-        <w:rPr>
-          <w:b w:val="false"/>
+        <w:ind w:hanging="0" w:left="0"/>
+        <w:rPr>
           <w:b w:val="false"/>
           <w:bCs w:val="false"/>
           <w:spacing w:val="-8"/>
@@ -10325,7 +10293,6 @@
         <w:pStyle w:val="Heading2"/>
         <w:rPr>
           <w:b w:val="false"/>
-          <w:b w:val="false"/>
           <w:bCs w:val="false"/>
           <w:spacing w:val="-8"/>
           <w:lang w:val="it-IT"/>
@@ -10344,7 +10311,6 @@
       <w:pPr>
         <w:pStyle w:val="Heading2"/>
         <w:rPr>
-          <w:b w:val="false"/>
           <w:b w:val="false"/>
           <w:bCs w:val="false"/>
           <w:spacing w:val="-8"/>
@@ -10394,17 +10360,16 @@
           </w:tcPr>
           <w:p>
             <w:pPr>
-              <w:pStyle w:val="TextBody"/>
+              <w:pStyle w:val="BodyText"/>
               <w:widowControl w:val="false"/>
               <w:suppressAutoHyphens w:val="true"/>
               <w:spacing w:before="74" w:after="0"/>
-              <w:ind w:left="0" w:hanging="0"/>
+              <w:ind w:hanging="0" w:left="0"/>
               <w:jc w:val="center"/>
               <w:rPr>
-                <w:b/>
                 <w:b/>
                 <w:bCs/>
-                <w:color w:val="FFFFFF" w:themeColor="background1"/>
+                <w:color w:themeColor="background1" w:val="FFFFFF"/>
                 <w:sz w:val="24"/>
                 <w:szCs w:val="24"/>
                 <w:lang w:val="it-IT"/>
@@ -10415,7 +10380,7 @@
                 <w:rFonts w:cs=""/>
                 <w:b/>
                 <w:bCs/>
-                <w:color w:val="FFFFFF" w:themeColor="background1"/>
+                <w:color w:themeColor="background1" w:val="FFFFFF"/>
                 <w:kern w:val="0"/>
                 <w:sz w:val="24"/>
                 <w:szCs w:val="24"/>
@@ -10434,17 +10399,16 @@
           </w:tcPr>
           <w:p>
             <w:pPr>
-              <w:pStyle w:val="TextBody"/>
+              <w:pStyle w:val="BodyText"/>
               <w:widowControl w:val="false"/>
               <w:suppressAutoHyphens w:val="true"/>
               <w:spacing w:before="74" w:after="0"/>
-              <w:ind w:left="0" w:hanging="0"/>
+              <w:ind w:hanging="0" w:left="0"/>
               <w:jc w:val="center"/>
               <w:rPr>
-                <w:b/>
                 <w:b/>
                 <w:bCs/>
-                <w:color w:val="FFFFFF" w:themeColor="background1"/>
+                <w:color w:themeColor="background1" w:val="FFFFFF"/>
                 <w:sz w:val="24"/>
                 <w:szCs w:val="24"/>
                 <w:lang w:val="it-IT"/>
@@ -10455,7 +10419,7 @@
                 <w:rFonts w:cs=""/>
                 <w:b/>
                 <w:bCs/>
-                <w:color w:val="FFFFFF" w:themeColor="background1"/>
+                <w:color w:themeColor="background1" w:val="FFFFFF"/>
                 <w:kern w:val="0"/>
                 <w:sz w:val="24"/>
                 <w:szCs w:val="24"/>
@@ -10473,17 +10437,16 @@
           </w:tcPr>
           <w:p>
             <w:pPr>
-              <w:pStyle w:val="TextBody"/>
+              <w:pStyle w:val="BodyText"/>
               <w:widowControl w:val="false"/>
               <w:suppressAutoHyphens w:val="true"/>
               <w:spacing w:before="74" w:after="0"/>
-              <w:ind w:left="0" w:hanging="0"/>
+              <w:ind w:hanging="0" w:left="0"/>
               <w:jc w:val="center"/>
               <w:rPr>
-                <w:b/>
                 <w:b/>
                 <w:bCs/>
-                <w:color w:val="FFFFFF" w:themeColor="background1"/>
+                <w:color w:themeColor="background1" w:val="FFFFFF"/>
                 <w:sz w:val="24"/>
                 <w:szCs w:val="24"/>
                 <w:lang w:val="it-IT"/>
@@ -10494,7 +10457,7 @@
                 <w:rFonts w:cs=""/>
                 <w:b/>
                 <w:bCs/>
-                <w:color w:val="FFFFFF" w:themeColor="background1"/>
+                <w:color w:themeColor="background1" w:val="FFFFFF"/>
                 <w:kern w:val="0"/>
                 <w:sz w:val="24"/>
                 <w:szCs w:val="24"/>
@@ -10516,11 +10479,11 @@
           </w:tcPr>
           <w:p>
             <w:pPr>
-              <w:pStyle w:val="TextBody"/>
+              <w:pStyle w:val="BodyText"/>
               <w:widowControl w:val="false"/>
               <w:suppressAutoHyphens w:val="true"/>
               <w:spacing w:before="74" w:after="0"/>
-              <w:ind w:left="0" w:hanging="0"/>
+              <w:ind w:hanging="0" w:left="0"/>
               <w:jc w:val="center"/>
               <w:rPr>
                 <w:lang w:val="it-IT"/>
@@ -10540,14 +10503,13 @@
           </w:tcPr>
           <w:p>
             <w:pPr>
-              <w:pStyle w:val="TextBody"/>
+              <w:pStyle w:val="BodyText"/>
               <w:widowControl w:val="false"/>
               <w:suppressAutoHyphens w:val="true"/>
               <w:spacing w:before="74" w:after="0"/>
-              <w:ind w:left="0" w:hanging="0"/>
+              <w:ind w:hanging="0" w:left="0"/>
               <w:jc w:val="center"/>
               <w:rPr>
-                <w:b/>
                 <w:b/>
                 <w:bCs/>
                 <w:sz w:val="22"/>
@@ -10576,14 +10538,13 @@
           </w:tcPr>
           <w:p>
             <w:pPr>
-              <w:pStyle w:val="TextBody"/>
+              <w:pStyle w:val="BodyText"/>
               <w:widowControl w:val="false"/>
               <w:suppressAutoHyphens w:val="true"/>
               <w:spacing w:before="74" w:after="0"/>
-              <w:ind w:left="0" w:hanging="0"/>
+              <w:ind w:hanging="0" w:left="0"/>
               <w:jc w:val="center"/>
               <w:rPr>
-                <w:b/>
                 <w:b/>
                 <w:bCs/>
                 <w:sz w:val="22"/>
@@ -10612,14 +10573,13 @@
           </w:tcPr>
           <w:p>
             <w:pPr>
-              <w:pStyle w:val="TextBody"/>
+              <w:pStyle w:val="BodyText"/>
               <w:widowControl w:val="false"/>
               <w:suppressAutoHyphens w:val="true"/>
               <w:spacing w:before="74" w:after="0"/>
-              <w:ind w:left="0" w:hanging="0"/>
+              <w:ind w:hanging="0" w:left="0"/>
               <w:jc w:val="center"/>
               <w:rPr>
-                <w:b/>
                 <w:b/>
                 <w:bCs/>
                 <w:sz w:val="22"/>
@@ -10648,11 +10608,11 @@
           </w:tcPr>
           <w:p>
             <w:pPr>
-              <w:pStyle w:val="TextBody"/>
+              <w:pStyle w:val="BodyText"/>
               <w:widowControl w:val="false"/>
               <w:suppressAutoHyphens w:val="true"/>
               <w:spacing w:before="74" w:after="0"/>
-              <w:ind w:left="0" w:hanging="0"/>
+              <w:ind w:hanging="0" w:left="0"/>
               <w:jc w:val="center"/>
               <w:rPr>
                 <w:lang w:val="it-IT"/>
@@ -10672,7 +10632,6 @@
         <w:pStyle w:val="Normal"/>
         <w:rPr>
           <w:b w:val="false"/>
-          <w:b w:val="false"/>
           <w:bCs w:val="false"/>
           <w:spacing w:val="-8"/>
           <w:lang w:val="it-IT"/>
@@ -10691,7 +10650,6 @@
       <w:pPr>
         <w:pStyle w:val="Normal"/>
         <w:rPr>
-          <w:b w:val="false"/>
           <w:b w:val="false"/>
           <w:bCs w:val="false"/>
           <w:spacing w:val="-8"/>
@@ -10723,11 +10681,11 @@
         <w:tblLook w:val="04a0" w:noHBand="0" w:noVBand="1" w:firstColumn="1" w:lastRow="0" w:lastColumn="0" w:firstRow="1"/>
       </w:tblPr>
       <w:tblGrid>
-        <w:gridCol w:w="1795"/>
+        <w:gridCol w:w="1794"/>
         <w:gridCol w:w="2427"/>
-        <w:gridCol w:w="2351"/>
-        <w:gridCol w:w="1345"/>
-        <w:gridCol w:w="2432"/>
+        <w:gridCol w:w="2352"/>
+        <w:gridCol w:w="1344"/>
+        <w:gridCol w:w="2433"/>
       </w:tblGrid>
       <w:tr>
         <w:trPr>
@@ -10735,23 +10693,22 @@
         </w:trPr>
         <w:tc>
           <w:tcPr>
-            <w:tcW w:w="1795" w:type="dxa"/>
+            <w:tcW w:w="1794" w:type="dxa"/>
             <w:tcBorders/>
             <w:shd w:color="auto" w:fill="808080" w:themeFill="background1" w:themeFillShade="80" w:val="clear"/>
           </w:tcPr>
           <w:p>
             <w:pPr>
-              <w:pStyle w:val="TextBody"/>
+              <w:pStyle w:val="BodyText"/>
               <w:widowControl w:val="false"/>
               <w:suppressAutoHyphens w:val="true"/>
               <w:spacing w:before="74" w:after="0"/>
-              <w:ind w:left="0" w:hanging="0"/>
+              <w:ind w:hanging="0" w:left="0"/>
               <w:jc w:val="center"/>
               <w:rPr>
-                <w:b/>
                 <w:b/>
                 <w:bCs/>
-                <w:color w:val="FFFFFF" w:themeColor="background1"/>
+                <w:color w:themeColor="background1" w:val="FFFFFF"/>
                 <w:sz w:val="24"/>
                 <w:szCs w:val="24"/>
                 <w:lang w:val="it-IT"/>
@@ -10762,7 +10719,7 @@
                 <w:rFonts w:cs=""/>
                 <w:b/>
                 <w:bCs/>
-                <w:color w:val="FFFFFF" w:themeColor="background1"/>
+                <w:color w:themeColor="background1" w:val="FFFFFF"/>
                 <w:kern w:val="0"/>
                 <w:sz w:val="24"/>
                 <w:szCs w:val="24"/>
@@ -10781,17 +10738,16 @@
           </w:tcPr>
           <w:p>
             <w:pPr>
-              <w:pStyle w:val="TextBody"/>
+              <w:pStyle w:val="BodyText"/>
               <w:widowControl w:val="false"/>
               <w:suppressAutoHyphens w:val="true"/>
               <w:spacing w:before="74" w:after="0"/>
-              <w:ind w:left="0" w:hanging="0"/>
+              <w:ind w:hanging="0" w:left="0"/>
               <w:jc w:val="center"/>
               <w:rPr>
-                <w:b/>
                 <w:b/>
                 <w:bCs/>
-                <w:color w:val="FFFFFF" w:themeColor="background1"/>
+                <w:color w:themeColor="background1" w:val="FFFFFF"/>
                 <w:sz w:val="24"/>
                 <w:szCs w:val="24"/>
                 <w:lang w:val="it-IT"/>
@@ -10802,7 +10758,7 @@
                 <w:rFonts w:cs=""/>
                 <w:b/>
                 <w:bCs/>
-                <w:color w:val="FFFFFF" w:themeColor="background1"/>
+                <w:color w:themeColor="background1" w:val="FFFFFF"/>
                 <w:kern w:val="0"/>
                 <w:sz w:val="24"/>
                 <w:szCs w:val="24"/>
@@ -10814,23 +10770,22 @@
         </w:tc>
         <w:tc>
           <w:tcPr>
-            <w:tcW w:w="2432" w:type="dxa"/>
+            <w:tcW w:w="2433" w:type="dxa"/>
             <w:tcBorders/>
             <w:shd w:color="auto" w:fill="808080" w:themeFill="background1" w:themeFillShade="80" w:val="clear"/>
           </w:tcPr>
           <w:p>
             <w:pPr>
-              <w:pStyle w:val="TextBody"/>
+              <w:pStyle w:val="BodyText"/>
               <w:widowControl w:val="false"/>
               <w:suppressAutoHyphens w:val="true"/>
               <w:spacing w:before="74" w:after="0"/>
-              <w:ind w:left="0" w:hanging="0"/>
+              <w:ind w:hanging="0" w:left="0"/>
               <w:jc w:val="center"/>
               <w:rPr>
-                <w:b/>
                 <w:b/>
                 <w:bCs/>
-                <w:color w:val="FFFFFF" w:themeColor="background1"/>
+                <w:color w:themeColor="background1" w:val="FFFFFF"/>
                 <w:sz w:val="24"/>
                 <w:szCs w:val="24"/>
                 <w:lang w:val="it-IT"/>
@@ -10841,7 +10796,7 @@
                 <w:rFonts w:cs=""/>
                 <w:b/>
                 <w:bCs/>
-                <w:color w:val="FFFFFF" w:themeColor="background1"/>
+                <w:color w:themeColor="background1" w:val="FFFFFF"/>
                 <w:kern w:val="0"/>
                 <w:sz w:val="24"/>
                 <w:szCs w:val="24"/>
@@ -10858,16 +10813,16 @@
         </w:trPr>
         <w:tc>
           <w:tcPr>
-            <w:tcW w:w="1795" w:type="dxa"/>
+            <w:tcW w:w="1794" w:type="dxa"/>
             <w:tcBorders/>
           </w:tcPr>
           <w:p>
             <w:pPr>
-              <w:pStyle w:val="TextBody"/>
+              <w:pStyle w:val="BodyText"/>
               <w:widowControl w:val="false"/>
               <w:suppressAutoHyphens w:val="true"/>
               <w:spacing w:before="74" w:after="0"/>
-              <w:ind w:left="0" w:hanging="0"/>
+              <w:ind w:hanging="0" w:left="0"/>
               <w:jc w:val="center"/>
               <w:rPr>
                 <w:lang w:val="it-IT"/>
@@ -10887,15 +10842,14 @@
           </w:tcPr>
           <w:p>
             <w:pPr>
-              <w:pStyle w:val="TextBody"/>
+              <w:pStyle w:val="BodyText"/>
               <w:widowControl w:val="false"/>
               <w:suppressAutoHyphens w:val="true"/>
               <w:spacing w:before="74" w:after="0"/>
-              <w:ind w:left="0" w:hanging="0"/>
+              <w:ind w:hanging="0" w:left="0"/>
               <w:jc w:val="center"/>
               <w:rPr>
                 <w:rFonts w:ascii="Arial" w:hAnsi="Arial" w:eastAsia="Arial" w:cs="" w:cstheme="minorBidi"/>
-                <w:b/>
                 <w:b/>
                 <w:bCs/>
                 <w:color w:val="auto"/>
@@ -10922,20 +10876,19 @@
         </w:tc>
         <w:tc>
           <w:tcPr>
-            <w:tcW w:w="2351" w:type="dxa"/>
+            <w:tcW w:w="2352" w:type="dxa"/>
             <w:tcBorders/>
           </w:tcPr>
           <w:p>
             <w:pPr>
-              <w:pStyle w:val="TextBody"/>
+              <w:pStyle w:val="BodyText"/>
               <w:widowControl w:val="false"/>
               <w:suppressAutoHyphens w:val="true"/>
               <w:spacing w:before="74" w:after="0"/>
-              <w:ind w:left="0" w:hanging="0"/>
+              <w:ind w:hanging="0" w:left="0"/>
               <w:jc w:val="center"/>
               <w:rPr>
                 <w:rFonts w:ascii="Arial" w:hAnsi="Arial" w:eastAsia="Arial" w:cs="" w:cstheme="minorBidi"/>
-                <w:b/>
                 <w:b/>
                 <w:bCs/>
                 <w:color w:val="auto"/>
@@ -10962,19 +10915,18 @@
         </w:tc>
         <w:tc>
           <w:tcPr>
-            <w:tcW w:w="1345" w:type="dxa"/>
+            <w:tcW w:w="1344" w:type="dxa"/>
             <w:tcBorders/>
           </w:tcPr>
           <w:p>
             <w:pPr>
-              <w:pStyle w:val="TextBody"/>
+              <w:pStyle w:val="BodyText"/>
               <w:widowControl w:val="false"/>
               <w:suppressAutoHyphens w:val="true"/>
               <w:spacing w:before="74" w:after="0"/>
-              <w:ind w:left="0" w:hanging="0"/>
+              <w:ind w:hanging="0" w:left="0"/>
               <w:jc w:val="center"/>
               <w:rPr>
-                <w:b/>
                 <w:b/>
                 <w:bCs/>
                 <w:sz w:val="22"/>
@@ -10998,16 +10950,16 @@
         </w:tc>
         <w:tc>
           <w:tcPr>
-            <w:tcW w:w="2432" w:type="dxa"/>
+            <w:tcW w:w="2433" w:type="dxa"/>
             <w:tcBorders/>
           </w:tcPr>
           <w:p>
             <w:pPr>
-              <w:pStyle w:val="TextBody"/>
+              <w:pStyle w:val="BodyText"/>
               <w:widowControl w:val="false"/>
               <w:suppressAutoHyphens w:val="true"/>
               <w:spacing w:before="74" w:after="0"/>
-              <w:ind w:left="0" w:hanging="0"/>
+              <w:ind w:hanging="0" w:left="0"/>
               <w:jc w:val="center"/>
               <w:rPr>
                 <w:lang w:val="it-IT"/>
@@ -11029,7 +10981,6 @@
         <w:rPr>
           <w:rFonts w:ascii="Arial" w:hAnsi="Arial" w:eastAsia="Arial" w:cs="Arial"/>
           <w:b/>
-          <w:b/>
           <w:bCs/>
           <w:sz w:val="19"/>
           <w:szCs w:val="19"/>
@@ -11054,31 +11005,36 @@
       <w:pPr>
         <w:pStyle w:val="Normal"/>
         <w:spacing w:lineRule="auto" w:line="276" w:before="0" w:after="0"/>
-        <w:ind w:left="108" w:right="-30" w:hanging="0"/>
+        <w:ind w:hanging="0" w:left="108" w:right="-30"/>
         <w:jc w:val="center"/>
         <w:rPr>
           <w:rFonts w:ascii="Arial" w:hAnsi="Arial"/>
           <w:b/>
+          <w:color w:val="E32C56"/>
+          <w:spacing w:val="-1"/>
+          <w:sz w:val="24"/>
+          <w:lang w:val="it-IT"/>
+        </w:rPr>
+      </w:pPr>
+      <w:r>
+        <w:rPr>
+          <w:rFonts w:ascii="Arial" w:hAnsi="Arial"/>
           <w:b/>
           <w:color w:val="E32C56"/>
           <w:spacing w:val="-1"/>
           <w:sz w:val="24"/>
           <w:lang w:val="it-IT"/>
         </w:rPr>
-      </w:pPr>
-      <w:r>
-        <w:rPr/>
       </w:r>
     </w:p>
     <w:p>
       <w:pPr>
         <w:pStyle w:val="Normal"/>
         <w:spacing w:lineRule="auto" w:line="276" w:before="0" w:after="0"/>
-        <w:ind w:left="108" w:right="-30" w:hanging="0"/>
+        <w:ind w:hanging="0" w:left="108" w:right="-30"/>
         <w:jc w:val="center"/>
         <w:rPr>
           <w:rFonts w:ascii="Arial" w:hAnsi="Arial"/>
-          <w:b/>
           <w:b/>
           <w:color w:val="E32C56"/>
           <w:spacing w:val="-1"/>
@@ -11178,19 +11134,8 @@
       <w:pPr>
         <w:pStyle w:val="Normal"/>
         <w:spacing w:lineRule="auto" w:line="276" w:before="69" w:after="0"/>
-        <w:ind w:left="108" w:right="-30" w:hanging="0"/>
+        <w:ind w:hanging="0" w:left="108" w:right="-30"/>
         <w:jc w:val="center"/>
-        <w:rPr>
-          <w:rFonts w:ascii="Arial" w:hAnsi="Arial"/>
-          <w:b/>
-          <w:b/>
-          <w:color w:val="E32C56"/>
-          <w:spacing w:val="-1"/>
-          <w:sz w:val="24"/>
-          <w:lang w:val="it-IT"/>
-        </w:rPr>
-      </w:pPr>
-      <w:r>
         <w:rPr>
           <w:rFonts w:ascii="Arial" w:hAnsi="Arial"/>
           <w:b/>
@@ -11199,13 +11144,23 @@
           <w:sz w:val="24"/>
           <w:lang w:val="it-IT"/>
         </w:rPr>
+      </w:pPr>
+      <w:r>
+        <w:rPr>
+          <w:rFonts w:ascii="Arial" w:hAnsi="Arial"/>
+          <w:b/>
+          <w:color w:val="E32C56"/>
+          <w:spacing w:val="-1"/>
+          <w:sz w:val="24"/>
+          <w:lang w:val="it-IT"/>
+        </w:rPr>
       </w:r>
     </w:p>
     <w:p>
       <w:pPr>
-        <w:pStyle w:val="TextBody"/>
+        <w:pStyle w:val="BodyText"/>
         <w:spacing w:before="2" w:after="0"/>
-        <w:ind w:left="0" w:hanging="0"/>
+        <w:ind w:hanging="0" w:left="0"/>
         <w:jc w:val="both"/>
         <w:rPr>
           <w:lang w:val="it-IT"/>
@@ -11417,9 +11372,9 @@
     </w:p>
     <w:p>
       <w:pPr>
-        <w:pStyle w:val="TextBody"/>
+        <w:pStyle w:val="BodyText"/>
         <w:spacing w:lineRule="auto" w:line="271"/>
-        <w:ind w:left="0" w:right="99" w:hanging="0"/>
+        <w:ind w:hanging="0" w:left="0" w:right="99"/>
         <w:jc w:val="both"/>
         <w:rPr>
           <w:lang w:val="it-IT"/>
@@ -12750,10 +12705,9 @@
     <w:p>
       <w:pPr>
         <w:pStyle w:val="Heading2"/>
-        <w:ind w:left="0" w:hanging="0"/>
+        <w:ind w:hanging="0" w:left="0"/>
         <w:jc w:val="both"/>
         <w:rPr>
-          <w:b w:val="false"/>
           <w:b w:val="false"/>
           <w:bCs w:val="false"/>
           <w:lang w:val="it-IT"/>
@@ -12846,10 +12800,10 @@
       </w:tblPr>
       <w:tblGrid>
         <w:gridCol w:w="2340"/>
-        <w:gridCol w:w="1435"/>
-        <w:gridCol w:w="2179"/>
-        <w:gridCol w:w="1349"/>
-        <w:gridCol w:w="3107"/>
+        <w:gridCol w:w="1434"/>
+        <w:gridCol w:w="2180"/>
+        <w:gridCol w:w="1348"/>
+        <w:gridCol w:w="3108"/>
       </w:tblGrid>
       <w:tr>
         <w:trPr>
@@ -12863,17 +12817,16 @@
           </w:tcPr>
           <w:p>
             <w:pPr>
-              <w:pStyle w:val="TextBody"/>
+              <w:pStyle w:val="BodyText"/>
               <w:widowControl w:val="false"/>
               <w:suppressAutoHyphens w:val="true"/>
               <w:spacing w:before="74" w:after="0"/>
-              <w:ind w:left="0" w:hanging="0"/>
+              <w:ind w:hanging="0" w:left="0"/>
               <w:jc w:val="center"/>
               <w:rPr>
-                <w:b/>
                 <w:b/>
                 <w:bCs/>
-                <w:color w:val="FFFFFF" w:themeColor="background1"/>
+                <w:color w:themeColor="background1" w:val="FFFFFF"/>
                 <w:sz w:val="24"/>
                 <w:szCs w:val="24"/>
                 <w:lang w:val="it-IT"/>
@@ -12884,7 +12837,7 @@
                 <w:rFonts w:cs=""/>
                 <w:b/>
                 <w:bCs/>
-                <w:color w:val="FFFFFF" w:themeColor="background1"/>
+                <w:color w:themeColor="background1" w:val="FFFFFF"/>
                 <w:kern w:val="0"/>
                 <w:sz w:val="24"/>
                 <w:szCs w:val="24"/>
@@ -12896,24 +12849,23 @@
         </w:tc>
         <w:tc>
           <w:tcPr>
-            <w:tcW w:w="4963" w:type="dxa"/>
+            <w:tcW w:w="4962" w:type="dxa"/>
             <w:gridSpan w:val="3"/>
             <w:tcBorders/>
             <w:shd w:color="auto" w:fill="808080" w:themeFill="background1" w:themeFillShade="80" w:val="clear"/>
           </w:tcPr>
           <w:p>
             <w:pPr>
-              <w:pStyle w:val="TextBody"/>
+              <w:pStyle w:val="BodyText"/>
               <w:widowControl w:val="false"/>
               <w:suppressAutoHyphens w:val="true"/>
               <w:spacing w:before="74" w:after="0"/>
-              <w:ind w:left="0" w:hanging="0"/>
+              <w:ind w:hanging="0" w:left="0"/>
               <w:jc w:val="center"/>
               <w:rPr>
-                <w:b/>
                 <w:b/>
                 <w:bCs/>
-                <w:color w:val="FFFFFF" w:themeColor="background1"/>
+                <w:color w:themeColor="background1" w:val="FFFFFF"/>
                 <w:sz w:val="24"/>
                 <w:szCs w:val="24"/>
                 <w:lang w:val="it-IT"/>
@@ -12924,7 +12876,7 @@
                 <w:rFonts w:cs=""/>
                 <w:b/>
                 <w:bCs/>
-                <w:color w:val="FFFFFF" w:themeColor="background1"/>
+                <w:color w:themeColor="background1" w:val="FFFFFF"/>
                 <w:kern w:val="0"/>
                 <w:sz w:val="24"/>
                 <w:szCs w:val="24"/>
@@ -12936,23 +12888,22 @@
         </w:tc>
         <w:tc>
           <w:tcPr>
-            <w:tcW w:w="3107" w:type="dxa"/>
+            <w:tcW w:w="3108" w:type="dxa"/>
             <w:tcBorders/>
             <w:shd w:color="auto" w:fill="808080" w:themeFill="background1" w:themeFillShade="80" w:val="clear"/>
           </w:tcPr>
           <w:p>
             <w:pPr>
-              <w:pStyle w:val="TextBody"/>
+              <w:pStyle w:val="BodyText"/>
               <w:widowControl w:val="false"/>
               <w:suppressAutoHyphens w:val="true"/>
               <w:spacing w:before="74" w:after="0"/>
-              <w:ind w:left="0" w:hanging="0"/>
+              <w:ind w:hanging="0" w:left="0"/>
               <w:jc w:val="center"/>
               <w:rPr>
-                <w:b/>
                 <w:b/>
                 <w:bCs/>
-                <w:color w:val="FFFFFF" w:themeColor="background1"/>
+                <w:color w:themeColor="background1" w:val="FFFFFF"/>
                 <w:sz w:val="24"/>
                 <w:szCs w:val="24"/>
                 <w:lang w:val="it-IT"/>
@@ -12963,7 +12914,7 @@
                 <w:rFonts w:cs=""/>
                 <w:b/>
                 <w:bCs/>
-                <w:color w:val="FFFFFF" w:themeColor="background1"/>
+                <w:color w:themeColor="background1" w:val="FFFFFF"/>
                 <w:kern w:val="0"/>
                 <w:sz w:val="24"/>
                 <w:szCs w:val="24"/>
@@ -12985,11 +12936,11 @@
           </w:tcPr>
           <w:p>
             <w:pPr>
-              <w:pStyle w:val="TextBody"/>
+              <w:pStyle w:val="BodyText"/>
               <w:widowControl w:val="false"/>
               <w:suppressAutoHyphens w:val="true"/>
               <w:spacing w:before="74" w:after="0"/>
-              <w:ind w:left="0" w:hanging="0"/>
+              <w:ind w:hanging="0" w:left="0"/>
               <w:jc w:val="center"/>
               <w:rPr>
                 <w:lang w:val="it-IT"/>
@@ -13004,19 +12955,18 @@
         </w:tc>
         <w:tc>
           <w:tcPr>
-            <w:tcW w:w="1435" w:type="dxa"/>
+            <w:tcW w:w="1434" w:type="dxa"/>
             <w:tcBorders/>
           </w:tcPr>
           <w:p>
             <w:pPr>
-              <w:pStyle w:val="TextBody"/>
+              <w:pStyle w:val="BodyText"/>
               <w:widowControl w:val="false"/>
               <w:suppressAutoHyphens w:val="true"/>
               <w:spacing w:before="74" w:after="0"/>
-              <w:ind w:left="0" w:hanging="0"/>
+              <w:ind w:hanging="0" w:left="0"/>
               <w:jc w:val="center"/>
               <w:rPr>
-                <w:b/>
                 <w:b/>
                 <w:bCs/>
                 <w:sz w:val="22"/>
@@ -13040,19 +12990,18 @@
         </w:tc>
         <w:tc>
           <w:tcPr>
-            <w:tcW w:w="2179" w:type="dxa"/>
+            <w:tcW w:w="2180" w:type="dxa"/>
             <w:tcBorders/>
           </w:tcPr>
           <w:p>
             <w:pPr>
-              <w:pStyle w:val="TextBody"/>
+              <w:pStyle w:val="BodyText"/>
               <w:widowControl w:val="false"/>
               <w:suppressAutoHyphens w:val="true"/>
               <w:spacing w:before="74" w:after="0"/>
-              <w:ind w:left="0" w:hanging="0"/>
+              <w:ind w:hanging="0" w:left="0"/>
               <w:jc w:val="center"/>
               <w:rPr>
-                <w:b/>
                 <w:b/>
                 <w:bCs/>
                 <w:sz w:val="22"/>
@@ -13076,19 +13025,18 @@
         </w:tc>
         <w:tc>
           <w:tcPr>
-            <w:tcW w:w="1349" w:type="dxa"/>
+            <w:tcW w:w="1348" w:type="dxa"/>
             <w:tcBorders/>
           </w:tcPr>
           <w:p>
             <w:pPr>
-              <w:pStyle w:val="TextBody"/>
+              <w:pStyle w:val="BodyText"/>
               <w:widowControl w:val="false"/>
               <w:suppressAutoHyphens w:val="true"/>
               <w:spacing w:before="74" w:after="0"/>
-              <w:ind w:left="0" w:hanging="0"/>
+              <w:ind w:hanging="0" w:left="0"/>
               <w:jc w:val="center"/>
               <w:rPr>
-                <w:b/>
                 <w:b/>
                 <w:bCs/>
                 <w:sz w:val="22"/>
@@ -13112,16 +13060,16 @@
         </w:tc>
         <w:tc>
           <w:tcPr>
-            <w:tcW w:w="3107" w:type="dxa"/>
+            <w:tcW w:w="3108" w:type="dxa"/>
             <w:tcBorders/>
           </w:tcPr>
           <w:p>
             <w:pPr>
-              <w:pStyle w:val="TextBody"/>
+              <w:pStyle w:val="BodyText"/>
               <w:widowControl w:val="false"/>
               <w:suppressAutoHyphens w:val="true"/>
               <w:spacing w:before="74" w:after="0"/>
-              <w:ind w:left="0" w:hanging="0"/>
+              <w:ind w:hanging="0" w:left="0"/>
               <w:jc w:val="center"/>
               <w:rPr>
                 <w:lang w:val="it-IT"/>
@@ -13142,7 +13090,6 @@
         <w:rPr>
           <w:rFonts w:ascii="Arial" w:hAnsi="Arial" w:eastAsia="Arial" w:cs="Arial"/>
           <w:b/>
-          <w:b/>
           <w:bCs/>
           <w:sz w:val="20"/>
           <w:szCs w:val="20"/>
@@ -13163,7 +13110,6 @@
         <w:pStyle w:val="Normal"/>
         <w:rPr>
           <w:rFonts w:ascii="Arial" w:hAnsi="Arial" w:eastAsia="Arial" w:cs="Arial"/>
-          <w:b/>
           <w:b/>
           <w:bCs/>
           <w:sz w:val="20"/>
@@ -13197,9 +13143,9 @@
       </w:tblPr>
       <w:tblGrid>
         <w:gridCol w:w="1621"/>
-        <w:gridCol w:w="2320"/>
+        <w:gridCol w:w="2319"/>
         <w:gridCol w:w="1621"/>
-        <w:gridCol w:w="2353"/>
+        <w:gridCol w:w="2354"/>
         <w:gridCol w:w="2518"/>
       </w:tblGrid>
       <w:tr>
@@ -13216,17 +13162,16 @@
           </w:tcPr>
           <w:p>
             <w:pPr>
-              <w:pStyle w:val="TextBody"/>
+              <w:pStyle w:val="BodyText"/>
               <w:widowControl w:val="false"/>
               <w:suppressAutoHyphens w:val="true"/>
               <w:spacing w:before="74" w:after="0"/>
-              <w:ind w:left="0" w:hanging="0"/>
+              <w:ind w:hanging="0" w:left="0"/>
               <w:jc w:val="center"/>
               <w:rPr>
-                <w:b/>
                 <w:b/>
                 <w:bCs/>
-                <w:color w:val="FFFFFF" w:themeColor="background1"/>
+                <w:color w:themeColor="background1" w:val="FFFFFF"/>
                 <w:sz w:val="24"/>
                 <w:szCs w:val="24"/>
                 <w:lang w:val="it-IT"/>
@@ -13237,7 +13182,7 @@
                 <w:rFonts w:cs=""/>
                 <w:b/>
                 <w:bCs/>
-                <w:color w:val="FFFFFF" w:themeColor="background1"/>
+                <w:color w:themeColor="background1" w:val="FFFFFF"/>
                 <w:kern w:val="0"/>
                 <w:sz w:val="24"/>
                 <w:szCs w:val="24"/>
@@ -13249,23 +13194,22 @@
         </w:tc>
         <w:tc>
           <w:tcPr>
-            <w:tcW w:w="2320" w:type="dxa"/>
+            <w:tcW w:w="2319" w:type="dxa"/>
             <w:tcBorders/>
             <w:shd w:color="auto" w:fill="808080" w:themeFill="background1" w:themeFillShade="80" w:val="clear"/>
           </w:tcPr>
           <w:p>
             <w:pPr>
-              <w:pStyle w:val="TextBody"/>
+              <w:pStyle w:val="BodyText"/>
               <w:widowControl w:val="false"/>
               <w:suppressAutoHyphens w:val="true"/>
               <w:spacing w:before="74" w:after="0"/>
-              <w:ind w:left="0" w:hanging="0"/>
+              <w:ind w:hanging="0" w:left="0"/>
               <w:jc w:val="center"/>
               <w:rPr>
-                <w:b/>
                 <w:b/>
                 <w:bCs/>
-                <w:color w:val="FFFFFF" w:themeColor="background1"/>
+                <w:color w:themeColor="background1" w:val="FFFFFF"/>
                 <w:sz w:val="24"/>
                 <w:szCs w:val="24"/>
                 <w:lang w:val="it-IT"/>
@@ -13275,7 +13219,7 @@
               <w:rPr>
                 <w:b/>
                 <w:bCs/>
-                <w:color w:val="FFFFFF" w:themeColor="background1"/>
+                <w:color w:themeColor="background1" w:val="FFFFFF"/>
                 <w:sz w:val="24"/>
                 <w:szCs w:val="24"/>
                 <w:lang w:val="it-IT"/>
@@ -13286,24 +13230,23 @@
         </w:tc>
         <w:tc>
           <w:tcPr>
-            <w:tcW w:w="6492" w:type="dxa"/>
+            <w:tcW w:w="6493" w:type="dxa"/>
             <w:gridSpan w:val="3"/>
             <w:tcBorders/>
             <w:shd w:color="auto" w:fill="808080" w:themeFill="background1" w:themeFillShade="80" w:val="clear"/>
           </w:tcPr>
           <w:p>
             <w:pPr>
-              <w:pStyle w:val="TextBody"/>
+              <w:pStyle w:val="BodyText"/>
               <w:widowControl w:val="false"/>
               <w:suppressAutoHyphens w:val="true"/>
               <w:spacing w:before="74" w:after="0"/>
-              <w:ind w:left="0" w:hanging="0"/>
+              <w:ind w:hanging="0" w:left="0"/>
               <w:jc w:val="center"/>
               <w:rPr>
-                <w:b/>
                 <w:b/>
                 <w:bCs/>
-                <w:color w:val="FFFFFF" w:themeColor="background1"/>
+                <w:color w:themeColor="background1" w:val="FFFFFF"/>
                 <w:sz w:val="24"/>
                 <w:szCs w:val="24"/>
                 <w:lang w:val="it-IT"/>
@@ -13314,7 +13257,7 @@
                 <w:rFonts w:cs=""/>
                 <w:b/>
                 <w:bCs/>
-                <w:color w:val="FFFFFF" w:themeColor="background1"/>
+                <w:color w:themeColor="background1" w:val="FFFFFF"/>
                 <w:kern w:val="0"/>
                 <w:sz w:val="24"/>
                 <w:szCs w:val="24"/>
@@ -13338,11 +13281,11 @@
           </w:tcPr>
           <w:p>
             <w:pPr>
-              <w:pStyle w:val="TextBody"/>
+              <w:pStyle w:val="BodyText"/>
               <w:widowControl w:val="false"/>
               <w:suppressAutoHyphens w:val="true"/>
               <w:spacing w:before="74" w:after="0"/>
-              <w:ind w:left="0" w:hanging="0"/>
+              <w:ind w:hanging="0" w:left="0"/>
               <w:jc w:val="center"/>
               <w:rPr>
                 <w:lang w:val="it-IT"/>
@@ -13357,16 +13300,16 @@
         </w:tc>
         <w:tc>
           <w:tcPr>
-            <w:tcW w:w="2320" w:type="dxa"/>
+            <w:tcW w:w="2319" w:type="dxa"/>
             <w:tcBorders/>
           </w:tcPr>
           <w:p>
             <w:pPr>
-              <w:pStyle w:val="TextBody"/>
+              <w:pStyle w:val="BodyText"/>
               <w:widowControl w:val="false"/>
               <w:suppressAutoHyphens w:val="true"/>
               <w:spacing w:before="74" w:after="0"/>
-              <w:ind w:left="0" w:hanging="0"/>
+              <w:ind w:hanging="0" w:left="0"/>
               <w:jc w:val="center"/>
               <w:rPr>
                 <w:lang w:val="it-IT"/>
@@ -13386,14 +13329,13 @@
           </w:tcPr>
           <w:p>
             <w:pPr>
-              <w:pStyle w:val="TextBody"/>
+              <w:pStyle w:val="BodyText"/>
               <w:widowControl w:val="false"/>
               <w:suppressAutoHyphens w:val="true"/>
               <w:spacing w:before="74" w:after="0"/>
-              <w:ind w:left="0" w:hanging="0"/>
+              <w:ind w:hanging="0" w:left="0"/>
               <w:jc w:val="center"/>
               <w:rPr>
-                <w:b/>
                 <w:b/>
                 <w:bCs/>
                 <w:sz w:val="22"/>
@@ -13417,19 +13359,18 @@
         </w:tc>
         <w:tc>
           <w:tcPr>
-            <w:tcW w:w="2353" w:type="dxa"/>
+            <w:tcW w:w="2354" w:type="dxa"/>
             <w:tcBorders/>
           </w:tcPr>
           <w:p>
             <w:pPr>
-              <w:pStyle w:val="TextBody"/>
+              <w:pStyle w:val="BodyText"/>
               <w:widowControl w:val="false"/>
               <w:suppressAutoHyphens w:val="true"/>
               <w:spacing w:before="74" w:after="0"/>
-              <w:ind w:left="0" w:hanging="0"/>
+              <w:ind w:hanging="0" w:left="0"/>
               <w:jc w:val="center"/>
               <w:rPr>
-                <w:b/>
                 <w:b/>
                 <w:bCs/>
                 <w:sz w:val="22"/>
@@ -13458,14 +13399,13 @@
           </w:tcPr>
           <w:p>
             <w:pPr>
-              <w:pStyle w:val="TextBody"/>
+              <w:pStyle w:val="BodyText"/>
               <w:widowControl w:val="false"/>
               <w:suppressAutoHyphens w:val="true"/>
               <w:spacing w:before="74" w:after="0"/>
-              <w:ind w:left="0" w:hanging="0"/>
+              <w:ind w:hanging="0" w:left="0"/>
               <w:jc w:val="center"/>
               <w:rPr>
-                <w:b/>
                 <w:b/>
                 <w:bCs/>
                 <w:sz w:val="22"/>
@@ -13495,7 +13435,6 @@
         <w:rPr>
           <w:rFonts w:ascii="Arial" w:hAnsi="Arial" w:eastAsia="Arial" w:cs="Arial"/>
           <w:b/>
-          <w:b/>
           <w:bCs/>
           <w:sz w:val="20"/>
           <w:szCs w:val="20"/>
@@ -13521,7 +13460,6 @@
         <w:rPr>
           <w:rFonts w:ascii="Arial" w:hAnsi="Arial" w:eastAsia="Arial" w:cs="Arial"/>
           <w:b/>
-          <w:b/>
           <w:bCs/>
           <w:sz w:val="17"/>
           <w:szCs w:val="17"/>
@@ -13541,7 +13479,7 @@
       <w:pPr>
         <w:pStyle w:val="Normal"/>
         <w:spacing w:before="69" w:after="0"/>
-        <w:ind w:left="2618" w:hanging="0"/>
+        <w:ind w:hanging="0" w:left="2618"/>
         <w:rPr>
           <w:rFonts w:ascii="Arial" w:hAnsi="Arial" w:eastAsia="Arial" w:cs="Arial"/>
           <w:sz w:val="24"/>
@@ -13589,7 +13527,6 @@
         <w:rPr>
           <w:rFonts w:ascii="Arial" w:hAnsi="Arial" w:eastAsia="Arial" w:cs="Arial"/>
           <w:b/>
-          <w:b/>
           <w:bCs/>
           <w:sz w:val="20"/>
           <w:szCs w:val="20"/>
@@ -13609,9 +13546,9 @@
     </w:p>
     <w:p>
       <w:pPr>
-        <w:pStyle w:val="TextBody"/>
+        <w:pStyle w:val="BodyText"/>
         <w:spacing w:lineRule="auto" w:line="271"/>
-        <w:ind w:left="0" w:right="117" w:hanging="0"/>
+        <w:ind w:hanging="0" w:left="0" w:right="117"/>
         <w:jc w:val="both"/>
         <w:rPr>
           <w:lang w:val="it-IT"/>
@@ -14729,11 +14666,10 @@
     <w:p>
       <w:pPr>
         <w:pStyle w:val="Heading2"/>
-        <w:ind w:left="0" w:hanging="0"/>
+        <w:ind w:hanging="0" w:left="0"/>
         <w:jc w:val="both"/>
         <w:rPr>
           <w:rFonts w:cs="Arial"/>
-          <w:b w:val="false"/>
           <w:b w:val="false"/>
           <w:bCs w:val="false"/>
           <w:lang w:val="it-IT"/>
@@ -14796,7 +14732,6 @@
         <w:rPr>
           <w:rFonts w:cs="Arial"/>
           <w:b w:val="false"/>
-          <w:b w:val="false"/>
           <w:bCs w:val="false"/>
           <w:lang w:val="it-IT"/>
         </w:rPr>
@@ -14816,7 +14751,6 @@
         <w:jc w:val="both"/>
         <w:rPr>
           <w:rFonts w:cs="Arial"/>
-          <w:b w:val="false"/>
           <w:b w:val="false"/>
           <w:bCs w:val="false"/>
           <w:sz w:val="19"/>
@@ -14871,17 +14805,16 @@
           </w:tcPr>
           <w:p>
             <w:pPr>
-              <w:pStyle w:val="TextBody"/>
+              <w:pStyle w:val="BodyText"/>
               <w:widowControl w:val="false"/>
               <w:suppressAutoHyphens w:val="true"/>
               <w:spacing w:before="74" w:after="0"/>
-              <w:ind w:left="0" w:hanging="0"/>
+              <w:ind w:hanging="0" w:left="0"/>
               <w:jc w:val="center"/>
               <w:rPr>
-                <w:b/>
                 <w:b/>
                 <w:bCs/>
-                <w:color w:val="FFFFFF" w:themeColor="background1"/>
+                <w:color w:themeColor="background1" w:val="FFFFFF"/>
                 <w:sz w:val="24"/>
                 <w:szCs w:val="24"/>
                 <w:lang w:val="it-IT"/>
@@ -14892,7 +14825,7 @@
                 <w:rFonts w:cs=""/>
                 <w:b/>
                 <w:bCs/>
-                <w:color w:val="FFFFFF" w:themeColor="background1"/>
+                <w:color w:themeColor="background1" w:val="FFFFFF"/>
                 <w:kern w:val="0"/>
                 <w:sz w:val="24"/>
                 <w:szCs w:val="24"/>
@@ -14912,17 +14845,16 @@
           </w:tcPr>
           <w:p>
             <w:pPr>
-              <w:pStyle w:val="TextBody"/>
+              <w:pStyle w:val="BodyText"/>
               <w:widowControl w:val="false"/>
               <w:suppressAutoHyphens w:val="true"/>
               <w:spacing w:before="74" w:after="0"/>
-              <w:ind w:left="0" w:hanging="0"/>
+              <w:ind w:hanging="0" w:left="0"/>
               <w:jc w:val="center"/>
               <w:rPr>
-                <w:b/>
                 <w:b/>
                 <w:bCs/>
-                <w:color w:val="FFFFFF" w:themeColor="background1"/>
+                <w:color w:themeColor="background1" w:val="FFFFFF"/>
                 <w:sz w:val="24"/>
                 <w:szCs w:val="24"/>
                 <w:lang w:val="it-IT"/>
@@ -14933,7 +14865,7 @@
                 <w:rFonts w:cs=""/>
                 <w:b/>
                 <w:bCs/>
-                <w:color w:val="FFFFFF" w:themeColor="background1"/>
+                <w:color w:themeColor="background1" w:val="FFFFFF"/>
                 <w:kern w:val="0"/>
                 <w:sz w:val="24"/>
                 <w:szCs w:val="24"/>
@@ -14952,17 +14884,16 @@
           </w:tcPr>
           <w:p>
             <w:pPr>
-              <w:pStyle w:val="TextBody"/>
+              <w:pStyle w:val="BodyText"/>
               <w:widowControl w:val="false"/>
               <w:suppressAutoHyphens w:val="true"/>
               <w:spacing w:before="74" w:after="0"/>
-              <w:ind w:left="0" w:hanging="0"/>
+              <w:ind w:hanging="0" w:left="0"/>
               <w:jc w:val="center"/>
               <w:rPr>
-                <w:b/>
                 <w:b/>
                 <w:bCs/>
-                <w:color w:val="FFFFFF" w:themeColor="background1"/>
+                <w:color w:themeColor="background1" w:val="FFFFFF"/>
                 <w:sz w:val="24"/>
                 <w:szCs w:val="24"/>
                 <w:lang w:val="it-IT"/>
@@ -14973,7 +14904,7 @@
                 <w:rFonts w:cs=""/>
                 <w:b/>
                 <w:bCs/>
-                <w:color w:val="FFFFFF" w:themeColor="background1"/>
+                <w:color w:themeColor="background1" w:val="FFFFFF"/>
                 <w:kern w:val="0"/>
                 <w:sz w:val="24"/>
                 <w:szCs w:val="24"/>
@@ -14997,11 +14928,11 @@
           </w:tcPr>
           <w:p>
             <w:pPr>
-              <w:pStyle w:val="TextBody"/>
+              <w:pStyle w:val="BodyText"/>
               <w:widowControl w:val="false"/>
               <w:suppressAutoHyphens w:val="true"/>
               <w:spacing w:before="74" w:after="0"/>
-              <w:ind w:left="0" w:hanging="0"/>
+              <w:ind w:hanging="0" w:left="0"/>
               <w:jc w:val="center"/>
               <w:rPr>
                 <w:lang w:val="it-IT"/>
@@ -15023,11 +14954,11 @@
           </w:tcPr>
           <w:p>
             <w:pPr>
-              <w:pStyle w:val="TextBody"/>
+              <w:pStyle w:val="BodyText"/>
               <w:widowControl w:val="false"/>
               <w:suppressAutoHyphens w:val="true"/>
               <w:spacing w:before="74" w:after="0"/>
-              <w:ind w:left="0" w:hanging="0"/>
+              <w:ind w:hanging="0" w:left="0"/>
               <w:jc w:val="center"/>
               <w:rPr>
                 <w:lang w:val="it-IT"/>
@@ -15047,14 +14978,13 @@
           </w:tcPr>
           <w:p>
             <w:pPr>
-              <w:pStyle w:val="TextBody"/>
+              <w:pStyle w:val="BodyText"/>
               <w:widowControl w:val="false"/>
               <w:suppressAutoHyphens w:val="true"/>
               <w:spacing w:before="74" w:after="0"/>
-              <w:ind w:left="0" w:hanging="0"/>
+              <w:ind w:hanging="0" w:left="0"/>
               <w:jc w:val="center"/>
               <w:rPr>
-                <w:b/>
                 <w:b/>
                 <w:bCs/>
                 <w:sz w:val="22"/>
@@ -15083,14 +15013,13 @@
           </w:tcPr>
           <w:p>
             <w:pPr>
-              <w:pStyle w:val="TextBody"/>
+              <w:pStyle w:val="BodyText"/>
               <w:widowControl w:val="false"/>
               <w:suppressAutoHyphens w:val="true"/>
               <w:spacing w:before="74" w:after="0"/>
-              <w:ind w:left="0" w:hanging="0"/>
+              <w:ind w:hanging="0" w:left="0"/>
               <w:jc w:val="center"/>
               <w:rPr>
-                <w:b/>
                 <w:b/>
                 <w:bCs/>
                 <w:sz w:val="22"/>
@@ -15119,14 +15048,13 @@
           </w:tcPr>
           <w:p>
             <w:pPr>
-              <w:pStyle w:val="TextBody"/>
+              <w:pStyle w:val="BodyText"/>
               <w:widowControl w:val="false"/>
               <w:suppressAutoHyphens w:val="true"/>
               <w:spacing w:before="74" w:after="0"/>
-              <w:ind w:left="0" w:hanging="0"/>
+              <w:ind w:hanging="0" w:left="0"/>
               <w:jc w:val="center"/>
               <w:rPr>
-                <w:b/>
                 <w:b/>
                 <w:bCs/>
                 <w:sz w:val="22"/>
@@ -15178,11 +15106,10 @@
       <w:pPr>
         <w:pStyle w:val="Normal"/>
         <w:spacing w:before="0" w:after="0"/>
-        <w:ind w:right="42" w:hanging="0"/>
+        <w:ind w:hanging="0" w:right="42"/>
         <w:jc w:val="center"/>
         <w:rPr>
           <w:rFonts w:ascii="Arial" w:hAnsi="Arial"/>
-          <w:b/>
           <w:b/>
           <w:color w:val="3BA1DA"/>
           <w:spacing w:val="1"/>
@@ -15191,37 +15118,22 @@
         </w:rPr>
       </w:pPr>
       <w:r>
-        <w:rPr/>
+        <w:rPr>
+          <w:rFonts w:ascii="Arial" w:hAnsi="Arial"/>
+          <w:b/>
+          <w:color w:val="3BA1DA"/>
+          <w:spacing w:val="1"/>
+          <w:sz w:val="24"/>
+          <w:lang w:val="it-IT"/>
+        </w:rPr>
       </w:r>
     </w:p>
     <w:p>
       <w:pPr>
         <w:pStyle w:val="Normal"/>
         <w:spacing w:before="0" w:after="0"/>
-        <w:ind w:right="42" w:hanging="0"/>
+        <w:ind w:hanging="0" w:right="42"/>
         <w:jc w:val="center"/>
-        <w:rPr>
-          <w:rFonts w:ascii="Arial" w:hAnsi="Arial"/>
-          <w:b/>
-          <w:b/>
-          <w:color w:val="3BA1DA"/>
-          <w:spacing w:val="1"/>
-          <w:sz w:val="24"/>
-          <w:lang w:val="it-IT"/>
-        </w:rPr>
-      </w:pPr>
-      <w:r>
-        <w:rPr>
-          <w:rFonts w:ascii="Arial" w:hAnsi="Arial"/>
-          <w:b/>
-          <w:color w:val="3BA1DA"/>
-          <w:spacing w:val="-1"/>
-          <w:sz w:val="24"/>
-          <w:lang w:val="it-IT"/>
-        </w:rPr>
-        <w:t>L'INFLUENZA GENETICA NEI PROCESSI</w:t>
-      </w:r>
-      <w:r>
         <w:rPr>
           <w:rFonts w:ascii="Arial" w:hAnsi="Arial"/>
           <w:b/>
@@ -15230,6 +15142,27 @@
           <w:sz w:val="24"/>
           <w:lang w:val="it-IT"/>
         </w:rPr>
+      </w:pPr>
+      <w:r>
+        <w:rPr>
+          <w:rFonts w:ascii="Arial" w:hAnsi="Arial"/>
+          <w:b/>
+          <w:color w:val="3BA1DA"/>
+          <w:spacing w:val="-1"/>
+          <w:sz w:val="24"/>
+          <w:lang w:val="it-IT"/>
+        </w:rPr>
+        <w:t>L'INFLUENZA GENETICA NEI PROCESSI</w:t>
+      </w:r>
+      <w:r>
+        <w:rPr>
+          <w:rFonts w:ascii="Arial" w:hAnsi="Arial"/>
+          <w:b/>
+          <w:color w:val="3BA1DA"/>
+          <w:spacing w:val="1"/>
+          <w:sz w:val="24"/>
+          <w:lang w:val="it-IT"/>
+        </w:rPr>
         <w:t xml:space="preserve"> </w:t>
       </w:r>
     </w:p>
@@ -15237,7 +15170,7 @@
       <w:pPr>
         <w:pStyle w:val="Normal"/>
         <w:spacing w:before="69" w:after="0"/>
-        <w:ind w:right="42" w:hanging="0"/>
+        <w:ind w:hanging="0" w:right="42"/>
         <w:jc w:val="center"/>
         <w:rPr>
           <w:rFonts w:ascii="Arial" w:hAnsi="Arial" w:eastAsia="Arial" w:cs="Arial"/>
@@ -15287,7 +15220,6 @@
         <w:rPr>
           <w:rFonts w:ascii="Arial" w:hAnsi="Arial" w:eastAsia="Arial" w:cs="Arial"/>
           <w:b/>
-          <w:b/>
           <w:bCs/>
           <w:sz w:val="21"/>
           <w:szCs w:val="21"/>
@@ -15307,9 +15239,9 @@
     </w:p>
     <w:p>
       <w:pPr>
-        <w:pStyle w:val="TextBody"/>
+        <w:pStyle w:val="BodyText"/>
         <w:spacing w:lineRule="auto" w:line="271"/>
-        <w:ind w:left="0" w:right="99" w:hanging="0"/>
+        <w:ind w:hanging="0" w:left="0" w:right="99"/>
         <w:jc w:val="both"/>
         <w:rPr>
           <w:lang w:val="it-IT"/>
@@ -15935,10 +15867,9 @@
     <w:p>
       <w:pPr>
         <w:pStyle w:val="Heading2"/>
-        <w:ind w:left="0" w:hanging="0"/>
+        <w:ind w:hanging="0" w:left="0"/>
         <w:jc w:val="both"/>
         <w:rPr>
-          <w:b w:val="false"/>
           <w:b w:val="false"/>
           <w:bCs w:val="false"/>
           <w:lang w:val="it-IT"/>
@@ -16000,7 +15931,6 @@
         <w:spacing w:before="10" w:after="0"/>
         <w:rPr>
           <w:rFonts w:ascii="Arial" w:hAnsi="Arial" w:eastAsia="Arial" w:cs="Arial"/>
-          <w:b/>
           <w:b/>
           <w:bCs/>
           <w:sz w:val="19"/>
@@ -16055,17 +15985,16 @@
           </w:tcPr>
           <w:p>
             <w:pPr>
-              <w:pStyle w:val="TextBody"/>
+              <w:pStyle w:val="BodyText"/>
               <w:widowControl w:val="false"/>
               <w:suppressAutoHyphens w:val="true"/>
               <w:spacing w:before="74" w:after="0"/>
-              <w:ind w:left="0" w:hanging="0"/>
+              <w:ind w:hanging="0" w:left="0"/>
               <w:jc w:val="center"/>
               <w:rPr>
-                <w:b/>
                 <w:b/>
                 <w:bCs/>
-                <w:color w:val="FFFFFF" w:themeColor="background1"/>
+                <w:color w:themeColor="background1" w:val="FFFFFF"/>
                 <w:sz w:val="24"/>
                 <w:szCs w:val="24"/>
                 <w:lang w:val="it-IT"/>
@@ -16076,7 +16005,7 @@
                 <w:rFonts w:cs=""/>
                 <w:b/>
                 <w:bCs/>
-                <w:color w:val="FFFFFF" w:themeColor="background1"/>
+                <w:color w:themeColor="background1" w:val="FFFFFF"/>
                 <w:kern w:val="0"/>
                 <w:sz w:val="24"/>
                 <w:szCs w:val="24"/>
@@ -16096,17 +16025,16 @@
           </w:tcPr>
           <w:p>
             <w:pPr>
-              <w:pStyle w:val="TextBody"/>
+              <w:pStyle w:val="BodyText"/>
               <w:widowControl w:val="false"/>
               <w:suppressAutoHyphens w:val="true"/>
               <w:spacing w:before="74" w:after="0"/>
-              <w:ind w:left="0" w:hanging="0"/>
+              <w:ind w:hanging="0" w:left="0"/>
               <w:jc w:val="center"/>
               <w:rPr>
-                <w:b/>
                 <w:b/>
                 <w:bCs/>
-                <w:color w:val="FFFFFF" w:themeColor="background1"/>
+                <w:color w:themeColor="background1" w:val="FFFFFF"/>
                 <w:sz w:val="24"/>
                 <w:szCs w:val="24"/>
                 <w:lang w:val="it-IT"/>
@@ -16117,7 +16045,7 @@
                 <w:rFonts w:cs=""/>
                 <w:b/>
                 <w:bCs/>
-                <w:color w:val="FFFFFF" w:themeColor="background1"/>
+                <w:color w:themeColor="background1" w:val="FFFFFF"/>
                 <w:kern w:val="0"/>
                 <w:sz w:val="24"/>
                 <w:szCs w:val="24"/>
@@ -16136,17 +16064,16 @@
           </w:tcPr>
           <w:p>
             <w:pPr>
-              <w:pStyle w:val="TextBody"/>
+              <w:pStyle w:val="BodyText"/>
               <w:widowControl w:val="false"/>
               <w:suppressAutoHyphens w:val="true"/>
               <w:spacing w:before="74" w:after="0"/>
-              <w:ind w:left="0" w:hanging="0"/>
+              <w:ind w:hanging="0" w:left="0"/>
               <w:jc w:val="center"/>
               <w:rPr>
-                <w:b/>
                 <w:b/>
                 <w:bCs/>
-                <w:color w:val="FFFFFF" w:themeColor="background1"/>
+                <w:color w:themeColor="background1" w:val="FFFFFF"/>
                 <w:sz w:val="24"/>
                 <w:szCs w:val="24"/>
                 <w:lang w:val="it-IT"/>
@@ -16157,7 +16084,7 @@
                 <w:rFonts w:cs=""/>
                 <w:b/>
                 <w:bCs/>
-                <w:color w:val="FFFFFF" w:themeColor="background1"/>
+                <w:color w:themeColor="background1" w:val="FFFFFF"/>
                 <w:kern w:val="0"/>
                 <w:sz w:val="24"/>
                 <w:szCs w:val="24"/>
@@ -16181,11 +16108,11 @@
           </w:tcPr>
           <w:p>
             <w:pPr>
-              <w:pStyle w:val="TextBody"/>
+              <w:pStyle w:val="BodyText"/>
               <w:widowControl w:val="false"/>
               <w:suppressAutoHyphens w:val="true"/>
               <w:spacing w:before="74" w:after="0"/>
-              <w:ind w:left="0" w:hanging="0"/>
+              <w:ind w:hanging="0" w:left="0"/>
               <w:jc w:val="center"/>
               <w:rPr>
                 <w:lang w:val="it-IT"/>
@@ -16207,11 +16134,11 @@
           </w:tcPr>
           <w:p>
             <w:pPr>
-              <w:pStyle w:val="TextBody"/>
+              <w:pStyle w:val="BodyText"/>
               <w:widowControl w:val="false"/>
               <w:suppressAutoHyphens w:val="true"/>
               <w:spacing w:before="74" w:after="0"/>
-              <w:ind w:left="0" w:hanging="0"/>
+              <w:ind w:hanging="0" w:left="0"/>
               <w:jc w:val="center"/>
               <w:rPr>
                 <w:lang w:val="it-IT"/>
@@ -16231,14 +16158,13 @@
           </w:tcPr>
           <w:p>
             <w:pPr>
-              <w:pStyle w:val="TextBody"/>
+              <w:pStyle w:val="BodyText"/>
               <w:widowControl w:val="false"/>
               <w:suppressAutoHyphens w:val="true"/>
               <w:spacing w:before="74" w:after="0"/>
-              <w:ind w:left="0" w:hanging="0"/>
+              <w:ind w:hanging="0" w:left="0"/>
               <w:jc w:val="center"/>
               <w:rPr>
-                <w:b/>
                 <w:b/>
                 <w:bCs/>
                 <w:sz w:val="22"/>
@@ -16267,14 +16193,13 @@
           </w:tcPr>
           <w:p>
             <w:pPr>
-              <w:pStyle w:val="TextBody"/>
+              <w:pStyle w:val="BodyText"/>
               <w:widowControl w:val="false"/>
               <w:suppressAutoHyphens w:val="true"/>
               <w:spacing w:before="74" w:after="0"/>
-              <w:ind w:left="0" w:hanging="0"/>
+              <w:ind w:hanging="0" w:left="0"/>
               <w:jc w:val="center"/>
               <w:rPr>
-                <w:b/>
                 <w:b/>
                 <w:bCs/>
                 <w:sz w:val="22"/>
@@ -16303,14 +16228,13 @@
           </w:tcPr>
           <w:p>
             <w:pPr>
-              <w:pStyle w:val="TextBody"/>
+              <w:pStyle w:val="BodyText"/>
               <w:widowControl w:val="false"/>
               <w:suppressAutoHyphens w:val="true"/>
               <w:spacing w:before="74" w:after="0"/>
-              <w:ind w:left="0" w:hanging="0"/>
+              <w:ind w:hanging="0" w:left="0"/>
               <w:jc w:val="center"/>
               <w:rPr>
-                <w:b/>
                 <w:b/>
                 <w:bCs/>
                 <w:sz w:val="22"/>
@@ -16338,7 +16262,7 @@
       <w:pPr>
         <w:pStyle w:val="Normal"/>
         <w:spacing w:before="59" w:after="0"/>
-        <w:ind w:left="108" w:hanging="0"/>
+        <w:ind w:hanging="0" w:left="108"/>
         <w:rPr>
           <w:rFonts w:ascii="Calibri" w:hAnsi="Calibri" w:eastAsia="Calibri" w:cs="Calibri"/>
           <w:sz w:val="28"/>
@@ -16362,7 +16286,7 @@
       <w:pPr>
         <w:pStyle w:val="Normal"/>
         <w:spacing w:before="0" w:after="0"/>
-        <w:ind w:left="108" w:hanging="0"/>
+        <w:ind w:hanging="0" w:left="108"/>
         <w:rPr>
           <w:rFonts w:ascii="Calibri" w:hAnsi="Calibri" w:eastAsia="Calibri" w:cs="Calibri"/>
           <w:sz w:val="28"/>
@@ -16476,7 +16400,6 @@
         <w:rPr>
           <w:rFonts w:ascii="Calibri" w:hAnsi="Calibri" w:eastAsia="Calibri" w:cs="Calibri"/>
           <w:b/>
-          <w:b/>
           <w:bCs/>
           <w:sz w:val="13"/>
           <w:szCs w:val="13"/>
@@ -16496,9 +16419,9 @@
     </w:p>
     <w:p>
       <w:pPr>
-        <w:pStyle w:val="TextBody"/>
-        <w:spacing w:lineRule="auto" w:line="271" w:before="74" w:after="0"/>
-        <w:ind w:left="108" w:right="98" w:hanging="0"/>
+        <w:pStyle w:val="BodyText"/>
+        <w:spacing w:lineRule="auto" w:line="276" w:before="74" w:after="0"/>
+        <w:ind w:hanging="0" w:left="108" w:right="98"/>
         <w:jc w:val="both"/>
         <w:rPr>
           <w:lang w:val="it-IT"/>
@@ -16509,1113 +16432,32 @@
           <w:spacing w:val="-1"/>
           <w:lang w:val="it-IT"/>
         </w:rPr>
-        <w:t>Il</w:t>
-      </w:r>
-      <w:r>
-        <w:rPr>
-          <w:spacing w:val="44"/>
-          <w:lang w:val="it-IT"/>
-        </w:rPr>
-        <w:t xml:space="preserve"> </w:t>
-      </w:r>
-      <w:r>
-        <w:rPr>
-          <w:spacing w:val="-1"/>
-          <w:lang w:val="it-IT"/>
-        </w:rPr>
-        <w:t>test</w:t>
-      </w:r>
-      <w:r>
-        <w:rPr>
-          <w:spacing w:val="41"/>
-          <w:lang w:val="it-IT"/>
-        </w:rPr>
-        <w:t xml:space="preserve"> </w:t>
-      </w:r>
-      <w:r>
-        <w:rPr>
-          <w:spacing w:val="-1"/>
-          <w:lang w:val="it-IT"/>
-        </w:rPr>
-        <w:t>contempla</w:t>
-      </w:r>
-      <w:r>
-        <w:rPr>
-          <w:spacing w:val="41"/>
-          <w:lang w:val="it-IT"/>
-        </w:rPr>
-        <w:t xml:space="preserve"> </w:t>
-      </w:r>
-      <w:r>
-        <w:rPr>
-          <w:spacing w:val="-1"/>
-          <w:lang w:val="it-IT"/>
-        </w:rPr>
-        <w:t>uno</w:t>
-      </w:r>
-      <w:r>
-        <w:rPr>
-          <w:spacing w:val="40"/>
-          <w:lang w:val="it-IT"/>
-        </w:rPr>
-        <w:t xml:space="preserve"> </w:t>
-      </w:r>
-      <w:r>
-        <w:rPr>
-          <w:spacing w:val="-1"/>
-          <w:lang w:val="it-IT"/>
-        </w:rPr>
-        <w:t>studio</w:t>
-      </w:r>
-      <w:r>
-        <w:rPr>
-          <w:spacing w:val="40"/>
-          <w:lang w:val="it-IT"/>
-        </w:rPr>
-        <w:t xml:space="preserve"> </w:t>
-      </w:r>
-      <w:r>
-        <w:rPr>
-          <w:spacing w:val="-1"/>
-          <w:lang w:val="it-IT"/>
-        </w:rPr>
-        <w:t>mirato</w:t>
-      </w:r>
-      <w:r>
-        <w:rPr>
-          <w:spacing w:val="41"/>
-          <w:lang w:val="it-IT"/>
-        </w:rPr>
-        <w:t xml:space="preserve"> </w:t>
-      </w:r>
-      <w:r>
-        <w:rPr>
-          <w:spacing w:val="-1"/>
-          <w:lang w:val="it-IT"/>
-        </w:rPr>
-        <w:t>alle</w:t>
-      </w:r>
-      <w:r>
-        <w:rPr>
-          <w:spacing w:val="41"/>
-          <w:lang w:val="it-IT"/>
-        </w:rPr>
-        <w:t xml:space="preserve"> </w:t>
-      </w:r>
-      <w:r>
-        <w:rPr>
-          <w:spacing w:val="-1"/>
-          <w:lang w:val="it-IT"/>
-        </w:rPr>
-        <w:t>sole</w:t>
-      </w:r>
-      <w:r>
-        <w:rPr>
-          <w:spacing w:val="39"/>
-          <w:lang w:val="it-IT"/>
-        </w:rPr>
-        <w:t xml:space="preserve"> </w:t>
-      </w:r>
-      <w:r>
-        <w:rPr>
-          <w:spacing w:val="-1"/>
-          <w:lang w:val="it-IT"/>
-        </w:rPr>
-        <w:t>variazioni</w:t>
-      </w:r>
-      <w:r>
-        <w:rPr>
-          <w:spacing w:val="42"/>
-          <w:lang w:val="it-IT"/>
-        </w:rPr>
-        <w:t xml:space="preserve"> </w:t>
-      </w:r>
-      <w:r>
-        <w:rPr>
-          <w:spacing w:val="-2"/>
-          <w:lang w:val="it-IT"/>
-        </w:rPr>
-        <w:t>genetiche</w:t>
-      </w:r>
-      <w:r>
-        <w:rPr>
-          <w:spacing w:val="40"/>
-          <w:lang w:val="it-IT"/>
-        </w:rPr>
-        <w:t xml:space="preserve"> </w:t>
-      </w:r>
-      <w:r>
-        <w:rPr>
-          <w:spacing w:val="-1"/>
-          <w:lang w:val="it-IT"/>
-        </w:rPr>
-        <w:t>sulla</w:t>
-      </w:r>
-      <w:r>
-        <w:rPr>
-          <w:spacing w:val="42"/>
-          <w:lang w:val="it-IT"/>
-        </w:rPr>
-        <w:t xml:space="preserve"> </w:t>
-      </w:r>
-      <w:r>
-        <w:rPr>
-          <w:spacing w:val="-1"/>
-          <w:lang w:val="it-IT"/>
-        </w:rPr>
-        <w:t>cui</w:t>
-      </w:r>
-      <w:r>
-        <w:rPr>
-          <w:spacing w:val="40"/>
-          <w:lang w:val="it-IT"/>
-        </w:rPr>
-        <w:t xml:space="preserve"> </w:t>
-      </w:r>
-      <w:r>
-        <w:rPr>
-          <w:spacing w:val="-1"/>
-          <w:lang w:val="it-IT"/>
-        </w:rPr>
-        <w:t>corresponsabilità</w:t>
-      </w:r>
-      <w:r>
-        <w:rPr>
-          <w:spacing w:val="41"/>
-          <w:lang w:val="it-IT"/>
-        </w:rPr>
-        <w:t xml:space="preserve"> </w:t>
-      </w:r>
-      <w:r>
-        <w:rPr>
-          <w:spacing w:val="-1"/>
-          <w:lang w:val="it-IT"/>
-        </w:rPr>
-        <w:t>nell'insorgenza</w:t>
-      </w:r>
-      <w:r>
-        <w:rPr>
-          <w:spacing w:val="41"/>
-          <w:lang w:val="it-IT"/>
-        </w:rPr>
-        <w:t xml:space="preserve"> </w:t>
-      </w:r>
-      <w:r>
-        <w:rPr>
-          <w:spacing w:val="-1"/>
-          <w:lang w:val="it-IT"/>
-        </w:rPr>
-        <w:t>di</w:t>
-      </w:r>
-      <w:r>
-        <w:rPr>
-          <w:spacing w:val="47"/>
-          <w:w w:val="99"/>
-          <w:lang w:val="it-IT"/>
-        </w:rPr>
-        <w:t xml:space="preserve"> </w:t>
-      </w:r>
-      <w:r>
-        <w:rPr>
-          <w:spacing w:val="-1"/>
-          <w:lang w:val="it-IT"/>
-        </w:rPr>
-        <w:t>patologie</w:t>
-      </w:r>
-      <w:r>
-        <w:rPr>
-          <w:lang w:val="it-IT"/>
-        </w:rPr>
-        <w:t xml:space="preserve"> </w:t>
-      </w:r>
-      <w:r>
-        <w:rPr>
-          <w:spacing w:val="-1"/>
-          <w:lang w:val="it-IT"/>
-        </w:rPr>
-        <w:t>complesse</w:t>
-      </w:r>
-      <w:r>
-        <w:rPr>
-          <w:spacing w:val="1"/>
-          <w:lang w:val="it-IT"/>
-        </w:rPr>
-        <w:t xml:space="preserve"> </w:t>
-      </w:r>
-      <w:r>
-        <w:rPr>
-          <w:lang w:val="it-IT"/>
-        </w:rPr>
-        <w:t>(es.</w:t>
-      </w:r>
-      <w:r>
-        <w:rPr>
-          <w:spacing w:val="54"/>
-          <w:lang w:val="it-IT"/>
-        </w:rPr>
-        <w:t xml:space="preserve"> </w:t>
-      </w:r>
-      <w:r>
-        <w:rPr>
-          <w:spacing w:val="-1"/>
-          <w:lang w:val="it-IT"/>
-        </w:rPr>
-        <w:t>Obesità,</w:t>
-      </w:r>
-      <w:r>
-        <w:rPr>
-          <w:spacing w:val="1"/>
-          <w:lang w:val="it-IT"/>
-        </w:rPr>
-        <w:t xml:space="preserve"> </w:t>
-      </w:r>
-      <w:r>
-        <w:rPr>
-          <w:spacing w:val="-2"/>
-          <w:lang w:val="it-IT"/>
-        </w:rPr>
-        <w:t>Diabete</w:t>
-      </w:r>
-      <w:r>
-        <w:rPr>
-          <w:spacing w:val="1"/>
-          <w:lang w:val="it-IT"/>
-        </w:rPr>
-        <w:t xml:space="preserve"> </w:t>
-      </w:r>
-      <w:r>
-        <w:rPr>
-          <w:spacing w:val="-1"/>
-          <w:lang w:val="it-IT"/>
-        </w:rPr>
-        <w:t>di</w:t>
-      </w:r>
-      <w:r>
-        <w:rPr>
-          <w:spacing w:val="1"/>
-          <w:lang w:val="it-IT"/>
-        </w:rPr>
-        <w:t xml:space="preserve"> </w:t>
-      </w:r>
-      <w:r>
-        <w:rPr>
-          <w:spacing w:val="-1"/>
-          <w:lang w:val="it-IT"/>
-        </w:rPr>
-        <w:t>tipo</w:t>
-      </w:r>
-      <w:r>
-        <w:rPr>
-          <w:spacing w:val="55"/>
-          <w:lang w:val="it-IT"/>
-        </w:rPr>
-        <w:t xml:space="preserve"> </w:t>
-      </w:r>
-      <w:r>
-        <w:rPr>
-          <w:spacing w:val="-1"/>
-          <w:lang w:val="it-IT"/>
-        </w:rPr>
-        <w:t>2,</w:t>
-      </w:r>
-      <w:r>
-        <w:rPr>
-          <w:spacing w:val="1"/>
-          <w:lang w:val="it-IT"/>
-        </w:rPr>
-        <w:t xml:space="preserve"> </w:t>
-      </w:r>
-      <w:r>
-        <w:rPr>
-          <w:spacing w:val="-1"/>
-          <w:lang w:val="it-IT"/>
-        </w:rPr>
-        <w:t>patologie</w:t>
-      </w:r>
-      <w:r>
-        <w:rPr>
-          <w:spacing w:val="1"/>
-          <w:lang w:val="it-IT"/>
-        </w:rPr>
-        <w:t xml:space="preserve"> </w:t>
-      </w:r>
-      <w:r>
-        <w:rPr>
-          <w:spacing w:val="-1"/>
-          <w:lang w:val="it-IT"/>
-        </w:rPr>
-        <w:t>cardiovascolari)</w:t>
-      </w:r>
-      <w:r>
-        <w:rPr>
-          <w:spacing w:val="1"/>
-          <w:lang w:val="it-IT"/>
-        </w:rPr>
-        <w:t xml:space="preserve"> </w:t>
-      </w:r>
-      <w:r>
-        <w:rPr>
-          <w:spacing w:val="-1"/>
-          <w:lang w:val="it-IT"/>
-        </w:rPr>
-        <w:t>vi</w:t>
-      </w:r>
-      <w:r>
-        <w:rPr>
-          <w:spacing w:val="54"/>
-          <w:lang w:val="it-IT"/>
-        </w:rPr>
-        <w:t xml:space="preserve"> </w:t>
-      </w:r>
-      <w:r>
-        <w:rPr>
-          <w:lang w:val="it-IT"/>
-        </w:rPr>
-        <w:t>è</w:t>
-      </w:r>
-      <w:r>
-        <w:rPr>
-          <w:spacing w:val="1"/>
-          <w:lang w:val="it-IT"/>
-        </w:rPr>
-        <w:t xml:space="preserve"> </w:t>
-      </w:r>
-      <w:r>
-        <w:rPr>
-          <w:lang w:val="it-IT"/>
-        </w:rPr>
-        <w:t>a</w:t>
-      </w:r>
-      <w:r>
-        <w:rPr>
-          <w:spacing w:val="1"/>
-          <w:lang w:val="it-IT"/>
-        </w:rPr>
-        <w:t xml:space="preserve"> </w:t>
-      </w:r>
-      <w:r>
-        <w:rPr>
-          <w:spacing w:val="-1"/>
-          <w:lang w:val="it-IT"/>
-        </w:rPr>
-        <w:t>sostegno</w:t>
-      </w:r>
-      <w:r>
-        <w:rPr>
-          <w:lang w:val="it-IT"/>
-        </w:rPr>
-        <w:t xml:space="preserve"> </w:t>
-      </w:r>
-      <w:r>
-        <w:rPr>
-          <w:spacing w:val="-1"/>
-          <w:lang w:val="it-IT"/>
-        </w:rPr>
-        <w:t>una</w:t>
-      </w:r>
-      <w:r>
-        <w:rPr>
-          <w:spacing w:val="1"/>
-          <w:lang w:val="it-IT"/>
-        </w:rPr>
-        <w:t xml:space="preserve"> </w:t>
-      </w:r>
-      <w:r>
-        <w:rPr>
-          <w:spacing w:val="-1"/>
-          <w:lang w:val="it-IT"/>
-        </w:rPr>
-        <w:t>estesa</w:t>
-      </w:r>
-      <w:r>
-        <w:rPr>
-          <w:spacing w:val="36"/>
-          <w:w w:val="99"/>
-          <w:lang w:val="it-IT"/>
-        </w:rPr>
-        <w:t xml:space="preserve"> </w:t>
-      </w:r>
-      <w:r>
-        <w:rPr>
-          <w:spacing w:val="-1"/>
-          <w:lang w:val="it-IT"/>
-        </w:rPr>
-        <w:t>letteratura</w:t>
-      </w:r>
-      <w:r>
-        <w:rPr>
-          <w:spacing w:val="-3"/>
-          <w:lang w:val="it-IT"/>
-        </w:rPr>
-        <w:t xml:space="preserve"> </w:t>
-      </w:r>
-      <w:r>
-        <w:rPr>
-          <w:spacing w:val="-1"/>
-          <w:lang w:val="it-IT"/>
-        </w:rPr>
-        <w:t>scientifica.</w:t>
-      </w:r>
-      <w:r>
-        <w:rPr>
-          <w:spacing w:val="-6"/>
-          <w:lang w:val="it-IT"/>
-        </w:rPr>
-        <w:t xml:space="preserve"> </w:t>
-      </w:r>
-      <w:r>
-        <w:rPr>
-          <w:spacing w:val="-1"/>
-          <w:lang w:val="it-IT"/>
-        </w:rPr>
-        <w:t>Questo</w:t>
-      </w:r>
-      <w:r>
-        <w:rPr>
-          <w:spacing w:val="-3"/>
-          <w:lang w:val="it-IT"/>
-        </w:rPr>
-        <w:t xml:space="preserve"> </w:t>
-      </w:r>
-      <w:r>
-        <w:rPr>
-          <w:spacing w:val="-1"/>
-          <w:lang w:val="it-IT"/>
-        </w:rPr>
-        <w:t>test</w:t>
-      </w:r>
-      <w:r>
-        <w:rPr>
-          <w:spacing w:val="-3"/>
-          <w:lang w:val="it-IT"/>
-        </w:rPr>
-        <w:t xml:space="preserve"> </w:t>
-      </w:r>
-      <w:r>
-        <w:rPr>
-          <w:spacing w:val="-1"/>
-          <w:lang w:val="it-IT"/>
-        </w:rPr>
-        <w:t>rappresenta</w:t>
-      </w:r>
-      <w:r>
-        <w:rPr>
-          <w:spacing w:val="-4"/>
-          <w:lang w:val="it-IT"/>
-        </w:rPr>
-        <w:t xml:space="preserve"> </w:t>
-      </w:r>
-      <w:r>
-        <w:rPr>
-          <w:spacing w:val="-1"/>
-          <w:lang w:val="it-IT"/>
-        </w:rPr>
-        <w:t>un</w:t>
-      </w:r>
-      <w:r>
-        <w:rPr>
-          <w:spacing w:val="-4"/>
-          <w:lang w:val="it-IT"/>
-        </w:rPr>
-        <w:t xml:space="preserve"> </w:t>
-      </w:r>
-      <w:r>
-        <w:rPr>
-          <w:spacing w:val="-1"/>
-          <w:lang w:val="it-IT"/>
-        </w:rPr>
-        <w:t>utilissimo</w:t>
-      </w:r>
-      <w:r>
-        <w:rPr>
-          <w:spacing w:val="-6"/>
-          <w:lang w:val="it-IT"/>
-        </w:rPr>
-        <w:t xml:space="preserve"> </w:t>
-      </w:r>
-      <w:r>
-        <w:rPr>
-          <w:spacing w:val="-1"/>
-          <w:lang w:val="it-IT"/>
-        </w:rPr>
-        <w:t>strumento</w:t>
-      </w:r>
-      <w:r>
-        <w:rPr>
-          <w:spacing w:val="-5"/>
-          <w:lang w:val="it-IT"/>
-        </w:rPr>
-        <w:t xml:space="preserve"> </w:t>
-      </w:r>
-      <w:r>
-        <w:rPr>
-          <w:spacing w:val="-1"/>
-          <w:lang w:val="it-IT"/>
-        </w:rPr>
-        <w:t>ai</w:t>
-      </w:r>
-      <w:r>
-        <w:rPr>
-          <w:spacing w:val="-4"/>
-          <w:lang w:val="it-IT"/>
-        </w:rPr>
-        <w:t xml:space="preserve"> </w:t>
-      </w:r>
-      <w:r>
-        <w:rPr>
-          <w:spacing w:val="-1"/>
-          <w:lang w:val="it-IT"/>
-        </w:rPr>
-        <w:t>fini</w:t>
-      </w:r>
-      <w:r>
-        <w:rPr>
-          <w:spacing w:val="-6"/>
-          <w:lang w:val="it-IT"/>
-        </w:rPr>
-        <w:t xml:space="preserve"> </w:t>
-      </w:r>
-      <w:r>
-        <w:rPr>
-          <w:spacing w:val="-1"/>
-          <w:lang w:val="it-IT"/>
-        </w:rPr>
-        <w:t>del</w:t>
-      </w:r>
-      <w:r>
-        <w:rPr>
-          <w:spacing w:val="-6"/>
-          <w:lang w:val="it-IT"/>
-        </w:rPr>
-        <w:t xml:space="preserve"> </w:t>
-      </w:r>
-      <w:r>
-        <w:rPr>
-          <w:spacing w:val="-1"/>
-          <w:lang w:val="it-IT"/>
-        </w:rPr>
-        <w:t>tuo</w:t>
-      </w:r>
-      <w:r>
-        <w:rPr>
-          <w:spacing w:val="-6"/>
-          <w:lang w:val="it-IT"/>
-        </w:rPr>
-        <w:t xml:space="preserve"> </w:t>
-      </w:r>
-      <w:r>
-        <w:rPr>
-          <w:spacing w:val="-1"/>
-          <w:lang w:val="it-IT"/>
-        </w:rPr>
-        <w:t>benessere.</w:t>
-      </w:r>
-      <w:r>
-        <w:rPr>
-          <w:spacing w:val="-7"/>
-          <w:lang w:val="it-IT"/>
-        </w:rPr>
-        <w:t xml:space="preserve"> </w:t>
-      </w:r>
-      <w:r>
-        <w:rPr>
-          <w:spacing w:val="-1"/>
-          <w:lang w:val="it-IT"/>
-        </w:rPr>
-        <w:t>Va</w:t>
-      </w:r>
-      <w:r>
-        <w:rPr>
-          <w:spacing w:val="-6"/>
-          <w:lang w:val="it-IT"/>
-        </w:rPr>
-        <w:t xml:space="preserve"> </w:t>
-      </w:r>
-      <w:r>
-        <w:rPr>
-          <w:spacing w:val="-1"/>
-          <w:lang w:val="it-IT"/>
-        </w:rPr>
-        <w:t>però</w:t>
-      </w:r>
-      <w:r>
-        <w:rPr>
-          <w:spacing w:val="-6"/>
-          <w:lang w:val="it-IT"/>
-        </w:rPr>
-        <w:t xml:space="preserve"> </w:t>
-      </w:r>
-      <w:r>
-        <w:rPr>
-          <w:spacing w:val="-1"/>
-          <w:lang w:val="it-IT"/>
-        </w:rPr>
-        <w:t>sottolineato</w:t>
-      </w:r>
-      <w:r>
-        <w:rPr>
-          <w:spacing w:val="34"/>
-          <w:w w:val="99"/>
-          <w:lang w:val="it-IT"/>
-        </w:rPr>
-        <w:t xml:space="preserve"> </w:t>
-      </w:r>
-      <w:r>
-        <w:rPr>
-          <w:spacing w:val="-1"/>
-          <w:lang w:val="it-IT"/>
-        </w:rPr>
-        <w:t>che</w:t>
-      </w:r>
-      <w:r>
-        <w:rPr>
-          <w:spacing w:val="21"/>
-          <w:lang w:val="it-IT"/>
-        </w:rPr>
-        <w:t xml:space="preserve"> </w:t>
+        <w:t xml:space="preserve">Il test si concentra esclusivamente sulle variazioni genetiche la cui correlazione con l'insorgenza di patologie complesse (come obesità, diabete di tipo 2 e malattie cardiovascolari) è supportata da un'ampia letteratura scientifica. Questo test rappresenta un utile strumento per il tuo benessere, ma </w:t>
       </w:r>
       <w:r>
         <w:rPr>
           <w:b/>
-          <w:lang w:val="it-IT"/>
-        </w:rPr>
-        <w:t>non</w:t>
+          <w:bCs/>
+          <w:spacing w:val="-1"/>
+          <w:lang w:val="it-IT"/>
+        </w:rPr>
+        <w:t>non costituisce una diagnosi clinica e non sostituisce il parere del medico</w:t>
+      </w:r>
+      <w:r>
+        <w:rPr>
+          <w:spacing w:val="-1"/>
+          <w:lang w:val="it-IT"/>
+        </w:rPr>
+        <w:t xml:space="preserve">. I risultati devono essere valutati ed approvati alla luce della storia anamnestica personale su </w:t>
       </w:r>
       <w:r>
         <w:rPr>
           <w:b/>
-          <w:spacing w:val="22"/>
-          <w:lang w:val="it-IT"/>
-        </w:rPr>
-        <w:t xml:space="preserve"> </w:t>
-      </w:r>
-      <w:r>
-        <w:rPr>
-          <w:b/>
-          <w:lang w:val="it-IT"/>
-        </w:rPr>
-        <w:t>rappresenta</w:t>
-      </w:r>
-      <w:r>
-        <w:rPr>
-          <w:b/>
-          <w:spacing w:val="19"/>
-          <w:lang w:val="it-IT"/>
-        </w:rPr>
-        <w:t xml:space="preserve"> </w:t>
-      </w:r>
-      <w:r>
-        <w:rPr>
-          <w:b/>
-          <w:spacing w:val="-1"/>
-          <w:lang w:val="it-IT"/>
-        </w:rPr>
-        <w:t>una</w:t>
-      </w:r>
-      <w:r>
-        <w:rPr>
-          <w:b/>
-          <w:spacing w:val="20"/>
-          <w:lang w:val="it-IT"/>
-        </w:rPr>
-        <w:t xml:space="preserve"> </w:t>
-      </w:r>
-      <w:r>
-        <w:rPr>
-          <w:b/>
-          <w:lang w:val="it-IT"/>
-        </w:rPr>
-        <w:t>diagnosi</w:t>
-      </w:r>
-      <w:r>
-        <w:rPr>
-          <w:b/>
-          <w:spacing w:val="21"/>
-          <w:lang w:val="it-IT"/>
-        </w:rPr>
-        <w:t xml:space="preserve"> </w:t>
-      </w:r>
-      <w:r>
-        <w:rPr>
-          <w:b/>
-          <w:lang w:val="it-IT"/>
-        </w:rPr>
-        <w:t>clinica,</w:t>
-      </w:r>
-      <w:r>
-        <w:rPr>
-          <w:b/>
-          <w:spacing w:val="18"/>
-          <w:lang w:val="it-IT"/>
-        </w:rPr>
-        <w:t xml:space="preserve"> </w:t>
-      </w:r>
-      <w:r>
-        <w:rPr>
-          <w:b/>
-          <w:lang w:val="it-IT"/>
-        </w:rPr>
-        <w:t>pertanto</w:t>
-      </w:r>
-      <w:r>
-        <w:rPr>
-          <w:b/>
-          <w:spacing w:val="21"/>
-          <w:lang w:val="it-IT"/>
-        </w:rPr>
-        <w:t xml:space="preserve"> </w:t>
-      </w:r>
-      <w:r>
-        <w:rPr>
-          <w:b/>
-          <w:lang w:val="it-IT"/>
-        </w:rPr>
-        <w:t>non</w:t>
-      </w:r>
-      <w:r>
-        <w:rPr>
-          <w:b/>
-          <w:spacing w:val="18"/>
-          <w:lang w:val="it-IT"/>
-        </w:rPr>
-        <w:t xml:space="preserve"> </w:t>
-      </w:r>
-      <w:r>
-        <w:rPr>
-          <w:b/>
-          <w:lang w:val="it-IT"/>
-        </w:rPr>
-        <w:t>sostituisce</w:t>
-      </w:r>
-      <w:r>
-        <w:rPr>
-          <w:b/>
-          <w:spacing w:val="20"/>
-          <w:lang w:val="it-IT"/>
-        </w:rPr>
-        <w:t xml:space="preserve"> </w:t>
-      </w:r>
-      <w:r>
-        <w:rPr>
-          <w:b/>
-          <w:spacing w:val="-1"/>
-          <w:lang w:val="it-IT"/>
-        </w:rPr>
-        <w:t>il</w:t>
-      </w:r>
-      <w:r>
-        <w:rPr>
-          <w:b/>
-          <w:spacing w:val="19"/>
-          <w:lang w:val="it-IT"/>
-        </w:rPr>
-        <w:t xml:space="preserve"> </w:t>
-      </w:r>
-      <w:r>
-        <w:rPr>
-          <w:b/>
-          <w:spacing w:val="-1"/>
-          <w:lang w:val="it-IT"/>
-        </w:rPr>
-        <w:t>parere</w:t>
-      </w:r>
-      <w:r>
-        <w:rPr>
-          <w:b/>
-          <w:spacing w:val="20"/>
-          <w:lang w:val="it-IT"/>
-        </w:rPr>
-        <w:t xml:space="preserve"> </w:t>
-      </w:r>
-      <w:r>
-        <w:rPr>
-          <w:b/>
-          <w:spacing w:val="-1"/>
-          <w:lang w:val="it-IT"/>
-        </w:rPr>
-        <w:t>del</w:t>
-      </w:r>
-      <w:r>
-        <w:rPr>
-          <w:b/>
-          <w:spacing w:val="20"/>
-          <w:lang w:val="it-IT"/>
-        </w:rPr>
-        <w:t xml:space="preserve"> </w:t>
-      </w:r>
-      <w:r>
-        <w:rPr>
-          <w:b/>
-          <w:spacing w:val="-1"/>
-          <w:lang w:val="it-IT"/>
-        </w:rPr>
-        <w:t>medico</w:t>
-      </w:r>
-      <w:r>
-        <w:rPr>
-          <w:spacing w:val="-1"/>
-          <w:lang w:val="it-IT"/>
-        </w:rPr>
-        <w:t>.</w:t>
-      </w:r>
-      <w:r>
-        <w:rPr>
-          <w:spacing w:val="19"/>
-          <w:lang w:val="it-IT"/>
-        </w:rPr>
-        <w:t xml:space="preserve"> </w:t>
-      </w:r>
-      <w:r>
-        <w:rPr>
-          <w:lang w:val="it-IT"/>
-        </w:rPr>
-        <w:t>I</w:t>
-      </w:r>
-      <w:r>
-        <w:rPr>
-          <w:spacing w:val="20"/>
-          <w:lang w:val="it-IT"/>
-        </w:rPr>
-        <w:t xml:space="preserve"> </w:t>
-      </w:r>
-      <w:r>
-        <w:rPr>
-          <w:spacing w:val="-1"/>
-          <w:lang w:val="it-IT"/>
-        </w:rPr>
-        <w:t>risultati</w:t>
-      </w:r>
-      <w:r>
-        <w:rPr>
-          <w:spacing w:val="19"/>
-          <w:lang w:val="it-IT"/>
-        </w:rPr>
-        <w:t xml:space="preserve"> </w:t>
-      </w:r>
-      <w:r>
-        <w:rPr>
-          <w:spacing w:val="-1"/>
-          <w:lang w:val="it-IT"/>
-        </w:rPr>
-        <w:t>devono</w:t>
-      </w:r>
-      <w:r>
-        <w:rPr>
-          <w:spacing w:val="28"/>
-          <w:w w:val="99"/>
-          <w:lang w:val="it-IT"/>
-        </w:rPr>
-        <w:t xml:space="preserve"> </w:t>
-      </w:r>
-      <w:r>
-        <w:rPr>
-          <w:spacing w:val="-1"/>
-          <w:lang w:val="it-IT"/>
-        </w:rPr>
-        <w:t>essere</w:t>
-      </w:r>
-      <w:r>
-        <w:rPr>
-          <w:spacing w:val="-8"/>
-          <w:lang w:val="it-IT"/>
-        </w:rPr>
-        <w:t xml:space="preserve"> </w:t>
-      </w:r>
-      <w:r>
-        <w:rPr>
-          <w:spacing w:val="-1"/>
-          <w:lang w:val="it-IT"/>
-        </w:rPr>
-        <w:t>valutati</w:t>
-      </w:r>
-      <w:r>
-        <w:rPr>
-          <w:spacing w:val="-7"/>
-          <w:lang w:val="it-IT"/>
-        </w:rPr>
-        <w:t xml:space="preserve"> </w:t>
-      </w:r>
-      <w:r>
-        <w:rPr>
-          <w:spacing w:val="-1"/>
-          <w:lang w:val="it-IT"/>
-        </w:rPr>
-        <w:t>ed</w:t>
-      </w:r>
-      <w:r>
-        <w:rPr>
-          <w:spacing w:val="-7"/>
-          <w:lang w:val="it-IT"/>
-        </w:rPr>
-        <w:t xml:space="preserve"> </w:t>
-      </w:r>
-      <w:r>
-        <w:rPr>
-          <w:spacing w:val="-1"/>
-          <w:lang w:val="it-IT"/>
-        </w:rPr>
-        <w:t>approvati</w:t>
-      </w:r>
-      <w:r>
-        <w:rPr>
-          <w:spacing w:val="-10"/>
-          <w:lang w:val="it-IT"/>
-        </w:rPr>
-        <w:t xml:space="preserve"> </w:t>
-      </w:r>
-      <w:r>
-        <w:rPr>
-          <w:spacing w:val="-1"/>
-          <w:lang w:val="it-IT"/>
-        </w:rPr>
-        <w:t>alla</w:t>
-      </w:r>
-      <w:r>
-        <w:rPr>
-          <w:spacing w:val="-7"/>
-          <w:lang w:val="it-IT"/>
-        </w:rPr>
-        <w:t xml:space="preserve"> </w:t>
-      </w:r>
-      <w:r>
-        <w:rPr>
-          <w:spacing w:val="-1"/>
-          <w:lang w:val="it-IT"/>
-        </w:rPr>
-        <w:t>luce</w:t>
-      </w:r>
-      <w:r>
-        <w:rPr>
-          <w:spacing w:val="-7"/>
-          <w:lang w:val="it-IT"/>
-        </w:rPr>
-        <w:t xml:space="preserve"> </w:t>
-      </w:r>
-      <w:r>
-        <w:rPr>
-          <w:spacing w:val="-1"/>
-          <w:lang w:val="it-IT"/>
-        </w:rPr>
-        <w:t>della</w:t>
-      </w:r>
-      <w:r>
-        <w:rPr>
-          <w:spacing w:val="-7"/>
-          <w:lang w:val="it-IT"/>
-        </w:rPr>
-        <w:t xml:space="preserve"> </w:t>
-      </w:r>
-      <w:r>
-        <w:rPr>
-          <w:spacing w:val="-1"/>
-          <w:lang w:val="it-IT"/>
-        </w:rPr>
-        <w:t>storia</w:t>
-      </w:r>
-      <w:r>
-        <w:rPr>
-          <w:spacing w:val="-7"/>
-          <w:lang w:val="it-IT"/>
-        </w:rPr>
-        <w:t xml:space="preserve"> </w:t>
-      </w:r>
-      <w:r>
-        <w:rPr>
-          <w:spacing w:val="-1"/>
-          <w:lang w:val="it-IT"/>
-        </w:rPr>
-        <w:t>anamnestica</w:t>
-      </w:r>
-      <w:r>
-        <w:rPr>
-          <w:spacing w:val="-7"/>
-          <w:lang w:val="it-IT"/>
-        </w:rPr>
-        <w:t xml:space="preserve"> </w:t>
-      </w:r>
-      <w:r>
-        <w:rPr>
-          <w:spacing w:val="-1"/>
-          <w:lang w:val="it-IT"/>
-        </w:rPr>
-        <w:t>personale</w:t>
-      </w:r>
-      <w:r>
-        <w:rPr>
-          <w:spacing w:val="-7"/>
-          <w:lang w:val="it-IT"/>
-        </w:rPr>
-        <w:t xml:space="preserve"> </w:t>
-      </w:r>
-      <w:r>
-        <w:rPr>
-          <w:spacing w:val="-1"/>
-          <w:lang w:val="it-IT"/>
-        </w:rPr>
-        <w:t>su</w:t>
-      </w:r>
-      <w:r>
-        <w:rPr>
-          <w:spacing w:val="-7"/>
-          <w:lang w:val="it-IT"/>
-        </w:rPr>
-        <w:t xml:space="preserve"> </w:t>
-      </w:r>
-      <w:r>
-        <w:rPr>
-          <w:b/>
-          <w:spacing w:val="-1"/>
-          <w:lang w:val="it-IT"/>
-        </w:rPr>
-        <w:t>verifica</w:t>
-      </w:r>
-      <w:r>
-        <w:rPr>
-          <w:b/>
-          <w:spacing w:val="-6"/>
-          <w:lang w:val="it-IT"/>
-        </w:rPr>
-        <w:t xml:space="preserve"> </w:t>
-      </w:r>
-      <w:r>
-        <w:rPr>
-          <w:b/>
-          <w:spacing w:val="-1"/>
-          <w:lang w:val="it-IT"/>
-        </w:rPr>
-        <w:t>del</w:t>
-      </w:r>
-      <w:r>
-        <w:rPr>
-          <w:b/>
-          <w:spacing w:val="-7"/>
-          <w:lang w:val="it-IT"/>
-        </w:rPr>
-        <w:t xml:space="preserve"> </w:t>
-      </w:r>
-      <w:r>
-        <w:rPr>
-          <w:b/>
-          <w:spacing w:val="-1"/>
-          <w:lang w:val="it-IT"/>
-        </w:rPr>
-        <w:t>medico</w:t>
-      </w:r>
-      <w:r>
-        <w:rPr>
-          <w:b/>
-          <w:spacing w:val="-6"/>
-          <w:lang w:val="it-IT"/>
-        </w:rPr>
-        <w:t xml:space="preserve"> </w:t>
-      </w:r>
-      <w:r>
-        <w:rPr>
-          <w:b/>
-          <w:spacing w:val="-1"/>
-          <w:lang w:val="it-IT"/>
-        </w:rPr>
-        <w:t>curante</w:t>
+          <w:bCs/>
+          <w:spacing w:val="-1"/>
+          <w:lang w:val="it-IT"/>
+        </w:rPr>
+        <w:t>verifica del medico curante</w:t>
       </w:r>
       <w:r>
         <w:rPr>
@@ -17627,7 +16469,21 @@
     </w:p>
     <w:p>
       <w:pPr>
-        <w:pStyle w:val="TextBody"/>
+        <w:pStyle w:val="BodyText"/>
+        <w:spacing w:lineRule="auto" w:line="276" w:before="74" w:after="0"/>
+        <w:ind w:hanging="0" w:left="108" w:right="98"/>
+        <w:jc w:val="both"/>
+        <w:rPr>
+          <w:lang w:val="it-IT"/>
+        </w:rPr>
+      </w:pPr>
+      <w:r>
+        <w:rPr/>
+      </w:r>
+    </w:p>
+    <w:p>
+      <w:pPr>
+        <w:pStyle w:val="BodyText"/>
         <w:jc w:val="both"/>
         <w:rPr>
           <w:lang w:val="it-IT"/>
@@ -17903,7 +16759,6 @@
         <w:jc w:val="both"/>
         <w:rPr>
           <w:b w:val="false"/>
-          <w:b w:val="false"/>
           <w:bCs w:val="false"/>
           <w:lang w:val="it-IT"/>
         </w:rPr>
@@ -18100,7 +16955,6 @@
         <w:rPr>
           <w:rFonts w:ascii="Arial" w:hAnsi="Arial" w:eastAsia="Arial" w:cs="Arial"/>
           <w:b/>
-          <w:b/>
           <w:bCs/>
           <w:sz w:val="13"/>
           <w:szCs w:val="13"/>
@@ -18122,7 +16976,7 @@
       <w:pPr>
         <w:pStyle w:val="Normal"/>
         <w:spacing w:before="80" w:after="0"/>
-        <w:ind w:left="108" w:hanging="0"/>
+        <w:ind w:hanging="0" w:left="108"/>
         <w:rPr>
           <w:rFonts w:ascii="Times New Roman" w:hAnsi="Times New Roman" w:eastAsia="Times New Roman" w:cs="Times New Roman"/>
           <w:sz w:val="16"/>
@@ -18149,7 +17003,6 @@
         <w:rPr>
           <w:rFonts w:ascii="Times New Roman" w:hAnsi="Times New Roman" w:eastAsia="Times New Roman" w:cs="Times New Roman"/>
           <w:b/>
-          <w:b/>
           <w:bCs/>
           <w:i/>
           <w:i/>
@@ -18174,7 +17027,7 @@
       <w:pPr>
         <w:pStyle w:val="Normal"/>
         <w:spacing w:lineRule="auto" w:line="240"/>
-        <w:ind w:left="108" w:right="423" w:hanging="0"/>
+        <w:ind w:hanging="0" w:left="108" w:right="423"/>
         <w:rPr>
           <w:sz w:val="16"/>
           <w:szCs w:val="16"/>
@@ -18664,7 +17517,7 @@
       <w:pPr>
         <w:pStyle w:val="Normal"/>
         <w:spacing w:lineRule="auto" w:line="240"/>
-        <w:ind w:left="108" w:right="423" w:hanging="0"/>
+        <w:ind w:hanging="0" w:left="108" w:right="423"/>
         <w:rPr>
           <w:sz w:val="16"/>
           <w:szCs w:val="16"/>
@@ -18684,7 +17537,7 @@
       <w:pPr>
         <w:pStyle w:val="Normal"/>
         <w:spacing w:lineRule="auto" w:line="240" w:before="46" w:after="0"/>
-        <w:ind w:left="108" w:right="270" w:hanging="0"/>
+        <w:ind w:hanging="0" w:left="108" w:right="270"/>
         <w:rPr>
           <w:sz w:val="16"/>
           <w:szCs w:val="16"/>
@@ -19254,7 +18107,7 @@
       <w:pPr>
         <w:pStyle w:val="Normal"/>
         <w:spacing w:lineRule="auto" w:line="240"/>
-        <w:ind w:left="108" w:right="171" w:hanging="0"/>
+        <w:ind w:hanging="0" w:left="108" w:right="171"/>
         <w:rPr>
           <w:sz w:val="16"/>
           <w:szCs w:val="16"/>
@@ -20152,7 +19005,7 @@
       <w:pPr>
         <w:pStyle w:val="Normal"/>
         <w:spacing w:lineRule="auto" w:line="240"/>
-        <w:ind w:left="108" w:right="171" w:hanging="0"/>
+        <w:ind w:hanging="0" w:left="108" w:right="171"/>
         <w:rPr>
           <w:sz w:val="16"/>
           <w:szCs w:val="16"/>
@@ -20784,7 +19637,7 @@
       <w:pPr>
         <w:pStyle w:val="Normal"/>
         <w:spacing w:lineRule="auto" w:line="240"/>
-        <w:ind w:left="108" w:right="171" w:hanging="0"/>
+        <w:ind w:hanging="0" w:left="108" w:right="171"/>
         <w:rPr>
           <w:sz w:val="16"/>
           <w:szCs w:val="16"/>
@@ -21446,7 +20299,7 @@
       <w:pPr>
         <w:pStyle w:val="Normal"/>
         <w:spacing w:lineRule="auto" w:line="240"/>
-        <w:ind w:left="108" w:right="270" w:hanging="0"/>
+        <w:ind w:hanging="0" w:left="108" w:right="270"/>
         <w:rPr>
           <w:sz w:val="16"/>
           <w:szCs w:val="16"/>
@@ -22026,7 +20879,7 @@
       <w:pPr>
         <w:pStyle w:val="Normal"/>
         <w:spacing w:lineRule="auto" w:line="240"/>
-        <w:ind w:left="108" w:right="171" w:hanging="0"/>
+        <w:ind w:hanging="0" w:left="108" w:right="171"/>
         <w:rPr>
           <w:sz w:val="16"/>
           <w:szCs w:val="16"/>
@@ -22565,7 +21418,7 @@
       <w:pPr>
         <w:pStyle w:val="Normal"/>
         <w:spacing w:lineRule="auto" w:line="240"/>
-        <w:ind w:left="108" w:hanging="0"/>
+        <w:ind w:hanging="0" w:left="108"/>
         <w:rPr>
           <w:sz w:val="16"/>
           <w:szCs w:val="16"/>
@@ -22920,7 +21773,7 @@
       <w:pPr>
         <w:pStyle w:val="Normal"/>
         <w:spacing w:lineRule="auto" w:line="240"/>
-        <w:ind w:left="108" w:right="171" w:hanging="0"/>
+        <w:ind w:hanging="0" w:left="108" w:right="171"/>
         <w:rPr>
           <w:sz w:val="16"/>
           <w:szCs w:val="16"/>
@@ -23515,7 +22368,7 @@
       <w:pPr>
         <w:pStyle w:val="Normal"/>
         <w:spacing w:lineRule="auto" w:line="240"/>
-        <w:ind w:left="108" w:hanging="0"/>
+        <w:ind w:hanging="0" w:left="108"/>
         <w:rPr>
           <w:sz w:val="16"/>
           <w:szCs w:val="16"/>
@@ -23868,7 +22721,7 @@
       <w:pPr>
         <w:pStyle w:val="Normal"/>
         <w:spacing w:lineRule="auto" w:line="240"/>
-        <w:ind w:left="108" w:right="171" w:hanging="0"/>
+        <w:ind w:hanging="0" w:left="108" w:right="171"/>
         <w:rPr>
           <w:sz w:val="16"/>
           <w:szCs w:val="16"/>
@@ -24757,7 +23610,7 @@
       <w:pPr>
         <w:pStyle w:val="Normal"/>
         <w:spacing w:lineRule="auto" w:line="240"/>
-        <w:ind w:left="108" w:right="171" w:hanging="0"/>
+        <w:ind w:hanging="0" w:left="108" w:right="171"/>
         <w:rPr>
           <w:sz w:val="16"/>
           <w:szCs w:val="16"/>
@@ -25677,7 +24530,7 @@
       <w:pPr>
         <w:pStyle w:val="Normal"/>
         <w:spacing w:lineRule="auto" w:line="240" w:before="42" w:after="0"/>
-        <w:ind w:left="108" w:right="270" w:hanging="0"/>
+        <w:ind w:hanging="0" w:left="108" w:right="270"/>
         <w:rPr>
           <w:sz w:val="16"/>
           <w:szCs w:val="16"/>
@@ -25697,7 +24550,7 @@
       <w:pPr>
         <w:pStyle w:val="Normal"/>
         <w:spacing w:lineRule="auto" w:line="240" w:before="42" w:after="0"/>
-        <w:ind w:left="108" w:right="270" w:hanging="0"/>
+        <w:ind w:hanging="0" w:left="108" w:right="270"/>
         <w:rPr>
           <w:sz w:val="16"/>
           <w:szCs w:val="16"/>
@@ -26336,7 +25189,7 @@
               <w:widowControl w:val="false"/>
               <w:suppressAutoHyphens w:val="true"/>
               <w:spacing w:lineRule="auto" w:line="276" w:before="26" w:after="0"/>
-              <w:ind w:left="32" w:hanging="0"/>
+              <w:ind w:hanging="0" w:left="32"/>
               <w:jc w:val="left"/>
               <w:rPr>
                 <w:rFonts w:ascii="Arial" w:hAnsi="Arial" w:eastAsia="Arial" w:cs="Arial"/>
@@ -26373,11 +25226,10 @@
               <w:widowControl w:val="false"/>
               <w:suppressAutoHyphens w:val="true"/>
               <w:spacing w:lineRule="auto" w:line="276" w:before="47" w:after="0"/>
-              <w:ind w:left="33" w:hanging="0"/>
+              <w:ind w:hanging="0" w:left="33"/>
               <w:jc w:val="left"/>
               <w:rPr>
                 <w:rFonts w:ascii="Arial" w:hAnsi="Arial"/>
-                <w:b/>
                 <w:b/>
                 <w:color w:val="FFFFFF"/>
                 <w:spacing w:val="-1"/>
@@ -26406,7 +25258,7 @@
               <w:widowControl w:val="false"/>
               <w:suppressAutoHyphens w:val="true"/>
               <w:spacing w:lineRule="auto" w:line="276" w:before="47" w:after="0"/>
-              <w:ind w:left="33" w:hanging="0"/>
+              <w:ind w:hanging="0" w:left="33"/>
               <w:jc w:val="left"/>
               <w:rPr>
                 <w:rFonts w:ascii="Arial" w:hAnsi="Arial" w:eastAsia="Arial" w:cs="Arial"/>
@@ -26577,11 +25429,10 @@
               <w:widowControl w:val="false"/>
               <w:suppressAutoHyphens w:val="true"/>
               <w:spacing w:lineRule="auto" w:line="276" w:before="25" w:after="0"/>
-              <w:ind w:left="33" w:hanging="0"/>
+              <w:ind w:hanging="0" w:left="33"/>
               <w:jc w:val="both"/>
               <w:rPr>
                 <w:rFonts w:ascii="Arial" w:hAnsi="Arial"/>
-                <w:b/>
                 <w:b/>
                 <w:color w:val="FFFFFF"/>
                 <w:spacing w:val="-1"/>
@@ -26610,7 +25461,7 @@
               <w:widowControl w:val="false"/>
               <w:suppressAutoHyphens w:val="true"/>
               <w:spacing w:lineRule="auto" w:line="276" w:before="25" w:after="0"/>
-              <w:ind w:left="33" w:hanging="0"/>
+              <w:ind w:hanging="0" w:left="33"/>
               <w:jc w:val="both"/>
               <w:rPr>
                 <w:rFonts w:ascii="Arial" w:hAnsi="Arial" w:eastAsia="Arial" w:cs="Arial"/>
@@ -26781,7 +25632,7 @@
               <w:widowControl w:val="false"/>
               <w:suppressAutoHyphens w:val="true"/>
               <w:spacing w:lineRule="auto" w:line="276" w:before="47" w:after="0"/>
-              <w:ind w:left="33" w:hanging="0"/>
+              <w:ind w:hanging="0" w:left="33"/>
               <w:jc w:val="both"/>
               <w:rPr>
                 <w:rFonts w:ascii="Arial" w:hAnsi="Arial" w:eastAsia="Arial" w:cs="Arial"/>
@@ -26809,7 +25660,7 @@
               <w:widowControl w:val="false"/>
               <w:suppressAutoHyphens w:val="true"/>
               <w:spacing w:lineRule="auto" w:line="276" w:before="46" w:after="0"/>
-              <w:ind w:left="33" w:right="592" w:hanging="0"/>
+              <w:ind w:hanging="0" w:left="33" w:right="592"/>
               <w:jc w:val="left"/>
               <w:rPr>
                 <w:rFonts w:ascii="Arial" w:hAnsi="Arial" w:eastAsia="Arial" w:cs="Arial"/>
@@ -26970,11 +25821,10 @@
               <w:widowControl w:val="false"/>
               <w:suppressAutoHyphens w:val="true"/>
               <w:spacing w:lineRule="auto" w:line="276" w:before="25" w:after="0"/>
-              <w:ind w:left="33" w:hanging="0"/>
+              <w:ind w:hanging="0" w:left="33"/>
               <w:jc w:val="left"/>
               <w:rPr>
                 <w:rFonts w:ascii="Arial" w:hAnsi="Arial"/>
-                <w:b/>
                 <w:b/>
                 <w:color w:val="FFFFFF"/>
                 <w:spacing w:val="-1"/>
@@ -27028,7 +25878,7 @@
               <w:widowControl w:val="false"/>
               <w:suppressAutoHyphens w:val="true"/>
               <w:spacing w:lineRule="auto" w:line="276" w:before="25" w:after="0"/>
-              <w:ind w:left="33" w:hanging="0"/>
+              <w:ind w:hanging="0" w:left="33"/>
               <w:jc w:val="left"/>
               <w:rPr>
                 <w:rFonts w:ascii="Arial" w:hAnsi="Arial" w:eastAsia="Arial" w:cs="Arial"/>
@@ -27344,7 +26194,12 @@
         </w:rPr>
       </w:pPr>
       <w:r>
-        <w:rPr/>
+        <w:rPr>
+          <w:rFonts w:eastAsia="Times New Roman" w:cs="Times New Roman" w:ascii="Times New Roman" w:hAnsi="Times New Roman"/>
+          <w:sz w:val="17"/>
+          <w:szCs w:val="17"/>
+          <w:lang w:val="it-IT"/>
+        </w:rPr>
       </w:r>
     </w:p>
     <w:sectPr>
@@ -27505,7 +26360,7 @@
               <w:szCs w:val="16"/>
               <w:rFonts w:ascii="Arial" w:hAnsi="Arial"/>
             </w:rPr>
-            <w:t>9</w:t>
+            <w:t>8</w:t>
           </w:r>
           <w:r>
             <w:rPr>
@@ -27656,7 +26511,7 @@
               <w:szCs w:val="16"/>
               <w:rFonts w:ascii="Arial" w:hAnsi="Arial"/>
             </w:rPr>
-            <w:t>9</w:t>
+            <w:t>8</w:t>
           </w:r>
           <w:r>
             <w:rPr>
@@ -28175,7 +27030,7 @@
     <w:unhideWhenUsed/>
     <w:qFormat/>
     <w:pPr>
-      <w:ind w:left="108" w:hanging="0"/>
+      <w:ind w:hanging="0" w:left="108"/>
       <w:outlineLvl w:val="1"/>
     </w:pPr>
     <w:rPr>
@@ -28204,7 +27059,7 @@
     </w:pPr>
     <w:rPr>
       <w:rFonts w:ascii="Cambria" w:hAnsi="Cambria" w:eastAsia="" w:cs="" w:asciiTheme="majorHAnsi" w:cstheme="majorBidi" w:eastAsiaTheme="majorEastAsia" w:hAnsiTheme="majorHAnsi"/>
-      <w:color w:val="243F60" w:themeColor="accent1" w:themeShade="7f"/>
+      <w:color w:themeColor="accent1" w:themeShade="7f" w:val="243F60"/>
       <w:sz w:val="24"/>
       <w:szCs w:val="24"/>
     </w:rPr>
@@ -28226,7 +27081,7 @@
     <w:rsid w:val="006f7d9e"/>
     <w:rPr>
       <w:rFonts w:ascii="Cambria" w:hAnsi="Cambria" w:eastAsia="" w:cs="" w:asciiTheme="majorHAnsi" w:cstheme="majorBidi" w:eastAsiaTheme="majorEastAsia" w:hAnsiTheme="majorHAnsi"/>
-      <w:color w:val="243F60" w:themeColor="accent1" w:themeShade="7f"/>
+      <w:color w:themeColor="accent1" w:themeShade="7f" w:val="243F60"/>
       <w:sz w:val="24"/>
       <w:szCs w:val="24"/>
     </w:rPr>
@@ -28247,7 +27102,7 @@
     <w:rsid w:val="00603722"/>
     <w:rPr/>
   </w:style>
-  <w:style w:type="character" w:styleId="InternetLink">
+  <w:style w:type="character" w:styleId="Hyperlink">
     <w:name w:val="Hyperlink"/>
     <w:rPr>
       <w:color w:val="000080"/>
@@ -28258,7 +27113,7 @@
   <w:style w:type="paragraph" w:styleId="Heading">
     <w:name w:val="Heading"/>
     <w:basedOn w:val="Normal"/>
-    <w:next w:val="TextBody"/>
+    <w:next w:val="BodyText"/>
     <w:qFormat/>
     <w:pPr>
       <w:keepNext w:val="true"/>
@@ -28270,13 +27125,13 @@
       <w:szCs w:val="28"/>
     </w:rPr>
   </w:style>
-  <w:style w:type="paragraph" w:styleId="TextBody">
+  <w:style w:type="paragraph" w:styleId="BodyText">
     <w:name w:val="Body Text"/>
     <w:basedOn w:val="Normal"/>
     <w:uiPriority w:val="1"/>
     <w:qFormat/>
     <w:pPr>
-      <w:ind w:left="108" w:hanging="0"/>
+      <w:ind w:hanging="0" w:left="108"/>
     </w:pPr>
     <w:rPr>
       <w:rFonts w:ascii="Arial" w:hAnsi="Arial" w:eastAsia="Arial"/>
@@ -28286,7 +27141,7 @@
   </w:style>
   <w:style w:type="paragraph" w:styleId="List">
     <w:name w:val="List"/>
-    <w:basedOn w:val="TextBody"/>
+    <w:basedOn w:val="BodyText"/>
     <w:pPr/>
     <w:rPr>
       <w:rFonts w:cs="Noto Sans Devanagari"/>

--- a/static/Referto_Ageing.docx
+++ b/static/Referto_Ageing.docx
@@ -281,8 +281,8 @@
       </w:tblPr>
       <w:tblGrid>
         <w:gridCol w:w="3320"/>
-        <w:gridCol w:w="3237"/>
-        <w:gridCol w:w="3613"/>
+        <w:gridCol w:w="3234"/>
+        <w:gridCol w:w="3616"/>
       </w:tblGrid>
       <w:tr>
         <w:trPr>
@@ -354,7 +354,7 @@
         </w:tc>
         <w:tc>
           <w:tcPr>
-            <w:tcW w:w="3237" w:type="dxa"/>
+            <w:tcW w:w="3234" w:type="dxa"/>
             <w:tcBorders>
               <w:top w:val="nil"/>
               <w:left w:val="nil"/>
@@ -417,7 +417,7 @@
         </w:tc>
         <w:tc>
           <w:tcPr>
-            <w:tcW w:w="3613" w:type="dxa"/>
+            <w:tcW w:w="3616" w:type="dxa"/>
             <w:tcBorders>
               <w:top w:val="nil"/>
               <w:left w:val="nil"/>
@@ -543,7 +543,7 @@
         </w:tc>
         <w:tc>
           <w:tcPr>
-            <w:tcW w:w="3237" w:type="dxa"/>
+            <w:tcW w:w="3234" w:type="dxa"/>
             <w:tcBorders>
               <w:top w:val="nil"/>
               <w:left w:val="nil"/>
@@ -605,7 +605,7 @@
         </w:tc>
         <w:tc>
           <w:tcPr>
-            <w:tcW w:w="3613" w:type="dxa"/>
+            <w:tcW w:w="3616" w:type="dxa"/>
             <w:tcBorders>
               <w:top w:val="nil"/>
               <w:left w:val="nil"/>
@@ -719,7 +719,7 @@
         </w:tc>
         <w:tc>
           <w:tcPr>
-            <w:tcW w:w="3237" w:type="dxa"/>
+            <w:tcW w:w="3234" w:type="dxa"/>
             <w:tcBorders>
               <w:top w:val="nil"/>
               <w:left w:val="nil"/>
@@ -794,7 +794,7 @@
         </w:tc>
         <w:tc>
           <w:tcPr>
-            <w:tcW w:w="3613" w:type="dxa"/>
+            <w:tcW w:w="3616" w:type="dxa"/>
             <w:tcBorders>
               <w:top w:val="nil"/>
               <w:left w:val="nil"/>
@@ -7526,9 +7526,9 @@
         <w:tblLook w:val="04a0" w:noHBand="0" w:noVBand="1" w:firstColumn="1" w:lastRow="0" w:lastColumn="0" w:firstRow="1"/>
       </w:tblPr>
       <w:tblGrid>
-        <w:gridCol w:w="1618"/>
-        <w:gridCol w:w="2322"/>
-        <w:gridCol w:w="1622"/>
+        <w:gridCol w:w="1616"/>
+        <w:gridCol w:w="2321"/>
+        <w:gridCol w:w="1625"/>
         <w:gridCol w:w="2355"/>
         <w:gridCol w:w="2614"/>
       </w:tblGrid>
@@ -7538,7 +7538,7 @@
         </w:trPr>
         <w:tc>
           <w:tcPr>
-            <w:tcW w:w="1618" w:type="dxa"/>
+            <w:tcW w:w="1616" w:type="dxa"/>
             <w:tcBorders>
               <w:right w:val="nil"/>
             </w:tcBorders>
@@ -7578,7 +7578,7 @@
         </w:tc>
         <w:tc>
           <w:tcPr>
-            <w:tcW w:w="2322" w:type="dxa"/>
+            <w:tcW w:w="2321" w:type="dxa"/>
             <w:tcBorders/>
             <w:shd w:color="auto" w:fill="808080" w:themeFill="background1" w:themeFillShade="80" w:val="clear"/>
           </w:tcPr>
@@ -7614,7 +7614,7 @@
         </w:tc>
         <w:tc>
           <w:tcPr>
-            <w:tcW w:w="6591" w:type="dxa"/>
+            <w:tcW w:w="6594" w:type="dxa"/>
             <w:gridSpan w:val="3"/>
             <w:tcBorders/>
             <w:shd w:color="auto" w:fill="808080" w:themeFill="background1" w:themeFillShade="80" w:val="clear"/>
@@ -7658,7 +7658,7 @@
         </w:trPr>
         <w:tc>
           <w:tcPr>
-            <w:tcW w:w="1618" w:type="dxa"/>
+            <w:tcW w:w="1616" w:type="dxa"/>
             <w:tcBorders>
               <w:right w:val="nil"/>
             </w:tcBorders>
@@ -7684,7 +7684,7 @@
         </w:tc>
         <w:tc>
           <w:tcPr>
-            <w:tcW w:w="2322" w:type="dxa"/>
+            <w:tcW w:w="2321" w:type="dxa"/>
             <w:tcBorders/>
           </w:tcPr>
           <w:p>
@@ -7708,7 +7708,7 @@
         </w:tc>
         <w:tc>
           <w:tcPr>
-            <w:tcW w:w="1622" w:type="dxa"/>
+            <w:tcW w:w="1625" w:type="dxa"/>
             <w:tcBorders/>
           </w:tcPr>
           <w:p>
@@ -10608,19 +10608,15 @@
           </w:tcPr>
           <w:p>
             <w:pPr>
-              <w:pStyle w:val="BodyText"/>
-              <w:widowControl w:val="false"/>
-              <w:suppressAutoHyphens w:val="true"/>
-              <w:spacing w:before="74" w:after="0"/>
-              <w:ind w:hanging="0" w:left="0"/>
-              <w:jc w:val="center"/>
-              <w:rPr>
-                <w:lang w:val="it-IT"/>
+              <w:pStyle w:val="Normal"/>
+              <w:jc w:val="left"/>
+              <w:rPr>
+                <w:sz w:val="20"/>
               </w:rPr>
             </w:pPr>
             <w:r>
               <w:rPr>
-                <w:lang w:val="it-IT"/>
+                <w:sz w:val="20"/>
               </w:rPr>
             </w:r>
           </w:p>
@@ -10630,22 +10626,327 @@
     <w:p>
       <w:pPr>
         <w:pStyle w:val="Normal"/>
-        <w:rPr>
-          <w:b w:val="false"/>
-          <w:bCs w:val="false"/>
-          <w:spacing w:val="-8"/>
-          <w:lang w:val="it-IT"/>
-        </w:rPr>
+        <w:rPr/>
       </w:pPr>
       <w:r>
-        <w:rPr>
-          <w:b w:val="false"/>
-          <w:bCs w:val="false"/>
-          <w:spacing w:val="-8"/>
-          <w:lang w:val="it-IT"/>
-        </w:rPr>
+        <w:rPr/>
       </w:r>
     </w:p>
+    <w:tbl>
+      <w:tblPr>
+        <w:tblStyle w:val="TableGrid"/>
+        <w:tblW w:w="10350" w:type="dxa"/>
+        <w:jc w:val="left"/>
+        <w:tblInd w:w="108" w:type="dxa"/>
+        <w:tblLayout w:type="fixed"/>
+        <w:tblCellMar>
+          <w:top w:w="0" w:type="dxa"/>
+          <w:left w:w="108" w:type="dxa"/>
+          <w:bottom w:w="0" w:type="dxa"/>
+          <w:right w:w="108" w:type="dxa"/>
+        </w:tblCellMar>
+        <w:tblLook w:val="04a0" w:noHBand="0" w:noVBand="1" w:firstColumn="1" w:lastRow="0" w:lastColumn="0" w:firstRow="1"/>
+      </w:tblPr>
+      <w:tblGrid>
+        <w:gridCol w:w="1789"/>
+        <w:gridCol w:w="2050"/>
+        <w:gridCol w:w="2160"/>
+        <w:gridCol w:w="1913"/>
+        <w:gridCol w:w="2438"/>
+      </w:tblGrid>
+      <w:tr>
+        <w:trPr>
+          <w:trHeight w:val="454" w:hRule="atLeast"/>
+        </w:trPr>
+        <w:tc>
+          <w:tcPr>
+            <w:tcW w:w="1789" w:type="dxa"/>
+            <w:tcBorders>
+              <w:top w:val="single" w:sz="4" w:space="0" w:color="000000"/>
+              <w:left w:val="single" w:sz="4" w:space="0" w:color="000000"/>
+              <w:bottom w:val="single" w:sz="4" w:space="0" w:color="000000"/>
+              <w:right w:val="single" w:sz="4" w:space="0" w:color="000000"/>
+            </w:tcBorders>
+            <w:shd w:color="auto" w:fill="808080" w:themeFill="background1" w:themeFillShade="80" w:val="clear"/>
+          </w:tcPr>
+          <w:p>
+            <w:pPr>
+              <w:pStyle w:val="BodyText"/>
+              <w:suppressAutoHyphens w:val="true"/>
+              <w:spacing w:before="74" w:after="0"/>
+              <w:ind w:hanging="0" w:left="0"/>
+              <w:jc w:val="center"/>
+              <w:rPr>
+                <w:rFonts w:ascii="Arial" w:hAnsi="Arial"/>
+              </w:rPr>
+            </w:pPr>
+            <w:r>
+              <w:rPr>
+                <w:rFonts w:cs="" w:ascii="Arial" w:hAnsi="Arial"/>
+                <w:b/>
+                <w:bCs/>
+                <w:color w:themeColor="background1" w:val="FFFFFF"/>
+                <w:kern w:val="0"/>
+                <w:sz w:val="24"/>
+                <w:szCs w:val="24"/>
+                <w:lang w:val="it-IT" w:eastAsia="en-US" w:bidi="ar-SA"/>
+              </w:rPr>
+              <w:t>GENE</w:t>
+            </w:r>
+          </w:p>
+        </w:tc>
+        <w:tc>
+          <w:tcPr>
+            <w:tcW w:w="6123" w:type="dxa"/>
+            <w:gridSpan w:val="3"/>
+            <w:tcBorders>
+              <w:top w:val="single" w:sz="4" w:space="0" w:color="000000"/>
+              <w:left w:val="single" w:sz="4" w:space="0" w:color="000000"/>
+              <w:bottom w:val="single" w:sz="4" w:space="0" w:color="000000"/>
+              <w:right w:val="single" w:sz="4" w:space="0" w:color="000000"/>
+            </w:tcBorders>
+            <w:shd w:color="auto" w:fill="808080" w:themeFill="background1" w:themeFillShade="80" w:val="clear"/>
+          </w:tcPr>
+          <w:p>
+            <w:pPr>
+              <w:pStyle w:val="BodyText"/>
+              <w:suppressAutoHyphens w:val="true"/>
+              <w:spacing w:before="74" w:after="0"/>
+              <w:ind w:hanging="0" w:left="0"/>
+              <w:jc w:val="center"/>
+              <w:rPr>
+                <w:rFonts w:ascii="Arial" w:hAnsi="Arial"/>
+              </w:rPr>
+            </w:pPr>
+            <w:r>
+              <w:rPr>
+                <w:rFonts w:cs="" w:ascii="Arial" w:hAnsi="Arial"/>
+                <w:b/>
+                <w:bCs/>
+                <w:color w:themeColor="background1" w:val="FFFFFF"/>
+                <w:kern w:val="0"/>
+                <w:sz w:val="24"/>
+                <w:szCs w:val="24"/>
+                <w:lang w:val="it-IT" w:eastAsia="en-US" w:bidi="ar-SA"/>
+              </w:rPr>
+              <w:t>ALLELE</w:t>
+            </w:r>
+          </w:p>
+        </w:tc>
+        <w:tc>
+          <w:tcPr>
+            <w:tcW w:w="2438" w:type="dxa"/>
+            <w:tcBorders>
+              <w:top w:val="single" w:sz="4" w:space="0" w:color="000000"/>
+              <w:left w:val="single" w:sz="4" w:space="0" w:color="000000"/>
+              <w:bottom w:val="single" w:sz="4" w:space="0" w:color="000000"/>
+              <w:right w:val="single" w:sz="4" w:space="0" w:color="000000"/>
+            </w:tcBorders>
+            <w:shd w:color="auto" w:fill="808080" w:themeFill="background1" w:themeFillShade="80" w:val="clear"/>
+          </w:tcPr>
+          <w:p>
+            <w:pPr>
+              <w:pStyle w:val="BodyText"/>
+              <w:suppressAutoHyphens w:val="true"/>
+              <w:spacing w:before="74" w:after="0"/>
+              <w:ind w:hanging="0" w:left="0"/>
+              <w:jc w:val="center"/>
+              <w:rPr>
+                <w:rFonts w:ascii="Arial" w:hAnsi="Arial"/>
+              </w:rPr>
+            </w:pPr>
+            <w:r>
+              <w:rPr>
+                <w:rFonts w:cs="" w:ascii="Arial" w:hAnsi="Arial"/>
+                <w:b/>
+                <w:bCs/>
+                <w:color w:themeColor="background1" w:val="FFFFFF"/>
+                <w:kern w:val="0"/>
+                <w:sz w:val="24"/>
+                <w:szCs w:val="24"/>
+                <w:lang w:val="it-IT" w:eastAsia="en-US" w:bidi="ar-SA"/>
+              </w:rPr>
+              <w:t>MICRONUTRIENTE</w:t>
+            </w:r>
+          </w:p>
+        </w:tc>
+      </w:tr>
+      <w:tr>
+        <w:trPr>
+          <w:trHeight w:val="436" w:hRule="atLeast"/>
+        </w:trPr>
+        <w:tc>
+          <w:tcPr>
+            <w:tcW w:w="1789" w:type="dxa"/>
+            <w:tcBorders>
+              <w:top w:val="single" w:sz="4" w:space="0" w:color="000000"/>
+              <w:left w:val="single" w:sz="4" w:space="0" w:color="000000"/>
+              <w:bottom w:val="single" w:sz="4" w:space="0" w:color="000000"/>
+              <w:right w:val="single" w:sz="4" w:space="0" w:color="000000"/>
+            </w:tcBorders>
+            <w:vAlign w:val="center"/>
+          </w:tcPr>
+          <w:p>
+            <w:pPr>
+              <w:pStyle w:val="BodyText"/>
+              <w:suppressAutoHyphens w:val="true"/>
+              <w:spacing w:before="74" w:after="0"/>
+              <w:ind w:hanging="0" w:left="0"/>
+              <w:jc w:val="center"/>
+              <w:rPr>
+                <w:rFonts w:ascii="Arial" w:hAnsi="Arial"/>
+                <w:lang w:val="it-IT"/>
+              </w:rPr>
+            </w:pPr>
+            <w:r>
+              <w:rPr>
+                <w:rFonts w:ascii="Arial" w:hAnsi="Arial"/>
+                <w:lang w:val="it-IT"/>
+              </w:rPr>
+            </w:r>
+          </w:p>
+        </w:tc>
+        <w:tc>
+          <w:tcPr>
+            <w:tcW w:w="2050" w:type="dxa"/>
+            <w:tcBorders>
+              <w:top w:val="single" w:sz="4" w:space="0" w:color="000000"/>
+              <w:left w:val="single" w:sz="4" w:space="0" w:color="000000"/>
+              <w:bottom w:val="single" w:sz="4" w:space="0" w:color="000000"/>
+              <w:right w:val="single" w:sz="4" w:space="0" w:color="000000"/>
+            </w:tcBorders>
+            <w:vAlign w:val="center"/>
+          </w:tcPr>
+          <w:p>
+            <w:pPr>
+              <w:pStyle w:val="BodyText"/>
+              <w:suppressAutoHyphens w:val="true"/>
+              <w:spacing w:before="74" w:after="0"/>
+              <w:ind w:hanging="0" w:left="0"/>
+              <w:jc w:val="center"/>
+              <w:rPr>
+                <w:rFonts w:ascii="Arial" w:hAnsi="Arial"/>
+              </w:rPr>
+            </w:pPr>
+            <w:r>
+              <w:rPr>
+                <w:rFonts w:cs="" w:ascii="Arial" w:hAnsi="Arial"/>
+                <w:b/>
+                <w:bCs/>
+                <w:kern w:val="0"/>
+                <w:sz w:val="22"/>
+                <w:szCs w:val="22"/>
+                <w:lang w:val="it-IT" w:eastAsia="en-US" w:bidi="ar-SA"/>
+              </w:rPr>
+              <w:t>NORMALE</w:t>
+            </w:r>
+          </w:p>
+        </w:tc>
+        <w:tc>
+          <w:tcPr>
+            <w:tcW w:w="2160" w:type="dxa"/>
+            <w:tcBorders>
+              <w:top w:val="single" w:sz="4" w:space="0" w:color="000000"/>
+              <w:left w:val="single" w:sz="4" w:space="0" w:color="000000"/>
+              <w:bottom w:val="single" w:sz="4" w:space="0" w:color="000000"/>
+              <w:right w:val="single" w:sz="4" w:space="0" w:color="000000"/>
+            </w:tcBorders>
+            <w:vAlign w:val="center"/>
+          </w:tcPr>
+          <w:p>
+            <w:pPr>
+              <w:pStyle w:val="BodyText"/>
+              <w:suppressAutoHyphens w:val="true"/>
+              <w:spacing w:before="74" w:after="0"/>
+              <w:ind w:hanging="0" w:left="0"/>
+              <w:jc w:val="center"/>
+              <w:rPr>
+                <w:rFonts w:ascii="Arial" w:hAnsi="Arial"/>
+              </w:rPr>
+            </w:pPr>
+            <w:r>
+              <w:rPr>
+                <w:rFonts w:cs="" w:ascii="Arial" w:hAnsi="Arial"/>
+                <w:b/>
+                <w:bCs/>
+                <w:kern w:val="0"/>
+                <w:sz w:val="22"/>
+                <w:szCs w:val="22"/>
+                <w:lang w:val="it-IT" w:eastAsia="en-US" w:bidi="ar-SA"/>
+              </w:rPr>
+              <w:t>PREDISPONENTE</w:t>
+            </w:r>
+          </w:p>
+        </w:tc>
+        <w:tc>
+          <w:tcPr>
+            <w:tcW w:w="1913" w:type="dxa"/>
+            <w:tcBorders>
+              <w:top w:val="single" w:sz="4" w:space="0" w:color="000000"/>
+              <w:left w:val="single" w:sz="4" w:space="0" w:color="000000"/>
+              <w:bottom w:val="single" w:sz="4" w:space="0" w:color="000000"/>
+              <w:right w:val="single" w:sz="4" w:space="0" w:color="000000"/>
+            </w:tcBorders>
+            <w:vAlign w:val="center"/>
+          </w:tcPr>
+          <w:p>
+            <w:pPr>
+              <w:pStyle w:val="BodyText"/>
+              <w:suppressAutoHyphens w:val="true"/>
+              <w:spacing w:before="74" w:after="0"/>
+              <w:ind w:hanging="0" w:left="0"/>
+              <w:jc w:val="center"/>
+              <w:rPr>
+                <w:rFonts w:ascii="Arial" w:hAnsi="Arial"/>
+              </w:rPr>
+            </w:pPr>
+            <w:r>
+              <w:rPr>
+                <w:rFonts w:cs="" w:ascii="Arial" w:hAnsi="Arial"/>
+                <w:b/>
+                <w:bCs/>
+                <w:kern w:val="0"/>
+                <w:sz w:val="22"/>
+                <w:szCs w:val="22"/>
+                <w:lang w:val="it-IT" w:eastAsia="en-US" w:bidi="ar-SA"/>
+              </w:rPr>
+              <w:t>PAZIENTE</w:t>
+            </w:r>
+          </w:p>
+        </w:tc>
+        <w:tc>
+          <w:tcPr>
+            <w:tcW w:w="2438" w:type="dxa"/>
+            <w:tcBorders>
+              <w:top w:val="single" w:sz="4" w:space="0" w:color="000000"/>
+              <w:left w:val="single" w:sz="4" w:space="0" w:color="000000"/>
+              <w:bottom w:val="single" w:sz="4" w:space="0" w:color="000000"/>
+              <w:right w:val="single" w:sz="4" w:space="0" w:color="000000"/>
+            </w:tcBorders>
+            <w:vAlign w:val="center"/>
+          </w:tcPr>
+          <w:p>
+            <w:pPr>
+              <w:pStyle w:val="BodyText"/>
+              <w:suppressAutoHyphens w:val="true"/>
+              <w:spacing w:before="74" w:after="0"/>
+              <w:ind w:hanging="0" w:left="0"/>
+              <w:jc w:val="center"/>
+              <w:rPr>
+                <w:rFonts w:ascii="Arial" w:hAnsi="Arial"/>
+                <w:lang w:val="it-IT"/>
+              </w:rPr>
+            </w:pPr>
+            <w:r>
+              <w:rPr>
+                <w:rFonts w:ascii="Arial" w:hAnsi="Arial"/>
+                <w:lang w:val="it-IT"/>
+              </w:rPr>
+            </w:r>
+          </w:p>
+        </w:tc>
+      </w:tr>
+    </w:tbl>
     <w:p>
       <w:pPr>
         <w:pStyle w:val="Normal"/>
@@ -10681,11 +10982,11 @@
         <w:tblLook w:val="04a0" w:noHBand="0" w:noVBand="1" w:firstColumn="1" w:lastRow="0" w:lastColumn="0" w:firstRow="1"/>
       </w:tblPr>
       <w:tblGrid>
-        <w:gridCol w:w="1794"/>
+        <w:gridCol w:w="1791"/>
         <w:gridCol w:w="2427"/>
-        <w:gridCol w:w="2352"/>
-        <w:gridCol w:w="1344"/>
-        <w:gridCol w:w="2433"/>
+        <w:gridCol w:w="2355"/>
+        <w:gridCol w:w="1341"/>
+        <w:gridCol w:w="2436"/>
       </w:tblGrid>
       <w:tr>
         <w:trPr>
@@ -10693,7 +10994,7 @@
         </w:trPr>
         <w:tc>
           <w:tcPr>
-            <w:tcW w:w="1794" w:type="dxa"/>
+            <w:tcW w:w="1791" w:type="dxa"/>
             <w:tcBorders/>
             <w:shd w:color="auto" w:fill="808080" w:themeFill="background1" w:themeFillShade="80" w:val="clear"/>
           </w:tcPr>
@@ -10770,7 +11071,7 @@
         </w:tc>
         <w:tc>
           <w:tcPr>
-            <w:tcW w:w="2433" w:type="dxa"/>
+            <w:tcW w:w="2436" w:type="dxa"/>
             <w:tcBorders/>
             <w:shd w:color="auto" w:fill="808080" w:themeFill="background1" w:themeFillShade="80" w:val="clear"/>
           </w:tcPr>
@@ -10813,7 +11114,7 @@
         </w:trPr>
         <w:tc>
           <w:tcPr>
-            <w:tcW w:w="1794" w:type="dxa"/>
+            <w:tcW w:w="1791" w:type="dxa"/>
             <w:tcBorders/>
           </w:tcPr>
           <w:p>
@@ -10876,7 +11177,7 @@
         </w:tc>
         <w:tc>
           <w:tcPr>
-            <w:tcW w:w="2352" w:type="dxa"/>
+            <w:tcW w:w="2355" w:type="dxa"/>
             <w:tcBorders/>
           </w:tcPr>
           <w:p>
@@ -10915,7 +11216,7 @@
         </w:tc>
         <w:tc>
           <w:tcPr>
-            <w:tcW w:w="1344" w:type="dxa"/>
+            <w:tcW w:w="1341" w:type="dxa"/>
             <w:tcBorders/>
           </w:tcPr>
           <w:p>
@@ -10950,7 +11251,7 @@
         </w:tc>
         <w:tc>
           <w:tcPr>
-            <w:tcW w:w="2433" w:type="dxa"/>
+            <w:tcW w:w="2436" w:type="dxa"/>
             <w:tcBorders/>
           </w:tcPr>
           <w:p>
@@ -12800,10 +13101,10 @@
       </w:tblPr>
       <w:tblGrid>
         <w:gridCol w:w="2340"/>
-        <w:gridCol w:w="1434"/>
-        <w:gridCol w:w="2180"/>
-        <w:gridCol w:w="1348"/>
-        <w:gridCol w:w="3108"/>
+        <w:gridCol w:w="1431"/>
+        <w:gridCol w:w="2183"/>
+        <w:gridCol w:w="1345"/>
+        <w:gridCol w:w="3111"/>
       </w:tblGrid>
       <w:tr>
         <w:trPr>
@@ -12849,7 +13150,7 @@
         </w:tc>
         <w:tc>
           <w:tcPr>
-            <w:tcW w:w="4962" w:type="dxa"/>
+            <w:tcW w:w="4959" w:type="dxa"/>
             <w:gridSpan w:val="3"/>
             <w:tcBorders/>
             <w:shd w:color="auto" w:fill="808080" w:themeFill="background1" w:themeFillShade="80" w:val="clear"/>
@@ -12888,7 +13189,7 @@
         </w:tc>
         <w:tc>
           <w:tcPr>
-            <w:tcW w:w="3108" w:type="dxa"/>
+            <w:tcW w:w="3111" w:type="dxa"/>
             <w:tcBorders/>
             <w:shd w:color="auto" w:fill="808080" w:themeFill="background1" w:themeFillShade="80" w:val="clear"/>
           </w:tcPr>
@@ -12955,7 +13256,7 @@
         </w:tc>
         <w:tc>
           <w:tcPr>
-            <w:tcW w:w="1434" w:type="dxa"/>
+            <w:tcW w:w="1431" w:type="dxa"/>
             <w:tcBorders/>
           </w:tcPr>
           <w:p>
@@ -12990,7 +13291,7 @@
         </w:tc>
         <w:tc>
           <w:tcPr>
-            <w:tcW w:w="2180" w:type="dxa"/>
+            <w:tcW w:w="2183" w:type="dxa"/>
             <w:tcBorders/>
           </w:tcPr>
           <w:p>
@@ -13025,7 +13326,7 @@
         </w:tc>
         <w:tc>
           <w:tcPr>
-            <w:tcW w:w="1348" w:type="dxa"/>
+            <w:tcW w:w="1345" w:type="dxa"/>
             <w:tcBorders/>
           </w:tcPr>
           <w:p>
@@ -13060,7 +13361,7 @@
         </w:tc>
         <w:tc>
           <w:tcPr>
-            <w:tcW w:w="3108" w:type="dxa"/>
+            <w:tcW w:w="3111" w:type="dxa"/>
             <w:tcBorders/>
           </w:tcPr>
           <w:p>
@@ -13143,9 +13444,9 @@
       </w:tblPr>
       <w:tblGrid>
         <w:gridCol w:w="1621"/>
-        <w:gridCol w:w="2319"/>
-        <w:gridCol w:w="1621"/>
-        <w:gridCol w:w="2354"/>
+        <w:gridCol w:w="2318"/>
+        <w:gridCol w:w="1619"/>
+        <w:gridCol w:w="2357"/>
         <w:gridCol w:w="2518"/>
       </w:tblGrid>
       <w:tr>
@@ -13194,7 +13495,7 @@
         </w:tc>
         <w:tc>
           <w:tcPr>
-            <w:tcW w:w="2319" w:type="dxa"/>
+            <w:tcW w:w="2318" w:type="dxa"/>
             <w:tcBorders/>
             <w:shd w:color="auto" w:fill="808080" w:themeFill="background1" w:themeFillShade="80" w:val="clear"/>
           </w:tcPr>
@@ -13230,7 +13531,7 @@
         </w:tc>
         <w:tc>
           <w:tcPr>
-            <w:tcW w:w="6493" w:type="dxa"/>
+            <w:tcW w:w="6494" w:type="dxa"/>
             <w:gridSpan w:val="3"/>
             <w:tcBorders/>
             <w:shd w:color="auto" w:fill="808080" w:themeFill="background1" w:themeFillShade="80" w:val="clear"/>
@@ -13300,7 +13601,7 @@
         </w:tc>
         <w:tc>
           <w:tcPr>
-            <w:tcW w:w="2319" w:type="dxa"/>
+            <w:tcW w:w="2318" w:type="dxa"/>
             <w:tcBorders/>
           </w:tcPr>
           <w:p>
@@ -13324,7 +13625,7 @@
         </w:tc>
         <w:tc>
           <w:tcPr>
-            <w:tcW w:w="1621" w:type="dxa"/>
+            <w:tcW w:w="1619" w:type="dxa"/>
             <w:tcBorders/>
           </w:tcPr>
           <w:p>
@@ -13359,7 +13660,7 @@
         </w:tc>
         <w:tc>
           <w:tcPr>
-            <w:tcW w:w="2354" w:type="dxa"/>
+            <w:tcW w:w="2357" w:type="dxa"/>
             <w:tcBorders/>
           </w:tcPr>
           <w:p>
@@ -16478,7 +16779,9 @@
         </w:rPr>
       </w:pPr>
       <w:r>
-        <w:rPr/>
+        <w:rPr>
+          <w:lang w:val="it-IT"/>
+        </w:rPr>
       </w:r>
     </w:p>
     <w:p>
@@ -26360,7 +26663,7 @@
               <w:szCs w:val="16"/>
               <w:rFonts w:ascii="Arial" w:hAnsi="Arial"/>
             </w:rPr>
-            <w:t>8</w:t>
+            <w:t>9</w:t>
           </w:r>
           <w:r>
             <w:rPr>
@@ -26511,7 +26814,7 @@
               <w:szCs w:val="16"/>
               <w:rFonts w:ascii="Arial" w:hAnsi="Arial"/>
             </w:rPr>
-            <w:t>8</w:t>
+            <w:t>9</w:t>
           </w:r>
           <w:r>
             <w:rPr>
